--- a/دليل العمل على الطبقة المشتركه.docx
+++ b/دليل العمل على الطبقة المشتركه.docx
@@ -4645,6 +4645,1124 @@
     <w:p>
       <w:pPr>
         <w:bidi/>
+        <w:rPr>
+          <w:lang w:bidi="ar-JO"/>
+        </w:rPr>
+      </w:pPr>
+      <w:r>
+        <w:rPr>
+          <w:lang w:bidi="ar-JO"/>
+        </w:rPr>
+        <w:lastRenderedPageBreak/>
+        <w:t>AUTHORIZATION</w:t>
+      </w:r>
+    </w:p>
+    <w:p>
+      <w:pPr>
+        <w:bidi/>
+        <w:rPr>
+          <w:lang w:bidi="ar-JO"/>
+        </w:rPr>
+      </w:pPr>
+      <w:r>
+        <w:rPr>
+          <w:rtl/>
+        </w:rPr>
+        <w:t xml:space="preserve">النظام الذي بنيناه حتى الآن هو نظام </w:t>
+      </w:r>
+      <w:r>
+        <w:rPr>
+          <w:b/>
+          <w:bCs/>
+          <w:lang w:bidi="ar-JO"/>
+        </w:rPr>
+        <w:t>RBAC (Role-Based Access Control)</w:t>
+      </w:r>
+      <w:r>
+        <w:rPr>
+          <w:lang w:bidi="ar-JO"/>
+        </w:rPr>
+        <w:t xml:space="preserve"> </w:t>
+      </w:r>
+      <w:r>
+        <w:rPr>
+          <w:rtl/>
+        </w:rPr>
+        <w:t>قوي ومتوافق بنسبة كبيرة مع معايير هندسة البرمجيات الحديثة</w:t>
+      </w:r>
+      <w:r>
+        <w:rPr>
+          <w:lang w:bidi="ar-JO"/>
+        </w:rPr>
+        <w:t xml:space="preserve"> (</w:t>
+      </w:r>
+      <w:r>
+        <w:rPr>
+          <w:rtl/>
+        </w:rPr>
+        <w:t>مثل</w:t>
+      </w:r>
+      <w:r>
+        <w:rPr>
+          <w:lang w:bidi="ar-JO"/>
+        </w:rPr>
+        <w:t xml:space="preserve"> Clean Architecture, DDD, CQRS). </w:t>
+      </w:r>
+      <w:r>
+        <w:rPr>
+          <w:rtl/>
+        </w:rPr>
+        <w:t>لقد غطينا الجوهر الأساسي: إدارات الأدوار، ربطها بالمستخدمين، منع</w:t>
+      </w:r>
+      <w:r>
+        <w:rPr>
+          <w:lang w:bidi="ar-JO"/>
+        </w:rPr>
+        <w:t xml:space="preserve"> Magic Strings</w:t>
+      </w:r>
+      <w:r>
+        <w:rPr>
+          <w:rtl/>
+        </w:rPr>
+        <w:t>، وتمرير الصلاحيات عبر الـ</w:t>
+      </w:r>
+      <w:r>
+        <w:rPr>
+          <w:lang w:bidi="ar-JO"/>
+        </w:rPr>
+        <w:t xml:space="preserve"> JWT.</w:t>
+      </w:r>
+    </w:p>
+    <w:p>
+      <w:pPr>
+        <w:bidi/>
+        <w:rPr>
+          <w:lang w:bidi="ar-JO"/>
+        </w:rPr>
+      </w:pPr>
+      <w:r>
+        <w:rPr>
+          <w:rtl/>
+        </w:rPr>
+        <w:t xml:space="preserve">ولكن، لكي نرتقي بالنظام ليطابق </w:t>
+      </w:r>
+      <w:r>
+        <w:rPr>
+          <w:b/>
+          <w:bCs/>
+          <w:rtl/>
+        </w:rPr>
+        <w:t>أدق المعايير الدولية والأنظمة المؤسسية الضخمة</w:t>
+      </w:r>
+      <w:r>
+        <w:rPr>
+          <w:b/>
+          <w:bCs/>
+          <w:lang w:bidi="ar-JO"/>
+        </w:rPr>
+        <w:t xml:space="preserve"> (Enterprise-grade)</w:t>
+      </w:r>
+      <w:r>
+        <w:rPr>
+          <w:rtl/>
+        </w:rPr>
+        <w:t>، هنالك بعض الإضافات المتقدمة</w:t>
+      </w:r>
+      <w:r>
+        <w:rPr>
+          <w:lang w:bidi="ar-JO"/>
+        </w:rPr>
+        <w:t xml:space="preserve"> (Missing Pieces) </w:t>
+      </w:r>
+      <w:r>
+        <w:rPr>
+          <w:rtl/>
+        </w:rPr>
+        <w:t>التي تُؤخذ بعين الاعتبار في الأنظمة المالية أو الأمنية الحساسة</w:t>
+      </w:r>
+      <w:r>
+        <w:rPr>
+          <w:lang w:bidi="ar-JO"/>
+        </w:rPr>
+        <w:t>:</w:t>
+      </w:r>
+    </w:p>
+    <w:p>
+      <w:pPr>
+        <w:bidi/>
+        <w:rPr>
+          <w:b/>
+          <w:bCs/>
+          <w:lang w:bidi="ar-JO"/>
+        </w:rPr>
+      </w:pPr>
+      <w:r>
+        <w:rPr>
+          <w:b/>
+          <w:bCs/>
+          <w:lang w:bidi="ar-JO"/>
+        </w:rPr>
+        <w:t xml:space="preserve">1. </w:t>
+      </w:r>
+      <w:r>
+        <w:rPr>
+          <w:b/>
+          <w:bCs/>
+          <w:rtl/>
+        </w:rPr>
+        <w:t>الـ</w:t>
+      </w:r>
+      <w:r>
+        <w:rPr>
+          <w:b/>
+          <w:bCs/>
+          <w:lang w:bidi="ar-JO"/>
+        </w:rPr>
+        <w:t xml:space="preserve"> Caching </w:t>
+      </w:r>
+      <w:r>
+        <w:rPr>
+          <w:b/>
+          <w:bCs/>
+          <w:rtl/>
+        </w:rPr>
+        <w:t>للصلاحيات</w:t>
+      </w:r>
+      <w:r>
+        <w:rPr>
+          <w:b/>
+          <w:bCs/>
+          <w:lang w:bidi="ar-JO"/>
+        </w:rPr>
+        <w:t xml:space="preserve"> (Permission Caching) - </w:t>
+      </w:r>
+      <w:r>
+        <w:rPr>
+          <w:b/>
+          <w:bCs/>
+          <w:i/>
+          <w:iCs/>
+          <w:rtl/>
+        </w:rPr>
+        <w:t>معيار الأداء العالي</w:t>
+      </w:r>
+    </w:p>
+    <w:p>
+      <w:pPr>
+        <w:numPr>
+          <w:ilvl w:val="0"/>
+          <w:numId w:val="16"/>
+        </w:numPr>
+        <w:bidi/>
+        <w:rPr>
+          <w:lang w:bidi="ar-JO"/>
+        </w:rPr>
+      </w:pPr>
+      <w:r>
+        <w:rPr>
+          <w:b/>
+          <w:bCs/>
+          <w:rtl/>
+        </w:rPr>
+        <w:t>المشكلة</w:t>
+      </w:r>
+      <w:r>
+        <w:rPr>
+          <w:b/>
+          <w:bCs/>
+          <w:lang w:bidi="ar-JO"/>
+        </w:rPr>
+        <w:t>:</w:t>
+      </w:r>
+      <w:r>
+        <w:rPr>
+          <w:lang w:bidi="ar-JO"/>
+        </w:rPr>
+        <w:t xml:space="preserve"> </w:t>
+      </w:r>
+      <w:r>
+        <w:rPr>
+          <w:rtl/>
+        </w:rPr>
+        <w:t>في كل مرة يقوم فيها المستخدم بإرسال طلب</w:t>
+      </w:r>
+      <w:r>
+        <w:rPr>
+          <w:lang w:bidi="ar-JO"/>
+        </w:rPr>
+        <w:t xml:space="preserve"> (Request)</w:t>
+      </w:r>
+      <w:r>
+        <w:rPr>
+          <w:rtl/>
+        </w:rPr>
+        <w:t>، إذا قام النظام بالاستعلام من قاعدة البيانات لجلب أدوار المستخدم وصلاحياته لإنشاء الـ</w:t>
+      </w:r>
+      <w:r>
+        <w:rPr>
+          <w:lang w:bidi="ar-JO"/>
+        </w:rPr>
+        <w:t xml:space="preserve"> Token </w:t>
+      </w:r>
+      <w:r>
+        <w:rPr>
+          <w:rtl/>
+        </w:rPr>
+        <w:t>أو التحقق منها، سيشكل ذلك عبئاً كبيراً على قاعدة البيانات</w:t>
+      </w:r>
+      <w:r>
+        <w:rPr>
+          <w:lang w:bidi="ar-JO"/>
+        </w:rPr>
+        <w:t>.</w:t>
+      </w:r>
+    </w:p>
+    <w:p>
+      <w:pPr>
+        <w:numPr>
+          <w:ilvl w:val="0"/>
+          <w:numId w:val="16"/>
+        </w:numPr>
+        <w:bidi/>
+        <w:rPr>
+          <w:lang w:bidi="ar-JO"/>
+        </w:rPr>
+      </w:pPr>
+      <w:r>
+        <w:rPr>
+          <w:b/>
+          <w:bCs/>
+          <w:rtl/>
+        </w:rPr>
+        <w:t>الحل المؤسسي</w:t>
+      </w:r>
+      <w:r>
+        <w:rPr>
+          <w:b/>
+          <w:bCs/>
+          <w:lang w:bidi="ar-JO"/>
+        </w:rPr>
+        <w:t>:</w:t>
+      </w:r>
+      <w:r>
+        <w:rPr>
+          <w:lang w:bidi="ar-JO"/>
+        </w:rPr>
+        <w:t xml:space="preserve"> </w:t>
+      </w:r>
+      <w:r>
+        <w:rPr>
+          <w:rtl/>
+        </w:rPr>
+        <w:t>تخزين صلاحيات المستخدم مؤقتاً في الـ</w:t>
+      </w:r>
+      <w:r>
+        <w:rPr>
+          <w:lang w:bidi="ar-JO"/>
+        </w:rPr>
+        <w:t xml:space="preserve"> Memory (</w:t>
+      </w:r>
+      <w:r>
+        <w:rPr>
+          <w:rtl/>
+        </w:rPr>
+        <w:t xml:space="preserve">باستخدام </w:t>
+      </w:r>
+      <w:proofErr w:type="spellStart"/>
+      <w:r>
+        <w:rPr>
+          <w:b/>
+          <w:bCs/>
+          <w:lang w:bidi="ar-JO"/>
+        </w:rPr>
+        <w:t>IMemoryCache</w:t>
+      </w:r>
+      <w:proofErr w:type="spellEnd"/>
+      <w:r>
+        <w:rPr>
+          <w:lang w:bidi="ar-JO"/>
+        </w:rPr>
+        <w:t xml:space="preserve">) </w:t>
+      </w:r>
+      <w:r>
+        <w:rPr>
+          <w:rtl/>
+        </w:rPr>
+        <w:t>أو</w:t>
+      </w:r>
+      <w:r>
+        <w:rPr>
+          <w:lang w:bidi="ar-JO"/>
+        </w:rPr>
+        <w:t xml:space="preserve"> Redis</w:t>
+      </w:r>
+      <w:r>
+        <w:rPr>
+          <w:rtl/>
+        </w:rPr>
+        <w:t>، وتحديث الـ</w:t>
+      </w:r>
+      <w:r>
+        <w:rPr>
+          <w:lang w:bidi="ar-JO"/>
+        </w:rPr>
+        <w:t xml:space="preserve"> Cache </w:t>
+      </w:r>
+      <w:r>
+        <w:rPr>
+          <w:rtl/>
+        </w:rPr>
+        <w:t>فقط عند تعديل أدوار المستخدم أو صلاحيات الدور</w:t>
+      </w:r>
+      <w:r>
+        <w:rPr>
+          <w:lang w:bidi="ar-JO"/>
+        </w:rPr>
+        <w:t>.</w:t>
+      </w:r>
+    </w:p>
+    <w:p>
+      <w:pPr>
+        <w:bidi/>
+        <w:rPr>
+          <w:b/>
+          <w:bCs/>
+          <w:lang w:bidi="ar-JO"/>
+        </w:rPr>
+      </w:pPr>
+      <w:r>
+        <w:rPr>
+          <w:b/>
+          <w:bCs/>
+          <w:lang w:bidi="ar-JO"/>
+        </w:rPr>
+        <w:t xml:space="preserve">2. </w:t>
+      </w:r>
+      <w:r>
+        <w:rPr>
+          <w:b/>
+          <w:bCs/>
+          <w:rtl/>
+        </w:rPr>
+        <w:t>فصل الصلاحيات الديناميكية</w:t>
+      </w:r>
+      <w:r>
+        <w:rPr>
+          <w:b/>
+          <w:bCs/>
+          <w:lang w:bidi="ar-JO"/>
+        </w:rPr>
+        <w:t xml:space="preserve"> (Dynamic Permission / ABAC)</w:t>
+      </w:r>
+    </w:p>
+    <w:p>
+      <w:pPr>
+        <w:numPr>
+          <w:ilvl w:val="0"/>
+          <w:numId w:val="17"/>
+        </w:numPr>
+        <w:bidi/>
+        <w:rPr>
+          <w:lang w:bidi="ar-JO"/>
+        </w:rPr>
+      </w:pPr>
+      <w:r>
+        <w:rPr>
+          <w:b/>
+          <w:bCs/>
+          <w:rtl/>
+        </w:rPr>
+        <w:t>المشكلة</w:t>
+      </w:r>
+      <w:r>
+        <w:rPr>
+          <w:b/>
+          <w:bCs/>
+          <w:lang w:bidi="ar-JO"/>
+        </w:rPr>
+        <w:t>:</w:t>
+      </w:r>
+      <w:r>
+        <w:rPr>
+          <w:lang w:bidi="ar-JO"/>
+        </w:rPr>
+        <w:t xml:space="preserve"> </w:t>
+      </w:r>
+      <w:r>
+        <w:rPr>
+          <w:rtl/>
+        </w:rPr>
+        <w:t xml:space="preserve">أحياناً الصلاحية لا تقتصر على (هل يملك صلاحية </w:t>
+      </w:r>
+      <w:proofErr w:type="spellStart"/>
+      <w:r>
+        <w:rPr>
+          <w:lang w:bidi="ar-JO"/>
+        </w:rPr>
+        <w:t>Users.Update</w:t>
+      </w:r>
+      <w:proofErr w:type="spellEnd"/>
+      <w:r>
+        <w:rPr>
+          <w:lang w:bidi="ar-JO"/>
+        </w:rPr>
+        <w:t xml:space="preserve"> </w:t>
+      </w:r>
+      <w:r>
+        <w:rPr>
+          <w:rtl/>
+        </w:rPr>
+        <w:t xml:space="preserve">أم لا؟)، بل تتعلق بـ </w:t>
+      </w:r>
+      <w:r>
+        <w:rPr>
+          <w:b/>
+          <w:bCs/>
+          <w:lang w:bidi="ar-JO"/>
+        </w:rPr>
+        <w:t>"</w:t>
+      </w:r>
+      <w:r>
+        <w:rPr>
+          <w:b/>
+          <w:bCs/>
+          <w:rtl/>
+        </w:rPr>
+        <w:t>هل هو مالك هذا الحساب؟</w:t>
+      </w:r>
+      <w:r>
+        <w:rPr>
+          <w:b/>
+          <w:bCs/>
+          <w:lang w:bidi="ar-JO"/>
+        </w:rPr>
+        <w:t>"</w:t>
+      </w:r>
+      <w:r>
+        <w:rPr>
+          <w:lang w:bidi="ar-JO"/>
+        </w:rPr>
+        <w:t xml:space="preserve"> (Data-Ownership / Attribute-Based Access Control).</w:t>
+      </w:r>
+    </w:p>
+    <w:p>
+      <w:pPr>
+        <w:numPr>
+          <w:ilvl w:val="0"/>
+          <w:numId w:val="17"/>
+        </w:numPr>
+        <w:bidi/>
+        <w:rPr>
+          <w:lang w:bidi="ar-JO"/>
+        </w:rPr>
+      </w:pPr>
+      <w:r>
+        <w:rPr>
+          <w:b/>
+          <w:bCs/>
+          <w:rtl/>
+        </w:rPr>
+        <w:t>الحل</w:t>
+      </w:r>
+      <w:r>
+        <w:rPr>
+          <w:b/>
+          <w:bCs/>
+          <w:lang w:bidi="ar-JO"/>
+        </w:rPr>
+        <w:t>:</w:t>
+      </w:r>
+      <w:r>
+        <w:rPr>
+          <w:lang w:bidi="ar-JO"/>
+        </w:rPr>
+        <w:t xml:space="preserve"> </w:t>
+      </w:r>
+      <w:r>
+        <w:rPr>
+          <w:rtl/>
+        </w:rPr>
+        <w:t>إضافة</w:t>
+      </w:r>
+      <w:r>
+        <w:rPr>
+          <w:lang w:bidi="ar-JO"/>
+        </w:rPr>
+        <w:t xml:space="preserve"> Custom Authorization Requirement &amp; Handler </w:t>
+      </w:r>
+      <w:r>
+        <w:rPr>
+          <w:rtl/>
+        </w:rPr>
+        <w:t>للتحقق من ملكية الموارد</w:t>
+      </w:r>
+      <w:r>
+        <w:rPr>
+          <w:lang w:bidi="ar-JO"/>
+        </w:rPr>
+        <w:t xml:space="preserve"> (Resource-based Authorization) </w:t>
+      </w:r>
+      <w:r>
+        <w:rPr>
+          <w:rtl/>
+        </w:rPr>
+        <w:t>بحيث إذا كان المستخدم العادي يحاول تعديل ملفه الشخصي يُسمح له، وإذا حاول تعديل ملف مستخدم آخر يُرفض الطلب حتى لو كان يملك الصلاحية العامة</w:t>
+      </w:r>
+      <w:r>
+        <w:rPr>
+          <w:lang w:bidi="ar-JO"/>
+        </w:rPr>
+        <w:t>.</w:t>
+      </w:r>
+    </w:p>
+    <w:p>
+      <w:pPr>
+        <w:bidi/>
+        <w:rPr>
+          <w:b/>
+          <w:bCs/>
+          <w:lang w:bidi="ar-JO"/>
+        </w:rPr>
+      </w:pPr>
+      <w:r>
+        <w:rPr>
+          <w:b/>
+          <w:bCs/>
+          <w:lang w:bidi="ar-JO"/>
+        </w:rPr>
+        <w:t xml:space="preserve">3. </w:t>
+      </w:r>
+      <w:r>
+        <w:rPr>
+          <w:b/>
+          <w:bCs/>
+          <w:rtl/>
+        </w:rPr>
+        <w:t>تدقيق الأمان</w:t>
+      </w:r>
+      <w:r>
+        <w:rPr>
+          <w:b/>
+          <w:bCs/>
+          <w:lang w:bidi="ar-JO"/>
+        </w:rPr>
+        <w:t xml:space="preserve"> (Audit Logging </w:t>
+      </w:r>
+      <w:r>
+        <w:rPr>
+          <w:b/>
+          <w:bCs/>
+          <w:rtl/>
+        </w:rPr>
+        <w:t>للـ</w:t>
+      </w:r>
+      <w:r>
+        <w:rPr>
+          <w:b/>
+          <w:bCs/>
+          <w:lang w:bidi="ar-JO"/>
+        </w:rPr>
+        <w:t xml:space="preserve"> Roles &amp; Permissions)</w:t>
+      </w:r>
+    </w:p>
+    <w:p>
+      <w:pPr>
+        <w:numPr>
+          <w:ilvl w:val="0"/>
+          <w:numId w:val="18"/>
+        </w:numPr>
+        <w:bidi/>
+        <w:rPr>
+          <w:lang w:bidi="ar-JO"/>
+        </w:rPr>
+      </w:pPr>
+      <w:r>
+        <w:rPr>
+          <w:b/>
+          <w:bCs/>
+          <w:rtl/>
+        </w:rPr>
+        <w:t>المشكلة</w:t>
+      </w:r>
+      <w:r>
+        <w:rPr>
+          <w:b/>
+          <w:bCs/>
+          <w:lang w:bidi="ar-JO"/>
+        </w:rPr>
+        <w:t>:</w:t>
+      </w:r>
+      <w:r>
+        <w:rPr>
+          <w:lang w:bidi="ar-JO"/>
+        </w:rPr>
+        <w:t xml:space="preserve"> </w:t>
+      </w:r>
+      <w:r>
+        <w:rPr>
+          <w:rtl/>
+        </w:rPr>
+        <w:t>في المعايير الأمنية</w:t>
+      </w:r>
+      <w:r>
+        <w:rPr>
+          <w:lang w:bidi="ar-JO"/>
+        </w:rPr>
+        <w:t xml:space="preserve"> (</w:t>
+      </w:r>
+      <w:r>
+        <w:rPr>
+          <w:rtl/>
+        </w:rPr>
+        <w:t>مثل</w:t>
+      </w:r>
+      <w:r>
+        <w:rPr>
+          <w:lang w:bidi="ar-JO"/>
+        </w:rPr>
+        <w:t xml:space="preserve"> ISO 27001 </w:t>
+      </w:r>
+      <w:r>
+        <w:rPr>
+          <w:rtl/>
+        </w:rPr>
+        <w:t>أو</w:t>
+      </w:r>
+      <w:r>
+        <w:rPr>
+          <w:lang w:bidi="ar-JO"/>
+        </w:rPr>
+        <w:t xml:space="preserve"> SOC 2)</w:t>
+      </w:r>
+      <w:r>
+        <w:rPr>
+          <w:rtl/>
+        </w:rPr>
+        <w:t xml:space="preserve">، من الضروري جداً معرفة </w:t>
+      </w:r>
+      <w:r>
+        <w:rPr>
+          <w:b/>
+          <w:bCs/>
+          <w:rtl/>
+        </w:rPr>
+        <w:t>من قام بتغيير صلاحيات مستخدم ومتى؟</w:t>
+      </w:r>
+      <w:r>
+        <w:rPr>
+          <w:lang w:bidi="ar-JO"/>
+        </w:rPr>
+        <w:t>.</w:t>
+      </w:r>
+    </w:p>
+    <w:p>
+      <w:pPr>
+        <w:numPr>
+          <w:ilvl w:val="0"/>
+          <w:numId w:val="18"/>
+        </w:numPr>
+        <w:bidi/>
+        <w:rPr>
+          <w:lang w:bidi="ar-JO"/>
+        </w:rPr>
+      </w:pPr>
+      <w:r>
+        <w:rPr>
+          <w:b/>
+          <w:bCs/>
+          <w:rtl/>
+        </w:rPr>
+        <w:t>الحل</w:t>
+      </w:r>
+      <w:r>
+        <w:rPr>
+          <w:b/>
+          <w:bCs/>
+          <w:lang w:bidi="ar-JO"/>
+        </w:rPr>
+        <w:t>:</w:t>
+      </w:r>
+      <w:r>
+        <w:rPr>
+          <w:lang w:bidi="ar-JO"/>
+        </w:rPr>
+        <w:t xml:space="preserve"> </w:t>
+      </w:r>
+      <w:r>
+        <w:rPr>
+          <w:rtl/>
+        </w:rPr>
+        <w:t>ربط أحداث تعديل الأدوار وإسنادها بـ</w:t>
+      </w:r>
+      <w:r>
+        <w:rPr>
+          <w:lang w:bidi="ar-JO"/>
+        </w:rPr>
+        <w:t xml:space="preserve"> Domain Events </w:t>
+      </w:r>
+      <w:r>
+        <w:rPr>
+          <w:rtl/>
+        </w:rPr>
+        <w:t>تسجل في جدول الـ</w:t>
+      </w:r>
+      <w:r>
+        <w:rPr>
+          <w:lang w:bidi="ar-JO"/>
+        </w:rPr>
+        <w:t xml:space="preserve"> Audit Logs (</w:t>
+      </w:r>
+      <w:r>
+        <w:rPr>
+          <w:rtl/>
+        </w:rPr>
+        <w:t>من عدل الدور؟ ومن أُسند إليه؟</w:t>
+      </w:r>
+      <w:r>
+        <w:rPr>
+          <w:lang w:bidi="ar-JO"/>
+        </w:rPr>
+        <w:t>).</w:t>
+      </w:r>
+    </w:p>
+    <w:p>
+      <w:pPr>
+        <w:bidi/>
+        <w:rPr>
+          <w:b/>
+          <w:bCs/>
+          <w:lang w:bidi="ar-JO"/>
+        </w:rPr>
+      </w:pPr>
+      <w:r>
+        <w:rPr>
+          <w:b/>
+          <w:bCs/>
+          <w:lang w:bidi="ar-JO"/>
+        </w:rPr>
+        <w:t xml:space="preserve">4. </w:t>
+      </w:r>
+      <w:r>
+        <w:rPr>
+          <w:b/>
+          <w:bCs/>
+          <w:rtl/>
+        </w:rPr>
+        <w:t>نقطة نهاية لاستعراض صلاحيات المستخدم الحالي</w:t>
+      </w:r>
+      <w:r>
+        <w:rPr>
+          <w:b/>
+          <w:bCs/>
+          <w:lang w:bidi="ar-JO"/>
+        </w:rPr>
+        <w:t xml:space="preserve"> (Get My Permissions Endpoint)</w:t>
+      </w:r>
+    </w:p>
+    <w:p>
+      <w:pPr>
+        <w:numPr>
+          <w:ilvl w:val="0"/>
+          <w:numId w:val="19"/>
+        </w:numPr>
+        <w:bidi/>
+        <w:rPr>
+          <w:lang w:bidi="ar-JO"/>
+        </w:rPr>
+      </w:pPr>
+      <w:r>
+        <w:rPr>
+          <w:b/>
+          <w:bCs/>
+          <w:rtl/>
+        </w:rPr>
+        <w:t>المشكلة</w:t>
+      </w:r>
+      <w:r>
+        <w:rPr>
+          <w:b/>
+          <w:bCs/>
+          <w:lang w:bidi="ar-JO"/>
+        </w:rPr>
+        <w:t>:</w:t>
+      </w:r>
+      <w:r>
+        <w:rPr>
+          <w:lang w:bidi="ar-JO"/>
+        </w:rPr>
+        <w:t xml:space="preserve"> </w:t>
+      </w:r>
+      <w:r>
+        <w:rPr>
+          <w:rtl/>
+        </w:rPr>
+        <w:t>الـ</w:t>
+      </w:r>
+      <w:r>
+        <w:rPr>
+          <w:lang w:bidi="ar-JO"/>
+        </w:rPr>
+        <w:t xml:space="preserve"> Frontend (</w:t>
+      </w:r>
+      <w:r>
+        <w:rPr>
+          <w:rtl/>
+        </w:rPr>
+        <w:t>مثل</w:t>
+      </w:r>
+      <w:r>
+        <w:rPr>
+          <w:lang w:bidi="ar-JO"/>
+        </w:rPr>
+        <w:t xml:space="preserve"> React </w:t>
+      </w:r>
+      <w:r>
+        <w:rPr>
+          <w:rtl/>
+        </w:rPr>
+        <w:t>أو</w:t>
+      </w:r>
+      <w:r>
+        <w:rPr>
+          <w:lang w:bidi="ar-JO"/>
+        </w:rPr>
+        <w:t xml:space="preserve"> Angular) </w:t>
+      </w:r>
+      <w:r>
+        <w:rPr>
+          <w:rtl/>
+        </w:rPr>
+        <w:t>يحتاج أحياناً لمعرفة صلاحيات المستخدم الحالي ليقوم بإخفاء أو إظهار الأزرار والشاشات</w:t>
+      </w:r>
+      <w:r>
+        <w:rPr>
+          <w:lang w:bidi="ar-JO"/>
+        </w:rPr>
+        <w:t xml:space="preserve"> (UI Authorization).</w:t>
+      </w:r>
+    </w:p>
+    <w:p>
+      <w:pPr>
+        <w:numPr>
+          <w:ilvl w:val="0"/>
+          <w:numId w:val="19"/>
+        </w:numPr>
+        <w:bidi/>
+        <w:rPr>
+          <w:lang w:bidi="ar-JO"/>
+        </w:rPr>
+      </w:pPr>
+      <w:r>
+        <w:rPr>
+          <w:b/>
+          <w:bCs/>
+          <w:rtl/>
+        </w:rPr>
+        <w:t>الحل</w:t>
+      </w:r>
+      <w:r>
+        <w:rPr>
+          <w:b/>
+          <w:bCs/>
+          <w:lang w:bidi="ar-JO"/>
+        </w:rPr>
+        <w:t>:</w:t>
+      </w:r>
+      <w:r>
+        <w:rPr>
+          <w:lang w:bidi="ar-JO"/>
+        </w:rPr>
+        <w:t xml:space="preserve"> </w:t>
+      </w:r>
+      <w:r>
+        <w:rPr>
+          <w:rtl/>
+        </w:rPr>
+        <w:t>إضافة</w:t>
+      </w:r>
+      <w:r>
+        <w:rPr>
+          <w:lang w:bidi="ar-JO"/>
+        </w:rPr>
+        <w:t xml:space="preserve"> Query </w:t>
+      </w:r>
+      <w:r>
+        <w:rPr>
+          <w:rtl/>
+        </w:rPr>
+        <w:t>بسيطة تعيد قائمة الصلاحيات الخاصة بالمستخدم الحالي بناءً على الـ</w:t>
+      </w:r>
+      <w:r>
+        <w:rPr>
+          <w:lang w:bidi="ar-JO"/>
+        </w:rPr>
+        <w:t xml:space="preserve"> Token </w:t>
+      </w:r>
+      <w:r>
+        <w:rPr>
+          <w:rtl/>
+        </w:rPr>
+        <w:t>الخاص به</w:t>
+      </w:r>
+      <w:r>
+        <w:rPr>
+          <w:lang w:bidi="ar-JO"/>
+        </w:rPr>
+        <w:t>.</w:t>
+      </w:r>
+    </w:p>
+    <w:p>
+      <w:pPr>
+        <w:bidi/>
+        <w:rPr>
+          <w:b/>
+          <w:bCs/>
+          <w:lang w:bidi="ar-JO"/>
+        </w:rPr>
+      </w:pPr>
+      <w:r>
+        <w:rPr>
+          <w:b/>
+          <w:bCs/>
+          <w:rtl/>
+        </w:rPr>
+        <w:t>الخلاصة</w:t>
+      </w:r>
+      <w:r>
+        <w:rPr>
+          <w:b/>
+          <w:bCs/>
+          <w:lang w:bidi="ar-JO"/>
+        </w:rPr>
+        <w:t>:</w:t>
+      </w:r>
+    </w:p>
+    <w:p>
+      <w:pPr>
+        <w:numPr>
+          <w:ilvl w:val="0"/>
+          <w:numId w:val="20"/>
+        </w:numPr>
+        <w:bidi/>
+        <w:rPr>
+          <w:lang w:bidi="ar-JO"/>
+        </w:rPr>
+      </w:pPr>
+      <w:r>
+        <w:rPr>
+          <w:b/>
+          <w:bCs/>
+          <w:rtl/>
+        </w:rPr>
+        <w:t>هل النظام الحالي كافي ويعمل بكفاءة عالية؟</w:t>
+      </w:r>
+      <w:r>
+        <w:rPr>
+          <w:rtl/>
+        </w:rPr>
+        <w:t xml:space="preserve"> نعم، يغطي 90% من التطبيقات باحترافية شديدة</w:t>
+      </w:r>
+      <w:r>
+        <w:rPr>
+          <w:lang w:bidi="ar-JO"/>
+        </w:rPr>
+        <w:t>.</w:t>
+      </w:r>
+    </w:p>
+    <w:p>
+      <w:pPr>
+        <w:numPr>
+          <w:ilvl w:val="0"/>
+          <w:numId w:val="20"/>
+        </w:numPr>
+        <w:bidi/>
+        <w:rPr>
+          <w:lang w:bidi="ar-JO"/>
+        </w:rPr>
+      </w:pPr>
+      <w:r>
+        <w:rPr>
+          <w:b/>
+          <w:bCs/>
+          <w:rtl/>
+        </w:rPr>
+        <w:t>هل هو مطابق للمعايير الدولية القصوى؟</w:t>
+      </w:r>
+      <w:r>
+        <w:rPr>
+          <w:rtl/>
+        </w:rPr>
+        <w:t xml:space="preserve"> لتصل إلى الـ 100% (المعايير المؤسسية)، يُعد </w:t>
+      </w:r>
+      <w:r>
+        <w:rPr>
+          <w:b/>
+          <w:bCs/>
+          <w:rtl/>
+        </w:rPr>
+        <w:t>إضافة الـ</w:t>
+      </w:r>
+      <w:r>
+        <w:rPr>
+          <w:b/>
+          <w:bCs/>
+          <w:lang w:bidi="ar-JO"/>
+        </w:rPr>
+        <w:t xml:space="preserve"> Caching</w:t>
+      </w:r>
+      <w:r>
+        <w:rPr>
+          <w:lang w:bidi="ar-JO"/>
+        </w:rPr>
+        <w:t xml:space="preserve"> </w:t>
+      </w:r>
+      <w:r>
+        <w:rPr>
+          <w:rtl/>
+        </w:rPr>
+        <w:t xml:space="preserve">و </w:t>
+      </w:r>
+      <w:r>
+        <w:rPr>
+          <w:b/>
+          <w:bCs/>
+          <w:rtl/>
+        </w:rPr>
+        <w:t>الـ</w:t>
+      </w:r>
+      <w:r>
+        <w:rPr>
+          <w:b/>
+          <w:bCs/>
+          <w:lang w:bidi="ar-JO"/>
+        </w:rPr>
+        <w:t xml:space="preserve"> Audit Logging</w:t>
+      </w:r>
+      <w:r>
+        <w:rPr>
+          <w:lang w:bidi="ar-JO"/>
+        </w:rPr>
+        <w:t xml:space="preserve"> </w:t>
+      </w:r>
+      <w:r>
+        <w:rPr>
+          <w:rtl/>
+        </w:rPr>
+        <w:t>هما الخطوتان الأخيرتان والأهم</w:t>
+      </w:r>
+      <w:r>
+        <w:rPr>
+          <w:lang w:bidi="ar-JO"/>
+        </w:rPr>
+        <w:t>.</w:t>
+      </w:r>
+    </w:p>
+    <w:p>
+      <w:pPr>
+        <w:bidi/>
+        <w:rPr>
+          <w:lang w:bidi="ar-JO"/>
+        </w:rPr>
       </w:pPr>
     </w:p>
     <w:sectPr>
@@ -5256,6 +6374,155 @@
     </w:lvl>
   </w:abstractNum>
   <w:abstractNum w:abstractNumId="4" w15:restartNumberingAfterBreak="0">
+    <w:nsid w:val="27AD46F5"/>
+    <w:multiLevelType w:val="multilevel"/>
+    <w:tmpl w:val="D80A85DE"/>
+    <w:lvl w:ilvl="0">
+      <w:start w:val="1"/>
+      <w:numFmt w:val="bullet"/>
+      <w:lvlText w:val=""/>
+      <w:lvlJc w:val="left"/>
+      <w:pPr>
+        <w:tabs>
+          <w:tab w:val="num" w:pos="720"/>
+        </w:tabs>
+        <w:ind w:left="720" w:hanging="360"/>
+      </w:pPr>
+      <w:rPr>
+        <w:rFonts w:ascii="Symbol" w:hAnsi="Symbol" w:hint="default"/>
+        <w:sz w:val="20"/>
+      </w:rPr>
+    </w:lvl>
+    <w:lvl w:ilvl="1" w:tentative="1">
+      <w:start w:val="1"/>
+      <w:numFmt w:val="bullet"/>
+      <w:lvlText w:val="o"/>
+      <w:lvlJc w:val="left"/>
+      <w:pPr>
+        <w:tabs>
+          <w:tab w:val="num" w:pos="1440"/>
+        </w:tabs>
+        <w:ind w:left="1440" w:hanging="360"/>
+      </w:pPr>
+      <w:rPr>
+        <w:rFonts w:ascii="Courier New" w:hAnsi="Courier New" w:hint="default"/>
+        <w:sz w:val="20"/>
+      </w:rPr>
+    </w:lvl>
+    <w:lvl w:ilvl="2" w:tentative="1">
+      <w:start w:val="1"/>
+      <w:numFmt w:val="bullet"/>
+      <w:lvlText w:val=""/>
+      <w:lvlJc w:val="left"/>
+      <w:pPr>
+        <w:tabs>
+          <w:tab w:val="num" w:pos="2160"/>
+        </w:tabs>
+        <w:ind w:left="2160" w:hanging="360"/>
+      </w:pPr>
+      <w:rPr>
+        <w:rFonts w:ascii="Wingdings" w:hAnsi="Wingdings" w:hint="default"/>
+        <w:sz w:val="20"/>
+      </w:rPr>
+    </w:lvl>
+    <w:lvl w:ilvl="3" w:tentative="1">
+      <w:start w:val="1"/>
+      <w:numFmt w:val="bullet"/>
+      <w:lvlText w:val=""/>
+      <w:lvlJc w:val="left"/>
+      <w:pPr>
+        <w:tabs>
+          <w:tab w:val="num" w:pos="2880"/>
+        </w:tabs>
+        <w:ind w:left="2880" w:hanging="360"/>
+      </w:pPr>
+      <w:rPr>
+        <w:rFonts w:ascii="Wingdings" w:hAnsi="Wingdings" w:hint="default"/>
+        <w:sz w:val="20"/>
+      </w:rPr>
+    </w:lvl>
+    <w:lvl w:ilvl="4" w:tentative="1">
+      <w:start w:val="1"/>
+      <w:numFmt w:val="bullet"/>
+      <w:lvlText w:val=""/>
+      <w:lvlJc w:val="left"/>
+      <w:pPr>
+        <w:tabs>
+          <w:tab w:val="num" w:pos="3600"/>
+        </w:tabs>
+        <w:ind w:left="3600" w:hanging="360"/>
+      </w:pPr>
+      <w:rPr>
+        <w:rFonts w:ascii="Wingdings" w:hAnsi="Wingdings" w:hint="default"/>
+        <w:sz w:val="20"/>
+      </w:rPr>
+    </w:lvl>
+    <w:lvl w:ilvl="5" w:tentative="1">
+      <w:start w:val="1"/>
+      <w:numFmt w:val="bullet"/>
+      <w:lvlText w:val=""/>
+      <w:lvlJc w:val="left"/>
+      <w:pPr>
+        <w:tabs>
+          <w:tab w:val="num" w:pos="4320"/>
+        </w:tabs>
+        <w:ind w:left="4320" w:hanging="360"/>
+      </w:pPr>
+      <w:rPr>
+        <w:rFonts w:ascii="Wingdings" w:hAnsi="Wingdings" w:hint="default"/>
+        <w:sz w:val="20"/>
+      </w:rPr>
+    </w:lvl>
+    <w:lvl w:ilvl="6" w:tentative="1">
+      <w:start w:val="1"/>
+      <w:numFmt w:val="bullet"/>
+      <w:lvlText w:val=""/>
+      <w:lvlJc w:val="left"/>
+      <w:pPr>
+        <w:tabs>
+          <w:tab w:val="num" w:pos="5040"/>
+        </w:tabs>
+        <w:ind w:left="5040" w:hanging="360"/>
+      </w:pPr>
+      <w:rPr>
+        <w:rFonts w:ascii="Wingdings" w:hAnsi="Wingdings" w:hint="default"/>
+        <w:sz w:val="20"/>
+      </w:rPr>
+    </w:lvl>
+    <w:lvl w:ilvl="7" w:tentative="1">
+      <w:start w:val="1"/>
+      <w:numFmt w:val="bullet"/>
+      <w:lvlText w:val=""/>
+      <w:lvlJc w:val="left"/>
+      <w:pPr>
+        <w:tabs>
+          <w:tab w:val="num" w:pos="5760"/>
+        </w:tabs>
+        <w:ind w:left="5760" w:hanging="360"/>
+      </w:pPr>
+      <w:rPr>
+        <w:rFonts w:ascii="Wingdings" w:hAnsi="Wingdings" w:hint="default"/>
+        <w:sz w:val="20"/>
+      </w:rPr>
+    </w:lvl>
+    <w:lvl w:ilvl="8" w:tentative="1">
+      <w:start w:val="1"/>
+      <w:numFmt w:val="bullet"/>
+      <w:lvlText w:val=""/>
+      <w:lvlJc w:val="left"/>
+      <w:pPr>
+        <w:tabs>
+          <w:tab w:val="num" w:pos="6480"/>
+        </w:tabs>
+        <w:ind w:left="6480" w:hanging="360"/>
+      </w:pPr>
+      <w:rPr>
+        <w:rFonts w:ascii="Wingdings" w:hAnsi="Wingdings" w:hint="default"/>
+        <w:sz w:val="20"/>
+      </w:rPr>
+    </w:lvl>
+  </w:abstractNum>
+  <w:abstractNum w:abstractNumId="5" w15:restartNumberingAfterBreak="0">
     <w:nsid w:val="358A23D4"/>
     <w:multiLevelType w:val="multilevel"/>
     <w:tmpl w:val="51823D9C"/>
@@ -5404,7 +6671,7 @@
       </w:rPr>
     </w:lvl>
   </w:abstractNum>
-  <w:abstractNum w:abstractNumId="5" w15:restartNumberingAfterBreak="0">
+  <w:abstractNum w:abstractNumId="6" w15:restartNumberingAfterBreak="0">
     <w:nsid w:val="39FA7B09"/>
     <w:multiLevelType w:val="multilevel"/>
     <w:tmpl w:val="D12E7F16"/>
@@ -5553,7 +6820,7 @@
       </w:rPr>
     </w:lvl>
   </w:abstractNum>
-  <w:abstractNum w:abstractNumId="6" w15:restartNumberingAfterBreak="0">
+  <w:abstractNum w:abstractNumId="7" w15:restartNumberingAfterBreak="0">
     <w:nsid w:val="4BB81B48"/>
     <w:multiLevelType w:val="multilevel"/>
     <w:tmpl w:val="BF6AE21E"/>
@@ -5702,7 +6969,7 @@
       </w:rPr>
     </w:lvl>
   </w:abstractNum>
-  <w:abstractNum w:abstractNumId="7" w15:restartNumberingAfterBreak="0">
+  <w:abstractNum w:abstractNumId="8" w15:restartNumberingAfterBreak="0">
     <w:nsid w:val="4C0E783E"/>
     <w:multiLevelType w:val="multilevel"/>
     <w:tmpl w:val="84F04EE0"/>
@@ -5815,7 +7082,454 @@
       </w:pPr>
     </w:lvl>
   </w:abstractNum>
-  <w:abstractNum w:abstractNumId="8" w15:restartNumberingAfterBreak="0">
+  <w:abstractNum w:abstractNumId="9" w15:restartNumberingAfterBreak="0">
+    <w:nsid w:val="51F620B0"/>
+    <w:multiLevelType w:val="multilevel"/>
+    <w:tmpl w:val="8EF4CCB0"/>
+    <w:lvl w:ilvl="0">
+      <w:start w:val="1"/>
+      <w:numFmt w:val="bullet"/>
+      <w:lvlText w:val=""/>
+      <w:lvlJc w:val="left"/>
+      <w:pPr>
+        <w:tabs>
+          <w:tab w:val="num" w:pos="720"/>
+        </w:tabs>
+        <w:ind w:left="720" w:hanging="360"/>
+      </w:pPr>
+      <w:rPr>
+        <w:rFonts w:ascii="Symbol" w:hAnsi="Symbol" w:hint="default"/>
+        <w:sz w:val="20"/>
+      </w:rPr>
+    </w:lvl>
+    <w:lvl w:ilvl="1" w:tentative="1">
+      <w:start w:val="1"/>
+      <w:numFmt w:val="bullet"/>
+      <w:lvlText w:val="o"/>
+      <w:lvlJc w:val="left"/>
+      <w:pPr>
+        <w:tabs>
+          <w:tab w:val="num" w:pos="1440"/>
+        </w:tabs>
+        <w:ind w:left="1440" w:hanging="360"/>
+      </w:pPr>
+      <w:rPr>
+        <w:rFonts w:ascii="Courier New" w:hAnsi="Courier New" w:hint="default"/>
+        <w:sz w:val="20"/>
+      </w:rPr>
+    </w:lvl>
+    <w:lvl w:ilvl="2" w:tentative="1">
+      <w:start w:val="1"/>
+      <w:numFmt w:val="bullet"/>
+      <w:lvlText w:val=""/>
+      <w:lvlJc w:val="left"/>
+      <w:pPr>
+        <w:tabs>
+          <w:tab w:val="num" w:pos="2160"/>
+        </w:tabs>
+        <w:ind w:left="2160" w:hanging="360"/>
+      </w:pPr>
+      <w:rPr>
+        <w:rFonts w:ascii="Wingdings" w:hAnsi="Wingdings" w:hint="default"/>
+        <w:sz w:val="20"/>
+      </w:rPr>
+    </w:lvl>
+    <w:lvl w:ilvl="3" w:tentative="1">
+      <w:start w:val="1"/>
+      <w:numFmt w:val="bullet"/>
+      <w:lvlText w:val=""/>
+      <w:lvlJc w:val="left"/>
+      <w:pPr>
+        <w:tabs>
+          <w:tab w:val="num" w:pos="2880"/>
+        </w:tabs>
+        <w:ind w:left="2880" w:hanging="360"/>
+      </w:pPr>
+      <w:rPr>
+        <w:rFonts w:ascii="Wingdings" w:hAnsi="Wingdings" w:hint="default"/>
+        <w:sz w:val="20"/>
+      </w:rPr>
+    </w:lvl>
+    <w:lvl w:ilvl="4" w:tentative="1">
+      <w:start w:val="1"/>
+      <w:numFmt w:val="bullet"/>
+      <w:lvlText w:val=""/>
+      <w:lvlJc w:val="left"/>
+      <w:pPr>
+        <w:tabs>
+          <w:tab w:val="num" w:pos="3600"/>
+        </w:tabs>
+        <w:ind w:left="3600" w:hanging="360"/>
+      </w:pPr>
+      <w:rPr>
+        <w:rFonts w:ascii="Wingdings" w:hAnsi="Wingdings" w:hint="default"/>
+        <w:sz w:val="20"/>
+      </w:rPr>
+    </w:lvl>
+    <w:lvl w:ilvl="5" w:tentative="1">
+      <w:start w:val="1"/>
+      <w:numFmt w:val="bullet"/>
+      <w:lvlText w:val=""/>
+      <w:lvlJc w:val="left"/>
+      <w:pPr>
+        <w:tabs>
+          <w:tab w:val="num" w:pos="4320"/>
+        </w:tabs>
+        <w:ind w:left="4320" w:hanging="360"/>
+      </w:pPr>
+      <w:rPr>
+        <w:rFonts w:ascii="Wingdings" w:hAnsi="Wingdings" w:hint="default"/>
+        <w:sz w:val="20"/>
+      </w:rPr>
+    </w:lvl>
+    <w:lvl w:ilvl="6" w:tentative="1">
+      <w:start w:val="1"/>
+      <w:numFmt w:val="bullet"/>
+      <w:lvlText w:val=""/>
+      <w:lvlJc w:val="left"/>
+      <w:pPr>
+        <w:tabs>
+          <w:tab w:val="num" w:pos="5040"/>
+        </w:tabs>
+        <w:ind w:left="5040" w:hanging="360"/>
+      </w:pPr>
+      <w:rPr>
+        <w:rFonts w:ascii="Wingdings" w:hAnsi="Wingdings" w:hint="default"/>
+        <w:sz w:val="20"/>
+      </w:rPr>
+    </w:lvl>
+    <w:lvl w:ilvl="7" w:tentative="1">
+      <w:start w:val="1"/>
+      <w:numFmt w:val="bullet"/>
+      <w:lvlText w:val=""/>
+      <w:lvlJc w:val="left"/>
+      <w:pPr>
+        <w:tabs>
+          <w:tab w:val="num" w:pos="5760"/>
+        </w:tabs>
+        <w:ind w:left="5760" w:hanging="360"/>
+      </w:pPr>
+      <w:rPr>
+        <w:rFonts w:ascii="Wingdings" w:hAnsi="Wingdings" w:hint="default"/>
+        <w:sz w:val="20"/>
+      </w:rPr>
+    </w:lvl>
+    <w:lvl w:ilvl="8" w:tentative="1">
+      <w:start w:val="1"/>
+      <w:numFmt w:val="bullet"/>
+      <w:lvlText w:val=""/>
+      <w:lvlJc w:val="left"/>
+      <w:pPr>
+        <w:tabs>
+          <w:tab w:val="num" w:pos="6480"/>
+        </w:tabs>
+        <w:ind w:left="6480" w:hanging="360"/>
+      </w:pPr>
+      <w:rPr>
+        <w:rFonts w:ascii="Wingdings" w:hAnsi="Wingdings" w:hint="default"/>
+        <w:sz w:val="20"/>
+      </w:rPr>
+    </w:lvl>
+  </w:abstractNum>
+  <w:abstractNum w:abstractNumId="10" w15:restartNumberingAfterBreak="0">
+    <w:nsid w:val="530A650C"/>
+    <w:multiLevelType w:val="multilevel"/>
+    <w:tmpl w:val="7F1824F2"/>
+    <w:lvl w:ilvl="0">
+      <w:start w:val="1"/>
+      <w:numFmt w:val="bullet"/>
+      <w:lvlText w:val=""/>
+      <w:lvlJc w:val="left"/>
+      <w:pPr>
+        <w:tabs>
+          <w:tab w:val="num" w:pos="720"/>
+        </w:tabs>
+        <w:ind w:left="720" w:hanging="360"/>
+      </w:pPr>
+      <w:rPr>
+        <w:rFonts w:ascii="Symbol" w:hAnsi="Symbol" w:hint="default"/>
+        <w:sz w:val="20"/>
+      </w:rPr>
+    </w:lvl>
+    <w:lvl w:ilvl="1" w:tentative="1">
+      <w:start w:val="1"/>
+      <w:numFmt w:val="bullet"/>
+      <w:lvlText w:val="o"/>
+      <w:lvlJc w:val="left"/>
+      <w:pPr>
+        <w:tabs>
+          <w:tab w:val="num" w:pos="1440"/>
+        </w:tabs>
+        <w:ind w:left="1440" w:hanging="360"/>
+      </w:pPr>
+      <w:rPr>
+        <w:rFonts w:ascii="Courier New" w:hAnsi="Courier New" w:hint="default"/>
+        <w:sz w:val="20"/>
+      </w:rPr>
+    </w:lvl>
+    <w:lvl w:ilvl="2" w:tentative="1">
+      <w:start w:val="1"/>
+      <w:numFmt w:val="bullet"/>
+      <w:lvlText w:val=""/>
+      <w:lvlJc w:val="left"/>
+      <w:pPr>
+        <w:tabs>
+          <w:tab w:val="num" w:pos="2160"/>
+        </w:tabs>
+        <w:ind w:left="2160" w:hanging="360"/>
+      </w:pPr>
+      <w:rPr>
+        <w:rFonts w:ascii="Wingdings" w:hAnsi="Wingdings" w:hint="default"/>
+        <w:sz w:val="20"/>
+      </w:rPr>
+    </w:lvl>
+    <w:lvl w:ilvl="3" w:tentative="1">
+      <w:start w:val="1"/>
+      <w:numFmt w:val="bullet"/>
+      <w:lvlText w:val=""/>
+      <w:lvlJc w:val="left"/>
+      <w:pPr>
+        <w:tabs>
+          <w:tab w:val="num" w:pos="2880"/>
+        </w:tabs>
+        <w:ind w:left="2880" w:hanging="360"/>
+      </w:pPr>
+      <w:rPr>
+        <w:rFonts w:ascii="Wingdings" w:hAnsi="Wingdings" w:hint="default"/>
+        <w:sz w:val="20"/>
+      </w:rPr>
+    </w:lvl>
+    <w:lvl w:ilvl="4" w:tentative="1">
+      <w:start w:val="1"/>
+      <w:numFmt w:val="bullet"/>
+      <w:lvlText w:val=""/>
+      <w:lvlJc w:val="left"/>
+      <w:pPr>
+        <w:tabs>
+          <w:tab w:val="num" w:pos="3600"/>
+        </w:tabs>
+        <w:ind w:left="3600" w:hanging="360"/>
+      </w:pPr>
+      <w:rPr>
+        <w:rFonts w:ascii="Wingdings" w:hAnsi="Wingdings" w:hint="default"/>
+        <w:sz w:val="20"/>
+      </w:rPr>
+    </w:lvl>
+    <w:lvl w:ilvl="5" w:tentative="1">
+      <w:start w:val="1"/>
+      <w:numFmt w:val="bullet"/>
+      <w:lvlText w:val=""/>
+      <w:lvlJc w:val="left"/>
+      <w:pPr>
+        <w:tabs>
+          <w:tab w:val="num" w:pos="4320"/>
+        </w:tabs>
+        <w:ind w:left="4320" w:hanging="360"/>
+      </w:pPr>
+      <w:rPr>
+        <w:rFonts w:ascii="Wingdings" w:hAnsi="Wingdings" w:hint="default"/>
+        <w:sz w:val="20"/>
+      </w:rPr>
+    </w:lvl>
+    <w:lvl w:ilvl="6" w:tentative="1">
+      <w:start w:val="1"/>
+      <w:numFmt w:val="bullet"/>
+      <w:lvlText w:val=""/>
+      <w:lvlJc w:val="left"/>
+      <w:pPr>
+        <w:tabs>
+          <w:tab w:val="num" w:pos="5040"/>
+        </w:tabs>
+        <w:ind w:left="5040" w:hanging="360"/>
+      </w:pPr>
+      <w:rPr>
+        <w:rFonts w:ascii="Wingdings" w:hAnsi="Wingdings" w:hint="default"/>
+        <w:sz w:val="20"/>
+      </w:rPr>
+    </w:lvl>
+    <w:lvl w:ilvl="7" w:tentative="1">
+      <w:start w:val="1"/>
+      <w:numFmt w:val="bullet"/>
+      <w:lvlText w:val=""/>
+      <w:lvlJc w:val="left"/>
+      <w:pPr>
+        <w:tabs>
+          <w:tab w:val="num" w:pos="5760"/>
+        </w:tabs>
+        <w:ind w:left="5760" w:hanging="360"/>
+      </w:pPr>
+      <w:rPr>
+        <w:rFonts w:ascii="Wingdings" w:hAnsi="Wingdings" w:hint="default"/>
+        <w:sz w:val="20"/>
+      </w:rPr>
+    </w:lvl>
+    <w:lvl w:ilvl="8" w:tentative="1">
+      <w:start w:val="1"/>
+      <w:numFmt w:val="bullet"/>
+      <w:lvlText w:val=""/>
+      <w:lvlJc w:val="left"/>
+      <w:pPr>
+        <w:tabs>
+          <w:tab w:val="num" w:pos="6480"/>
+        </w:tabs>
+        <w:ind w:left="6480" w:hanging="360"/>
+      </w:pPr>
+      <w:rPr>
+        <w:rFonts w:ascii="Wingdings" w:hAnsi="Wingdings" w:hint="default"/>
+        <w:sz w:val="20"/>
+      </w:rPr>
+    </w:lvl>
+  </w:abstractNum>
+  <w:abstractNum w:abstractNumId="11" w15:restartNumberingAfterBreak="0">
+    <w:nsid w:val="58C662F1"/>
+    <w:multiLevelType w:val="multilevel"/>
+    <w:tmpl w:val="2B664ABE"/>
+    <w:lvl w:ilvl="0">
+      <w:start w:val="1"/>
+      <w:numFmt w:val="bullet"/>
+      <w:lvlText w:val=""/>
+      <w:lvlJc w:val="left"/>
+      <w:pPr>
+        <w:tabs>
+          <w:tab w:val="num" w:pos="720"/>
+        </w:tabs>
+        <w:ind w:left="720" w:hanging="360"/>
+      </w:pPr>
+      <w:rPr>
+        <w:rFonts w:ascii="Symbol" w:hAnsi="Symbol" w:hint="default"/>
+        <w:sz w:val="20"/>
+      </w:rPr>
+    </w:lvl>
+    <w:lvl w:ilvl="1" w:tentative="1">
+      <w:start w:val="1"/>
+      <w:numFmt w:val="bullet"/>
+      <w:lvlText w:val="o"/>
+      <w:lvlJc w:val="left"/>
+      <w:pPr>
+        <w:tabs>
+          <w:tab w:val="num" w:pos="1440"/>
+        </w:tabs>
+        <w:ind w:left="1440" w:hanging="360"/>
+      </w:pPr>
+      <w:rPr>
+        <w:rFonts w:ascii="Courier New" w:hAnsi="Courier New" w:hint="default"/>
+        <w:sz w:val="20"/>
+      </w:rPr>
+    </w:lvl>
+    <w:lvl w:ilvl="2" w:tentative="1">
+      <w:start w:val="1"/>
+      <w:numFmt w:val="bullet"/>
+      <w:lvlText w:val=""/>
+      <w:lvlJc w:val="left"/>
+      <w:pPr>
+        <w:tabs>
+          <w:tab w:val="num" w:pos="2160"/>
+        </w:tabs>
+        <w:ind w:left="2160" w:hanging="360"/>
+      </w:pPr>
+      <w:rPr>
+        <w:rFonts w:ascii="Wingdings" w:hAnsi="Wingdings" w:hint="default"/>
+        <w:sz w:val="20"/>
+      </w:rPr>
+    </w:lvl>
+    <w:lvl w:ilvl="3" w:tentative="1">
+      <w:start w:val="1"/>
+      <w:numFmt w:val="bullet"/>
+      <w:lvlText w:val=""/>
+      <w:lvlJc w:val="left"/>
+      <w:pPr>
+        <w:tabs>
+          <w:tab w:val="num" w:pos="2880"/>
+        </w:tabs>
+        <w:ind w:left="2880" w:hanging="360"/>
+      </w:pPr>
+      <w:rPr>
+        <w:rFonts w:ascii="Wingdings" w:hAnsi="Wingdings" w:hint="default"/>
+        <w:sz w:val="20"/>
+      </w:rPr>
+    </w:lvl>
+    <w:lvl w:ilvl="4" w:tentative="1">
+      <w:start w:val="1"/>
+      <w:numFmt w:val="bullet"/>
+      <w:lvlText w:val=""/>
+      <w:lvlJc w:val="left"/>
+      <w:pPr>
+        <w:tabs>
+          <w:tab w:val="num" w:pos="3600"/>
+        </w:tabs>
+        <w:ind w:left="3600" w:hanging="360"/>
+      </w:pPr>
+      <w:rPr>
+        <w:rFonts w:ascii="Wingdings" w:hAnsi="Wingdings" w:hint="default"/>
+        <w:sz w:val="20"/>
+      </w:rPr>
+    </w:lvl>
+    <w:lvl w:ilvl="5" w:tentative="1">
+      <w:start w:val="1"/>
+      <w:numFmt w:val="bullet"/>
+      <w:lvlText w:val=""/>
+      <w:lvlJc w:val="left"/>
+      <w:pPr>
+        <w:tabs>
+          <w:tab w:val="num" w:pos="4320"/>
+        </w:tabs>
+        <w:ind w:left="4320" w:hanging="360"/>
+      </w:pPr>
+      <w:rPr>
+        <w:rFonts w:ascii="Wingdings" w:hAnsi="Wingdings" w:hint="default"/>
+        <w:sz w:val="20"/>
+      </w:rPr>
+    </w:lvl>
+    <w:lvl w:ilvl="6" w:tentative="1">
+      <w:start w:val="1"/>
+      <w:numFmt w:val="bullet"/>
+      <w:lvlText w:val=""/>
+      <w:lvlJc w:val="left"/>
+      <w:pPr>
+        <w:tabs>
+          <w:tab w:val="num" w:pos="5040"/>
+        </w:tabs>
+        <w:ind w:left="5040" w:hanging="360"/>
+      </w:pPr>
+      <w:rPr>
+        <w:rFonts w:ascii="Wingdings" w:hAnsi="Wingdings" w:hint="default"/>
+        <w:sz w:val="20"/>
+      </w:rPr>
+    </w:lvl>
+    <w:lvl w:ilvl="7" w:tentative="1">
+      <w:start w:val="1"/>
+      <w:numFmt w:val="bullet"/>
+      <w:lvlText w:val=""/>
+      <w:lvlJc w:val="left"/>
+      <w:pPr>
+        <w:tabs>
+          <w:tab w:val="num" w:pos="5760"/>
+        </w:tabs>
+        <w:ind w:left="5760" w:hanging="360"/>
+      </w:pPr>
+      <w:rPr>
+        <w:rFonts w:ascii="Wingdings" w:hAnsi="Wingdings" w:hint="default"/>
+        <w:sz w:val="20"/>
+      </w:rPr>
+    </w:lvl>
+    <w:lvl w:ilvl="8" w:tentative="1">
+      <w:start w:val="1"/>
+      <w:numFmt w:val="bullet"/>
+      <w:lvlText w:val=""/>
+      <w:lvlJc w:val="left"/>
+      <w:pPr>
+        <w:tabs>
+          <w:tab w:val="num" w:pos="6480"/>
+        </w:tabs>
+        <w:ind w:left="6480" w:hanging="360"/>
+      </w:pPr>
+      <w:rPr>
+        <w:rFonts w:ascii="Wingdings" w:hAnsi="Wingdings" w:hint="default"/>
+        <w:sz w:val="20"/>
+      </w:rPr>
+    </w:lvl>
+  </w:abstractNum>
+  <w:abstractNum w:abstractNumId="12" w15:restartNumberingAfterBreak="0">
     <w:nsid w:val="68321365"/>
     <w:multiLevelType w:val="multilevel"/>
     <w:tmpl w:val="9F529322"/>
@@ -5928,7 +7642,7 @@
       </w:pPr>
     </w:lvl>
   </w:abstractNum>
-  <w:abstractNum w:abstractNumId="9" w15:restartNumberingAfterBreak="0">
+  <w:abstractNum w:abstractNumId="13" w15:restartNumberingAfterBreak="0">
     <w:nsid w:val="685C505B"/>
     <w:multiLevelType w:val="multilevel"/>
     <w:tmpl w:val="E3D86C1E"/>
@@ -6077,7 +7791,156 @@
       </w:rPr>
     </w:lvl>
   </w:abstractNum>
-  <w:abstractNum w:abstractNumId="10" w15:restartNumberingAfterBreak="0">
+  <w:abstractNum w:abstractNumId="14" w15:restartNumberingAfterBreak="0">
+    <w:nsid w:val="6892686B"/>
+    <w:multiLevelType w:val="multilevel"/>
+    <w:tmpl w:val="388CC6CA"/>
+    <w:lvl w:ilvl="0">
+      <w:start w:val="1"/>
+      <w:numFmt w:val="bullet"/>
+      <w:lvlText w:val=""/>
+      <w:lvlJc w:val="left"/>
+      <w:pPr>
+        <w:tabs>
+          <w:tab w:val="num" w:pos="720"/>
+        </w:tabs>
+        <w:ind w:left="720" w:hanging="360"/>
+      </w:pPr>
+      <w:rPr>
+        <w:rFonts w:ascii="Symbol" w:hAnsi="Symbol" w:hint="default"/>
+        <w:sz w:val="20"/>
+      </w:rPr>
+    </w:lvl>
+    <w:lvl w:ilvl="1" w:tentative="1">
+      <w:start w:val="1"/>
+      <w:numFmt w:val="bullet"/>
+      <w:lvlText w:val="o"/>
+      <w:lvlJc w:val="left"/>
+      <w:pPr>
+        <w:tabs>
+          <w:tab w:val="num" w:pos="1440"/>
+        </w:tabs>
+        <w:ind w:left="1440" w:hanging="360"/>
+      </w:pPr>
+      <w:rPr>
+        <w:rFonts w:ascii="Courier New" w:hAnsi="Courier New" w:hint="default"/>
+        <w:sz w:val="20"/>
+      </w:rPr>
+    </w:lvl>
+    <w:lvl w:ilvl="2" w:tentative="1">
+      <w:start w:val="1"/>
+      <w:numFmt w:val="bullet"/>
+      <w:lvlText w:val=""/>
+      <w:lvlJc w:val="left"/>
+      <w:pPr>
+        <w:tabs>
+          <w:tab w:val="num" w:pos="2160"/>
+        </w:tabs>
+        <w:ind w:left="2160" w:hanging="360"/>
+      </w:pPr>
+      <w:rPr>
+        <w:rFonts w:ascii="Wingdings" w:hAnsi="Wingdings" w:hint="default"/>
+        <w:sz w:val="20"/>
+      </w:rPr>
+    </w:lvl>
+    <w:lvl w:ilvl="3" w:tentative="1">
+      <w:start w:val="1"/>
+      <w:numFmt w:val="bullet"/>
+      <w:lvlText w:val=""/>
+      <w:lvlJc w:val="left"/>
+      <w:pPr>
+        <w:tabs>
+          <w:tab w:val="num" w:pos="2880"/>
+        </w:tabs>
+        <w:ind w:left="2880" w:hanging="360"/>
+      </w:pPr>
+      <w:rPr>
+        <w:rFonts w:ascii="Wingdings" w:hAnsi="Wingdings" w:hint="default"/>
+        <w:sz w:val="20"/>
+      </w:rPr>
+    </w:lvl>
+    <w:lvl w:ilvl="4" w:tentative="1">
+      <w:start w:val="1"/>
+      <w:numFmt w:val="bullet"/>
+      <w:lvlText w:val=""/>
+      <w:lvlJc w:val="left"/>
+      <w:pPr>
+        <w:tabs>
+          <w:tab w:val="num" w:pos="3600"/>
+        </w:tabs>
+        <w:ind w:left="3600" w:hanging="360"/>
+      </w:pPr>
+      <w:rPr>
+        <w:rFonts w:ascii="Wingdings" w:hAnsi="Wingdings" w:hint="default"/>
+        <w:sz w:val="20"/>
+      </w:rPr>
+    </w:lvl>
+    <w:lvl w:ilvl="5" w:tentative="1">
+      <w:start w:val="1"/>
+      <w:numFmt w:val="bullet"/>
+      <w:lvlText w:val=""/>
+      <w:lvlJc w:val="left"/>
+      <w:pPr>
+        <w:tabs>
+          <w:tab w:val="num" w:pos="4320"/>
+        </w:tabs>
+        <w:ind w:left="4320" w:hanging="360"/>
+      </w:pPr>
+      <w:rPr>
+        <w:rFonts w:ascii="Wingdings" w:hAnsi="Wingdings" w:hint="default"/>
+        <w:sz w:val="20"/>
+      </w:rPr>
+    </w:lvl>
+    <w:lvl w:ilvl="6" w:tentative="1">
+      <w:start w:val="1"/>
+      <w:numFmt w:val="bullet"/>
+      <w:lvlText w:val=""/>
+      <w:lvlJc w:val="left"/>
+      <w:pPr>
+        <w:tabs>
+          <w:tab w:val="num" w:pos="5040"/>
+        </w:tabs>
+        <w:ind w:left="5040" w:hanging="360"/>
+      </w:pPr>
+      <w:rPr>
+        <w:rFonts w:ascii="Wingdings" w:hAnsi="Wingdings" w:hint="default"/>
+        <w:sz w:val="20"/>
+      </w:rPr>
+    </w:lvl>
+    <w:lvl w:ilvl="7" w:tentative="1">
+      <w:start w:val="1"/>
+      <w:numFmt w:val="bullet"/>
+      <w:lvlText w:val=""/>
+      <w:lvlJc w:val="left"/>
+      <w:pPr>
+        <w:tabs>
+          <w:tab w:val="num" w:pos="5760"/>
+        </w:tabs>
+        <w:ind w:left="5760" w:hanging="360"/>
+      </w:pPr>
+      <w:rPr>
+        <w:rFonts w:ascii="Wingdings" w:hAnsi="Wingdings" w:hint="default"/>
+        <w:sz w:val="20"/>
+      </w:rPr>
+    </w:lvl>
+    <w:lvl w:ilvl="8" w:tentative="1">
+      <w:start w:val="1"/>
+      <w:numFmt w:val="bullet"/>
+      <w:lvlText w:val=""/>
+      <w:lvlJc w:val="left"/>
+      <w:pPr>
+        <w:tabs>
+          <w:tab w:val="num" w:pos="6480"/>
+        </w:tabs>
+        <w:ind w:left="6480" w:hanging="360"/>
+      </w:pPr>
+      <w:rPr>
+        <w:rFonts w:ascii="Wingdings" w:hAnsi="Wingdings" w:hint="default"/>
+        <w:sz w:val="20"/>
+      </w:rPr>
+    </w:lvl>
+  </w:abstractNum>
+  <w:abstractNum w:abstractNumId="15" w15:restartNumberingAfterBreak="0">
     <w:nsid w:val="68E027B3"/>
     <w:multiLevelType w:val="multilevel"/>
     <w:tmpl w:val="4AB47300"/>
@@ -6226,7 +8089,7 @@
       </w:rPr>
     </w:lvl>
   </w:abstractNum>
-  <w:abstractNum w:abstractNumId="11" w15:restartNumberingAfterBreak="0">
+  <w:abstractNum w:abstractNumId="16" w15:restartNumberingAfterBreak="0">
     <w:nsid w:val="69C62073"/>
     <w:multiLevelType w:val="multilevel"/>
     <w:tmpl w:val="407E78E2"/>
@@ -6343,7 +8206,7 @@
       </w:pPr>
     </w:lvl>
   </w:abstractNum>
-  <w:abstractNum w:abstractNumId="12" w15:restartNumberingAfterBreak="0">
+  <w:abstractNum w:abstractNumId="17" w15:restartNumberingAfterBreak="0">
     <w:nsid w:val="759D6656"/>
     <w:multiLevelType w:val="multilevel"/>
     <w:tmpl w:val="9582243A"/>
@@ -6492,7 +8355,7 @@
       </w:rPr>
     </w:lvl>
   </w:abstractNum>
-  <w:abstractNum w:abstractNumId="13" w15:restartNumberingAfterBreak="0">
+  <w:abstractNum w:abstractNumId="18" w15:restartNumberingAfterBreak="0">
     <w:nsid w:val="78982387"/>
     <w:multiLevelType w:val="multilevel"/>
     <w:tmpl w:val="6A7C7ABC"/>
@@ -6641,7 +8504,7 @@
       </w:rPr>
     </w:lvl>
   </w:abstractNum>
-  <w:abstractNum w:abstractNumId="14" w15:restartNumberingAfterBreak="0">
+  <w:abstractNum w:abstractNumId="19" w15:restartNumberingAfterBreak="0">
     <w:nsid w:val="7ED9274D"/>
     <w:multiLevelType w:val="multilevel"/>
     <w:tmpl w:val="EB0E2F3C"/>
@@ -6791,10 +8654,10 @@
     </w:lvl>
   </w:abstractNum>
   <w:num w:numId="1" w16cid:durableId="1024789016">
-    <w:abstractNumId w:val="7"/>
+    <w:abstractNumId w:val="8"/>
   </w:num>
   <w:num w:numId="2" w16cid:durableId="1192454878">
-    <w:abstractNumId w:val="14"/>
+    <w:abstractNumId w:val="19"/>
   </w:num>
   <w:num w:numId="3" w16cid:durableId="232282561">
     <w:abstractNumId w:val="2"/>
@@ -6803,37 +8666,52 @@
     <w:abstractNumId w:val="0"/>
   </w:num>
   <w:num w:numId="5" w16cid:durableId="90203052">
-    <w:abstractNumId w:val="4"/>
+    <w:abstractNumId w:val="5"/>
   </w:num>
   <w:num w:numId="6" w16cid:durableId="727921409">
     <w:abstractNumId w:val="1"/>
   </w:num>
   <w:num w:numId="7" w16cid:durableId="769273128">
-    <w:abstractNumId w:val="9"/>
+    <w:abstractNumId w:val="13"/>
   </w:num>
   <w:num w:numId="8" w16cid:durableId="46342223">
-    <w:abstractNumId w:val="13"/>
+    <w:abstractNumId w:val="18"/>
   </w:num>
   <w:num w:numId="9" w16cid:durableId="190074567">
-    <w:abstractNumId w:val="5"/>
+    <w:abstractNumId w:val="6"/>
   </w:num>
   <w:num w:numId="10" w16cid:durableId="349071225">
-    <w:abstractNumId w:val="12"/>
+    <w:abstractNumId w:val="17"/>
   </w:num>
   <w:num w:numId="11" w16cid:durableId="678432870">
-    <w:abstractNumId w:val="10"/>
+    <w:abstractNumId w:val="15"/>
   </w:num>
   <w:num w:numId="12" w16cid:durableId="633409840">
-    <w:abstractNumId w:val="6"/>
+    <w:abstractNumId w:val="7"/>
   </w:num>
   <w:num w:numId="13" w16cid:durableId="1318339130">
     <w:abstractNumId w:val="3"/>
   </w:num>
   <w:num w:numId="14" w16cid:durableId="2098940533">
+    <w:abstractNumId w:val="16"/>
+  </w:num>
+  <w:num w:numId="15" w16cid:durableId="289867546">
+    <w:abstractNumId w:val="12"/>
+  </w:num>
+  <w:num w:numId="16" w16cid:durableId="1571387365">
+    <w:abstractNumId w:val="10"/>
+  </w:num>
+  <w:num w:numId="17" w16cid:durableId="1419015613">
     <w:abstractNumId w:val="11"/>
   </w:num>
-  <w:num w:numId="15" w16cid:durableId="289867546">
-    <w:abstractNumId w:val="8"/>
+  <w:num w:numId="18" w16cid:durableId="2145391148">
+    <w:abstractNumId w:val="4"/>
+  </w:num>
+  <w:num w:numId="19" w16cid:durableId="1593971561">
+    <w:abstractNumId w:val="14"/>
+  </w:num>
+  <w:num w:numId="20" w16cid:durableId="140081381">
+    <w:abstractNumId w:val="9"/>
   </w:num>
 </w:numbering>
 </file>

--- a/دليل العمل على الطبقة المشتركه.docx
+++ b/دليل العمل على الطبقة المشتركه.docx
@@ -5764,6 +5764,2954 @@
           <w:lang w:bidi="ar-JO"/>
         </w:rPr>
       </w:pPr>
+      <w:r>
+        <w:rPr>
+          <w:rtl/>
+        </w:rPr>
+        <w:lastRenderedPageBreak/>
+        <w:t xml:space="preserve">لإضافة نظام </w:t>
+      </w:r>
+      <w:r>
+        <w:rPr>
+          <w:b/>
+          <w:bCs/>
+          <w:lang w:bidi="ar-JO"/>
+        </w:rPr>
+        <w:t>Audit Logging</w:t>
+      </w:r>
+      <w:r>
+        <w:rPr>
+          <w:lang w:bidi="ar-JO"/>
+        </w:rPr>
+        <w:t xml:space="preserve"> </w:t>
+      </w:r>
+      <w:r>
+        <w:rPr>
+          <w:rtl/>
+        </w:rPr>
+        <w:t>قوي ومطابق للمهندسة الحديثة والمعايير الأمنية، سنقوم بتطبيق نمط يعتمد على قاعدة البيانات لتسجيل كل العمليات والأنشطة الأمنية (مثل: تعديل دور، إسناد صلاحية، تعديل مستخدم) بحيث يسجل النظام تلقائياً</w:t>
+      </w:r>
+      <w:r>
+        <w:rPr>
+          <w:lang w:bidi="ar-JO"/>
+        </w:rPr>
+        <w:t>:</w:t>
+      </w:r>
+    </w:p>
+    <w:p>
+      <w:pPr>
+        <w:numPr>
+          <w:ilvl w:val="0"/>
+          <w:numId w:val="21"/>
+        </w:numPr>
+        <w:bidi/>
+        <w:rPr>
+          <w:lang w:bidi="ar-JO"/>
+        </w:rPr>
+      </w:pPr>
+      <w:r>
+        <w:rPr>
+          <w:b/>
+          <w:bCs/>
+          <w:rtl/>
+        </w:rPr>
+        <w:t>من قام بالعملية؟</w:t>
+      </w:r>
+      <w:r>
+        <w:rPr>
+          <w:rtl/>
+        </w:rPr>
+        <w:t xml:space="preserve"> </w:t>
+      </w:r>
+      <w:r>
+        <w:rPr>
+          <w:lang w:bidi="ar-JO"/>
+        </w:rPr>
+        <w:t>(</w:t>
+      </w:r>
+      <w:r>
+        <w:rPr>
+          <w:rtl/>
+        </w:rPr>
+        <w:t xml:space="preserve">معرف المستخدم من الـ </w:t>
+      </w:r>
+      <w:proofErr w:type="spellStart"/>
+      <w:r>
+        <w:rPr>
+          <w:lang w:bidi="ar-JO"/>
+        </w:rPr>
+        <w:t>ICurrentUserService</w:t>
+      </w:r>
+      <w:proofErr w:type="spellEnd"/>
+      <w:r>
+        <w:rPr>
+          <w:lang w:bidi="ar-JO"/>
+        </w:rPr>
+        <w:t>).</w:t>
+      </w:r>
+    </w:p>
+    <w:p>
+      <w:pPr>
+        <w:numPr>
+          <w:ilvl w:val="0"/>
+          <w:numId w:val="21"/>
+        </w:numPr>
+        <w:bidi/>
+        <w:rPr>
+          <w:lang w:bidi="ar-JO"/>
+        </w:rPr>
+      </w:pPr>
+      <w:r>
+        <w:rPr>
+          <w:b/>
+          <w:bCs/>
+          <w:rtl/>
+        </w:rPr>
+        <w:t>ما هي العملية؟</w:t>
+      </w:r>
+      <w:r>
+        <w:rPr>
+          <w:rtl/>
+        </w:rPr>
+        <w:t xml:space="preserve"> </w:t>
+      </w:r>
+      <w:r>
+        <w:rPr>
+          <w:lang w:bidi="ar-JO"/>
+        </w:rPr>
+        <w:t>(</w:t>
+      </w:r>
+      <w:r>
+        <w:rPr>
+          <w:rtl/>
+        </w:rPr>
+        <w:t>اسم الـ</w:t>
+      </w:r>
+      <w:r>
+        <w:rPr>
+          <w:lang w:bidi="ar-JO"/>
+        </w:rPr>
+        <w:t xml:space="preserve"> Action </w:t>
+      </w:r>
+      <w:r>
+        <w:rPr>
+          <w:rtl/>
+        </w:rPr>
+        <w:t>أو الحدث</w:t>
+      </w:r>
+      <w:r>
+        <w:rPr>
+          <w:lang w:bidi="ar-JO"/>
+        </w:rPr>
+        <w:t>).</w:t>
+      </w:r>
+    </w:p>
+    <w:p>
+      <w:pPr>
+        <w:numPr>
+          <w:ilvl w:val="0"/>
+          <w:numId w:val="21"/>
+        </w:numPr>
+        <w:bidi/>
+        <w:rPr>
+          <w:lang w:bidi="ar-JO"/>
+        </w:rPr>
+      </w:pPr>
+      <w:r>
+        <w:rPr>
+          <w:b/>
+          <w:bCs/>
+          <w:rtl/>
+        </w:rPr>
+        <w:t>متى حدثت؟</w:t>
+      </w:r>
+      <w:r>
+        <w:rPr>
+          <w:rtl/>
+        </w:rPr>
+        <w:t xml:space="preserve"> </w:t>
+      </w:r>
+      <w:r>
+        <w:rPr>
+          <w:lang w:bidi="ar-JO"/>
+        </w:rPr>
+        <w:t>(</w:t>
+      </w:r>
+      <w:r>
+        <w:rPr>
+          <w:rtl/>
+        </w:rPr>
+        <w:t>التاريخ والوقت بتوقيت</w:t>
+      </w:r>
+      <w:r>
+        <w:rPr>
+          <w:lang w:bidi="ar-JO"/>
+        </w:rPr>
+        <w:t xml:space="preserve"> UTC).</w:t>
+      </w:r>
+    </w:p>
+    <w:p>
+      <w:pPr>
+        <w:numPr>
+          <w:ilvl w:val="0"/>
+          <w:numId w:val="21"/>
+        </w:numPr>
+        <w:bidi/>
+        <w:rPr>
+          <w:lang w:bidi="ar-JO"/>
+        </w:rPr>
+      </w:pPr>
+      <w:r>
+        <w:rPr>
+          <w:b/>
+          <w:bCs/>
+          <w:rtl/>
+        </w:rPr>
+        <w:t>البيانات التفصيلية</w:t>
+      </w:r>
+      <w:r>
+        <w:rPr>
+          <w:b/>
+          <w:bCs/>
+          <w:lang w:bidi="ar-JO"/>
+        </w:rPr>
+        <w:t xml:space="preserve"> (Old/New Values </w:t>
+      </w:r>
+      <w:r>
+        <w:rPr>
+          <w:b/>
+          <w:bCs/>
+          <w:rtl/>
+        </w:rPr>
+        <w:t>أو تفاصيل الحدث</w:t>
+      </w:r>
+      <w:r>
+        <w:rPr>
+          <w:b/>
+          <w:bCs/>
+          <w:lang w:bidi="ar-JO"/>
+        </w:rPr>
+        <w:t>).</w:t>
+      </w:r>
+    </w:p>
+    <w:p>
+      <w:pPr>
+        <w:bidi/>
+        <w:rPr>
+          <w:lang w:bidi="ar-JO"/>
+        </w:rPr>
+      </w:pPr>
+      <w:r>
+        <w:rPr>
+          <w:rtl/>
+        </w:rPr>
+        <w:t xml:space="preserve">سنقوم بتنفيذ ذلك باستخدام </w:t>
+      </w:r>
+      <w:r>
+        <w:rPr>
+          <w:b/>
+          <w:bCs/>
+          <w:lang w:bidi="ar-JO"/>
+        </w:rPr>
+        <w:t>EF Core Interceptors</w:t>
+      </w:r>
+      <w:r>
+        <w:rPr>
+          <w:lang w:bidi="ar-JO"/>
+        </w:rPr>
+        <w:t xml:space="preserve"> </w:t>
+      </w:r>
+      <w:r>
+        <w:rPr>
+          <w:rtl/>
+        </w:rPr>
+        <w:t xml:space="preserve">أو </w:t>
+      </w:r>
+      <w:r>
+        <w:rPr>
+          <w:b/>
+          <w:bCs/>
+          <w:lang w:bidi="ar-JO"/>
+        </w:rPr>
+        <w:t>Domain Events</w:t>
+      </w:r>
+      <w:r>
+        <w:rPr>
+          <w:rtl/>
+        </w:rPr>
+        <w:t>؛ وأبسط وأشمل طريقة لتغطية كل الـ</w:t>
+      </w:r>
+      <w:r>
+        <w:rPr>
+          <w:lang w:bidi="ar-JO"/>
+        </w:rPr>
+        <w:t xml:space="preserve"> Commands </w:t>
+      </w:r>
+      <w:r>
+        <w:rPr>
+          <w:rtl/>
+        </w:rPr>
+        <w:t xml:space="preserve">المتعلقة بالأدوار والصلاحيات هي استخدام </w:t>
+      </w:r>
+      <w:proofErr w:type="spellStart"/>
+      <w:r>
+        <w:rPr>
+          <w:b/>
+          <w:bCs/>
+          <w:lang w:bidi="ar-JO"/>
+        </w:rPr>
+        <w:t>MediatR</w:t>
+      </w:r>
+      <w:proofErr w:type="spellEnd"/>
+      <w:r>
+        <w:rPr>
+          <w:b/>
+          <w:bCs/>
+          <w:lang w:bidi="ar-JO"/>
+        </w:rPr>
+        <w:t xml:space="preserve"> Pipeline Behavior </w:t>
+      </w:r>
+      <w:r>
+        <w:rPr>
+          <w:b/>
+          <w:bCs/>
+          <w:rtl/>
+        </w:rPr>
+        <w:t>خاص بالـ</w:t>
+      </w:r>
+      <w:r>
+        <w:rPr>
+          <w:b/>
+          <w:bCs/>
+          <w:lang w:bidi="ar-JO"/>
+        </w:rPr>
+        <w:t xml:space="preserve"> Audit Logging</w:t>
+      </w:r>
+      <w:r>
+        <w:rPr>
+          <w:lang w:bidi="ar-JO"/>
+        </w:rPr>
+        <w:t xml:space="preserve">. </w:t>
+      </w:r>
+      <w:r>
+        <w:rPr>
+          <w:rtl/>
+        </w:rPr>
+        <w:t>هذا السلوك</w:t>
+      </w:r>
+      <w:r>
+        <w:rPr>
+          <w:lang w:bidi="ar-JO"/>
+        </w:rPr>
+        <w:t xml:space="preserve"> (Behavior) </w:t>
+      </w:r>
+      <w:r>
+        <w:rPr>
+          <w:rtl/>
+        </w:rPr>
+        <w:t>سيعترض أي</w:t>
+      </w:r>
+      <w:r>
+        <w:rPr>
+          <w:lang w:bidi="ar-JO"/>
+        </w:rPr>
+        <w:t xml:space="preserve"> Command </w:t>
+      </w:r>
+      <w:r>
+        <w:rPr>
+          <w:rtl/>
+        </w:rPr>
+        <w:t>متعلق بالتعديل أو الإسناد ويسجله تلقائياً</w:t>
+      </w:r>
+      <w:r>
+        <w:rPr>
+          <w:lang w:bidi="ar-JO"/>
+        </w:rPr>
+        <w:t>!</w:t>
+      </w:r>
+    </w:p>
+    <w:p>
+      <w:pPr>
+        <w:bidi/>
+      </w:pPr>
+    </w:p>
+    <w:p>
+      <w:pPr>
+        <w:bidi/>
+      </w:pPr>
+    </w:p>
+    <w:p>
+      <w:pPr>
+        <w:bidi/>
+        <w:rPr>
+          <w:lang w:bidi="ar-JO"/>
+        </w:rPr>
+      </w:pPr>
+      <w:r>
+        <w:rPr>
+          <w:rtl/>
+        </w:rPr>
+        <w:t>بما أنك تبني نظاماً مؤسسياً عالي الأمان</w:t>
+      </w:r>
+      <w:r>
+        <w:rPr>
+          <w:lang w:bidi="ar-JO"/>
+        </w:rPr>
+        <w:t xml:space="preserve"> (Enterprise-Grade) </w:t>
+      </w:r>
+      <w:r>
+        <w:rPr>
+          <w:rtl/>
+        </w:rPr>
+        <w:t xml:space="preserve">باستخدام </w:t>
+      </w:r>
+      <w:r>
+        <w:rPr>
+          <w:b/>
+          <w:bCs/>
+          <w:lang w:bidi="ar-JO"/>
+        </w:rPr>
+        <w:t>Clean Architecture</w:t>
+      </w:r>
+      <w:r>
+        <w:rPr>
+          <w:rtl/>
+        </w:rPr>
+        <w:t>، فإن نظام الـ</w:t>
+      </w:r>
+      <w:r>
+        <w:rPr>
+          <w:lang w:bidi="ar-JO"/>
+        </w:rPr>
+        <w:t xml:space="preserve"> Authorization </w:t>
+      </w:r>
+      <w:r>
+        <w:rPr>
+          <w:rtl/>
+        </w:rPr>
+        <w:t>الحالي</w:t>
+      </w:r>
+      <w:r>
+        <w:rPr>
+          <w:lang w:bidi="ar-JO"/>
+        </w:rPr>
+        <w:t xml:space="preserve"> (</w:t>
+      </w:r>
+      <w:r>
+        <w:rPr>
+          <w:rtl/>
+        </w:rPr>
+        <w:t>الذي يعتمد على</w:t>
+      </w:r>
+      <w:r>
+        <w:rPr>
+          <w:lang w:bidi="ar-JO"/>
+        </w:rPr>
+        <w:t xml:space="preserve"> Roles </w:t>
+      </w:r>
+      <w:r>
+        <w:rPr>
+          <w:rtl/>
+        </w:rPr>
+        <w:t>و</w:t>
+      </w:r>
+      <w:r>
+        <w:rPr>
+          <w:lang w:bidi="ar-JO"/>
+        </w:rPr>
+        <w:t xml:space="preserve"> Permissions) </w:t>
+      </w:r>
+      <w:r>
+        <w:rPr>
+          <w:rtl/>
+        </w:rPr>
+        <w:t xml:space="preserve">ممتاز وأساسي، ولكن لتصل بالنظام إلى </w:t>
+      </w:r>
+      <w:r>
+        <w:rPr>
+          <w:b/>
+          <w:bCs/>
+          <w:rtl/>
+        </w:rPr>
+        <w:t>أعلى مستوى احترافي ومعياري</w:t>
+      </w:r>
+      <w:r>
+        <w:rPr>
+          <w:b/>
+          <w:bCs/>
+          <w:lang w:bidi="ar-JO"/>
+        </w:rPr>
+        <w:t xml:space="preserve"> (Enterprise Level)</w:t>
+      </w:r>
+      <w:r>
+        <w:rPr>
+          <w:rtl/>
+        </w:rPr>
+        <w:t>، هنالك 4 إضافات معمارية وقوية جداً يُنصح بشدة بإضافتها</w:t>
+      </w:r>
+      <w:r>
+        <w:rPr>
+          <w:lang w:bidi="ar-JO"/>
+        </w:rPr>
+        <w:t>:</w:t>
+      </w:r>
+    </w:p>
+    <w:p>
+      <w:pPr>
+        <w:bidi/>
+        <w:rPr>
+          <w:b/>
+          <w:bCs/>
+          <w:lang w:bidi="ar-JO"/>
+        </w:rPr>
+      </w:pPr>
+      <w:r>
+        <w:rPr>
+          <w:b/>
+          <w:bCs/>
+          <w:lang w:bidi="ar-JO"/>
+        </w:rPr>
+        <w:t xml:space="preserve">1. </w:t>
+      </w:r>
+      <w:r>
+        <w:rPr>
+          <w:b/>
+          <w:bCs/>
+          <w:rtl/>
+        </w:rPr>
+        <w:t>تطبيق</w:t>
+      </w:r>
+      <w:r>
+        <w:rPr>
+          <w:b/>
+          <w:bCs/>
+          <w:lang w:bidi="ar-JO"/>
+        </w:rPr>
+        <w:t xml:space="preserve"> Dynamic Permission Authorization Policies (</w:t>
+      </w:r>
+      <w:r>
+        <w:rPr>
+          <w:b/>
+          <w:bCs/>
+          <w:rtl/>
+        </w:rPr>
+        <w:t>السياسات الديناميكية</w:t>
+      </w:r>
+      <w:r>
+        <w:rPr>
+          <w:b/>
+          <w:bCs/>
+          <w:lang w:bidi="ar-JO"/>
+        </w:rPr>
+        <w:t>)</w:t>
+      </w:r>
+    </w:p>
+    <w:p>
+      <w:pPr>
+        <w:bidi/>
+        <w:rPr>
+          <w:lang w:bidi="ar-JO"/>
+        </w:rPr>
+      </w:pPr>
+      <w:r>
+        <w:rPr>
+          <w:rtl/>
+        </w:rPr>
+        <w:t xml:space="preserve">بدلاً من الاعتماد الثابت على </w:t>
+      </w:r>
+      <w:r>
+        <w:rPr>
+          <w:lang w:bidi="ar-JO"/>
+        </w:rPr>
+        <w:t>[Authorize(Policy = "</w:t>
+      </w:r>
+      <w:proofErr w:type="spellStart"/>
+      <w:r>
+        <w:rPr>
+          <w:lang w:bidi="ar-JO"/>
+        </w:rPr>
+        <w:t>Permissions.Roles.View</w:t>
+      </w:r>
+      <w:proofErr w:type="spellEnd"/>
+      <w:r>
+        <w:rPr>
+          <w:lang w:bidi="ar-JO"/>
+        </w:rPr>
+        <w:t xml:space="preserve">")] </w:t>
+      </w:r>
+      <w:r>
+        <w:rPr>
+          <w:rtl/>
+        </w:rPr>
+        <w:t xml:space="preserve">(والتي تتطلب إعادة تشغيل أو كود إضافي لكل صلاحية جديدة)، يمكنك إنشاء </w:t>
+      </w:r>
+      <w:r>
+        <w:rPr>
+          <w:b/>
+          <w:bCs/>
+          <w:lang w:bidi="ar-JO"/>
+        </w:rPr>
+        <w:t>Custom Authorization Policy Provider</w:t>
+      </w:r>
+      <w:r>
+        <w:rPr>
+          <w:lang w:bidi="ar-JO"/>
+        </w:rPr>
+        <w:t>.</w:t>
+      </w:r>
+    </w:p>
+    <w:p>
+      <w:pPr>
+        <w:numPr>
+          <w:ilvl w:val="0"/>
+          <w:numId w:val="22"/>
+        </w:numPr>
+        <w:bidi/>
+        <w:rPr>
+          <w:lang w:bidi="ar-JO"/>
+        </w:rPr>
+      </w:pPr>
+      <w:r>
+        <w:rPr>
+          <w:b/>
+          <w:bCs/>
+          <w:rtl/>
+        </w:rPr>
+        <w:t>الفكرة</w:t>
+      </w:r>
+      <w:r>
+        <w:rPr>
+          <w:b/>
+          <w:bCs/>
+          <w:lang w:bidi="ar-JO"/>
+        </w:rPr>
+        <w:t>:</w:t>
+      </w:r>
+      <w:r>
+        <w:rPr>
+          <w:lang w:bidi="ar-JO"/>
+        </w:rPr>
+        <w:t xml:space="preserve"> </w:t>
+      </w:r>
+      <w:r>
+        <w:rPr>
+          <w:rtl/>
+        </w:rPr>
+        <w:t>يقوم النظام ديناميكياً بتقييم الصلاحية بناءً على الـ</w:t>
+      </w:r>
+      <w:r>
+        <w:rPr>
+          <w:lang w:bidi="ar-JO"/>
+        </w:rPr>
+        <w:t xml:space="preserve"> Policy Name </w:t>
+      </w:r>
+      <w:r>
+        <w:rPr>
+          <w:rtl/>
+        </w:rPr>
+        <w:t xml:space="preserve">إذا كانت تبدأ بـ </w:t>
+      </w:r>
+      <w:r>
+        <w:rPr>
+          <w:lang w:bidi="ar-JO"/>
+        </w:rPr>
+        <w:t>Permissions.</w:t>
+      </w:r>
+      <w:r>
+        <w:rPr>
+          <w:rtl/>
+        </w:rPr>
+        <w:t>، ويتحقق مما إذا كان المستخدم يمتلكها في جدول الصلاحيات الخاص به دون الحاجة لتسجيل كل صلاحية كـ</w:t>
+      </w:r>
+      <w:r>
+        <w:rPr>
+          <w:lang w:bidi="ar-JO"/>
+        </w:rPr>
+        <w:t xml:space="preserve"> Policy </w:t>
+      </w:r>
+      <w:r>
+        <w:rPr>
+          <w:rtl/>
+        </w:rPr>
+        <w:t xml:space="preserve">يدوياً في </w:t>
+      </w:r>
+      <w:proofErr w:type="spellStart"/>
+      <w:r>
+        <w:rPr>
+          <w:lang w:bidi="ar-JO"/>
+        </w:rPr>
+        <w:t>Program.cs</w:t>
+      </w:r>
+      <w:proofErr w:type="spellEnd"/>
+      <w:r>
+        <w:rPr>
+          <w:lang w:bidi="ar-JO"/>
+        </w:rPr>
+        <w:t>.</w:t>
+      </w:r>
+    </w:p>
+    <w:p>
+      <w:pPr>
+        <w:bidi/>
+        <w:rPr>
+          <w:b/>
+          <w:bCs/>
+          <w:lang w:bidi="ar-JO"/>
+        </w:rPr>
+      </w:pPr>
+      <w:r>
+        <w:rPr>
+          <w:b/>
+          <w:bCs/>
+          <w:lang w:bidi="ar-JO"/>
+        </w:rPr>
+        <w:t xml:space="preserve">2. </w:t>
+      </w:r>
+      <w:r>
+        <w:rPr>
+          <w:b/>
+          <w:bCs/>
+          <w:rtl/>
+        </w:rPr>
+        <w:t>فصل صلاحيات ملكية الموارد</w:t>
+      </w:r>
+      <w:r>
+        <w:rPr>
+          <w:b/>
+          <w:bCs/>
+          <w:lang w:bidi="ar-JO"/>
+        </w:rPr>
+        <w:t xml:space="preserve"> (Resource-Based Authorization)</w:t>
+      </w:r>
+    </w:p>
+    <w:p>
+      <w:pPr>
+        <w:bidi/>
+        <w:rPr>
+          <w:lang w:bidi="ar-JO"/>
+        </w:rPr>
+      </w:pPr>
+      <w:r>
+        <w:rPr>
+          <w:rtl/>
+        </w:rPr>
+        <w:t xml:space="preserve">ذكرنا في السياق أنك تحمي الموارد عبر </w:t>
+      </w:r>
+      <w:proofErr w:type="spellStart"/>
+      <w:r>
+        <w:rPr>
+          <w:lang w:bidi="ar-JO"/>
+        </w:rPr>
+        <w:t>ICurrentUserService</w:t>
+      </w:r>
+      <w:proofErr w:type="spellEnd"/>
+      <w:r>
+        <w:rPr>
+          <w:rtl/>
+        </w:rPr>
+        <w:t>، ولكن الأفضل معمارياً في</w:t>
+      </w:r>
+      <w:r>
+        <w:rPr>
+          <w:lang w:bidi="ar-JO"/>
+        </w:rPr>
+        <w:t xml:space="preserve"> .NET </w:t>
+      </w:r>
+      <w:r>
+        <w:rPr>
+          <w:rtl/>
+        </w:rPr>
+        <w:t xml:space="preserve">هو استخدام واجهة </w:t>
+      </w:r>
+      <w:proofErr w:type="spellStart"/>
+      <w:r>
+        <w:rPr>
+          <w:b/>
+          <w:bCs/>
+          <w:lang w:bidi="ar-JO"/>
+        </w:rPr>
+        <w:t>IAuthorizationService</w:t>
+      </w:r>
+      <w:proofErr w:type="spellEnd"/>
+      <w:r>
+        <w:rPr>
+          <w:lang w:bidi="ar-JO"/>
+        </w:rPr>
+        <w:t xml:space="preserve"> </w:t>
+      </w:r>
+      <w:r>
+        <w:rPr>
+          <w:rtl/>
+        </w:rPr>
+        <w:t xml:space="preserve">مع </w:t>
+      </w:r>
+      <w:proofErr w:type="spellStart"/>
+      <w:r>
+        <w:rPr>
+          <w:b/>
+          <w:bCs/>
+          <w:lang w:bidi="ar-JO"/>
+        </w:rPr>
+        <w:t>AuthorizationHandler</w:t>
+      </w:r>
+      <w:proofErr w:type="spellEnd"/>
+      <w:r>
+        <w:rPr>
+          <w:b/>
+          <w:bCs/>
+          <w:lang w:bidi="ar-JO"/>
+        </w:rPr>
+        <w:t>&lt;</w:t>
+      </w:r>
+      <w:proofErr w:type="spellStart"/>
+      <w:r>
+        <w:rPr>
+          <w:b/>
+          <w:bCs/>
+          <w:lang w:bidi="ar-JO"/>
+        </w:rPr>
+        <w:t>TRequirement</w:t>
+      </w:r>
+      <w:proofErr w:type="spellEnd"/>
+      <w:r>
+        <w:rPr>
+          <w:b/>
+          <w:bCs/>
+          <w:lang w:bidi="ar-JO"/>
+        </w:rPr>
+        <w:t xml:space="preserve">, </w:t>
+      </w:r>
+      <w:proofErr w:type="spellStart"/>
+      <w:r>
+        <w:rPr>
+          <w:b/>
+          <w:bCs/>
+          <w:lang w:bidi="ar-JO"/>
+        </w:rPr>
+        <w:t>TResource</w:t>
+      </w:r>
+      <w:proofErr w:type="spellEnd"/>
+      <w:r>
+        <w:rPr>
+          <w:b/>
+          <w:bCs/>
+          <w:lang w:bidi="ar-JO"/>
+        </w:rPr>
+        <w:t>&gt;</w:t>
+      </w:r>
+      <w:r>
+        <w:rPr>
+          <w:lang w:bidi="ar-JO"/>
+        </w:rPr>
+        <w:t>.</w:t>
+      </w:r>
+    </w:p>
+    <w:p>
+      <w:pPr>
+        <w:numPr>
+          <w:ilvl w:val="0"/>
+          <w:numId w:val="23"/>
+        </w:numPr>
+        <w:bidi/>
+        <w:rPr>
+          <w:lang w:bidi="ar-JO"/>
+        </w:rPr>
+      </w:pPr>
+      <w:r>
+        <w:rPr>
+          <w:b/>
+          <w:bCs/>
+          <w:rtl/>
+        </w:rPr>
+        <w:t>الفكرة</w:t>
+      </w:r>
+      <w:r>
+        <w:rPr>
+          <w:b/>
+          <w:bCs/>
+          <w:lang w:bidi="ar-JO"/>
+        </w:rPr>
+        <w:t>:</w:t>
+      </w:r>
+      <w:r>
+        <w:rPr>
+          <w:lang w:bidi="ar-JO"/>
+        </w:rPr>
+        <w:t xml:space="preserve"> </w:t>
+      </w:r>
+      <w:r>
+        <w:rPr>
+          <w:rtl/>
+        </w:rPr>
+        <w:t>بدلاً من كتابة شرط التحقق من الملكية داخل الـ</w:t>
+      </w:r>
+      <w:r>
+        <w:rPr>
+          <w:lang w:bidi="ar-JO"/>
+        </w:rPr>
+        <w:t xml:space="preserve"> Controller </w:t>
+      </w:r>
+      <w:r>
+        <w:rPr>
+          <w:rtl/>
+        </w:rPr>
+        <w:t>أو الـ</w:t>
+      </w:r>
+      <w:r>
+        <w:rPr>
+          <w:lang w:bidi="ar-JO"/>
+        </w:rPr>
+        <w:t xml:space="preserve"> Command Handler (</w:t>
+      </w:r>
+      <w:r>
+        <w:rPr>
+          <w:rtl/>
+        </w:rPr>
+        <w:t>مثل</w:t>
+      </w:r>
+      <w:r>
+        <w:rPr>
+          <w:lang w:bidi="ar-JO"/>
+        </w:rPr>
+        <w:t>: if (</w:t>
+      </w:r>
+      <w:proofErr w:type="spellStart"/>
+      <w:r>
+        <w:rPr>
+          <w:lang w:bidi="ar-JO"/>
+        </w:rPr>
+        <w:t>resource.UserId</w:t>
+      </w:r>
+      <w:proofErr w:type="spellEnd"/>
+      <w:r>
+        <w:rPr>
+          <w:lang w:bidi="ar-JO"/>
+        </w:rPr>
+        <w:t xml:space="preserve"> != </w:t>
+      </w:r>
+      <w:proofErr w:type="spellStart"/>
+      <w:r>
+        <w:rPr>
+          <w:lang w:bidi="ar-JO"/>
+        </w:rPr>
+        <w:t>currentUser.Id</w:t>
+      </w:r>
+      <w:proofErr w:type="spellEnd"/>
+      <w:r>
+        <w:rPr>
+          <w:lang w:bidi="ar-JO"/>
+        </w:rPr>
+        <w:t xml:space="preserve">) throw new </w:t>
+      </w:r>
+      <w:proofErr w:type="spellStart"/>
+      <w:proofErr w:type="gramStart"/>
+      <w:r>
+        <w:rPr>
+          <w:lang w:bidi="ar-JO"/>
+        </w:rPr>
+        <w:t>UnauthorizedException</w:t>
+      </w:r>
+      <w:proofErr w:type="spellEnd"/>
+      <w:r>
+        <w:rPr>
+          <w:lang w:bidi="ar-JO"/>
+        </w:rPr>
+        <w:t>())</w:t>
+      </w:r>
+      <w:r>
+        <w:rPr>
+          <w:rtl/>
+        </w:rPr>
+        <w:t>،</w:t>
+      </w:r>
+      <w:proofErr w:type="gramEnd"/>
+      <w:r>
+        <w:rPr>
+          <w:rtl/>
+        </w:rPr>
+        <w:t xml:space="preserve"> يتم نقل هذا المنطق إلى </w:t>
+      </w:r>
+      <w:r>
+        <w:rPr>
+          <w:b/>
+          <w:bCs/>
+          <w:lang w:bidi="ar-JO"/>
+        </w:rPr>
+        <w:t xml:space="preserve">Authorization Handler </w:t>
+      </w:r>
+      <w:r>
+        <w:rPr>
+          <w:b/>
+          <w:bCs/>
+          <w:rtl/>
+        </w:rPr>
+        <w:t>منفصل</w:t>
+      </w:r>
+      <w:r>
+        <w:rPr>
+          <w:lang w:bidi="ar-JO"/>
+        </w:rPr>
+        <w:t>.</w:t>
+      </w:r>
+    </w:p>
+    <w:p>
+      <w:pPr>
+        <w:numPr>
+          <w:ilvl w:val="0"/>
+          <w:numId w:val="23"/>
+        </w:numPr>
+        <w:bidi/>
+        <w:rPr>
+          <w:lang w:bidi="ar-JO"/>
+        </w:rPr>
+      </w:pPr>
+      <w:r>
+        <w:rPr>
+          <w:b/>
+          <w:bCs/>
+          <w:rtl/>
+        </w:rPr>
+        <w:t>الميزة</w:t>
+      </w:r>
+      <w:r>
+        <w:rPr>
+          <w:b/>
+          <w:bCs/>
+          <w:lang w:bidi="ar-JO"/>
+        </w:rPr>
+        <w:t>:</w:t>
+      </w:r>
+      <w:r>
+        <w:rPr>
+          <w:lang w:bidi="ar-JO"/>
+        </w:rPr>
+        <w:t xml:space="preserve"> </w:t>
+      </w:r>
+      <w:r>
+        <w:rPr>
+          <w:rtl/>
+        </w:rPr>
+        <w:t>يجعل الكود نظيفاً جداً ويفصل قواعد الأمان عن منطق العمل</w:t>
+      </w:r>
+      <w:r>
+        <w:rPr>
+          <w:lang w:bidi="ar-JO"/>
+        </w:rPr>
+        <w:t xml:space="preserve"> (Business Logic).</w:t>
+      </w:r>
+    </w:p>
+    <w:p>
+      <w:pPr>
+        <w:bidi/>
+        <w:rPr>
+          <w:b/>
+          <w:bCs/>
+          <w:lang w:bidi="ar-JO"/>
+        </w:rPr>
+      </w:pPr>
+      <w:r>
+        <w:rPr>
+          <w:b/>
+          <w:bCs/>
+          <w:lang w:bidi="ar-JO"/>
+        </w:rPr>
+        <w:t xml:space="preserve">3. </w:t>
+      </w:r>
+      <w:r>
+        <w:rPr>
+          <w:b/>
+          <w:bCs/>
+          <w:rtl/>
+        </w:rPr>
+        <w:t>نظام منع تجاوز الصلاحيات الهرمية</w:t>
+      </w:r>
+      <w:r>
+        <w:rPr>
+          <w:b/>
+          <w:bCs/>
+          <w:lang w:bidi="ar-JO"/>
+        </w:rPr>
+        <w:t xml:space="preserve"> (Role Hierarchy &amp; Prevention)</w:t>
+      </w:r>
+    </w:p>
+    <w:p>
+      <w:pPr>
+        <w:bidi/>
+        <w:rPr>
+          <w:lang w:bidi="ar-JO"/>
+        </w:rPr>
+      </w:pPr>
+      <w:r>
+        <w:rPr>
+          <w:rtl/>
+        </w:rPr>
+        <w:t xml:space="preserve">في الأنظمة الكبيرة، قد يقوم مستخدم بصلاحية </w:t>
+      </w:r>
+      <w:r>
+        <w:rPr>
+          <w:lang w:bidi="ar-JO"/>
+        </w:rPr>
+        <w:t xml:space="preserve">Admin </w:t>
+      </w:r>
+      <w:r>
+        <w:rPr>
+          <w:rtl/>
+        </w:rPr>
+        <w:t>محلي بإنشاء دور بصلاحيات أعلى منه أو تعديل صلاحيات مشرف أعلى منه</w:t>
+      </w:r>
+      <w:r>
+        <w:rPr>
+          <w:lang w:bidi="ar-JO"/>
+        </w:rPr>
+        <w:t xml:space="preserve"> (Privilege Escalation).</w:t>
+      </w:r>
+    </w:p>
+    <w:p>
+      <w:pPr>
+        <w:numPr>
+          <w:ilvl w:val="0"/>
+          <w:numId w:val="24"/>
+        </w:numPr>
+        <w:bidi/>
+        <w:rPr>
+          <w:lang w:bidi="ar-JO"/>
+        </w:rPr>
+      </w:pPr>
+      <w:r>
+        <w:rPr>
+          <w:b/>
+          <w:bCs/>
+          <w:rtl/>
+        </w:rPr>
+        <w:lastRenderedPageBreak/>
+        <w:t>الفكرة</w:t>
+      </w:r>
+      <w:r>
+        <w:rPr>
+          <w:b/>
+          <w:bCs/>
+          <w:lang w:bidi="ar-JO"/>
+        </w:rPr>
+        <w:t>:</w:t>
+      </w:r>
+      <w:r>
+        <w:rPr>
+          <w:lang w:bidi="ar-JO"/>
+        </w:rPr>
+        <w:t xml:space="preserve"> </w:t>
+      </w:r>
+      <w:r>
+        <w:rPr>
+          <w:rtl/>
+        </w:rPr>
+        <w:t>إضافة قواعد أمان تمنع المستخدم من منح صلاحيات لا يملكها هو شخصياً، أو منع تعديل مستخدم ذي رتبة أعلى</w:t>
+      </w:r>
+      <w:r>
+        <w:rPr>
+          <w:lang w:bidi="ar-JO"/>
+        </w:rPr>
+        <w:t>.</w:t>
+      </w:r>
+    </w:p>
+    <w:p>
+      <w:pPr>
+        <w:bidi/>
+        <w:rPr>
+          <w:b/>
+          <w:bCs/>
+          <w:lang w:bidi="ar-JO"/>
+        </w:rPr>
+      </w:pPr>
+      <w:r>
+        <w:rPr>
+          <w:b/>
+          <w:bCs/>
+          <w:lang w:bidi="ar-JO"/>
+        </w:rPr>
+        <w:t xml:space="preserve">4. </w:t>
+      </w:r>
+      <w:r>
+        <w:rPr>
+          <w:b/>
+          <w:bCs/>
+          <w:rtl/>
+        </w:rPr>
+        <w:t>حماية العمليات الحساسة عبر</w:t>
+      </w:r>
+      <w:r>
+        <w:rPr>
+          <w:b/>
+          <w:bCs/>
+          <w:lang w:bidi="ar-JO"/>
+        </w:rPr>
+        <w:t xml:space="preserve"> Re-Authentication / Step-Up Authentication</w:t>
+      </w:r>
+    </w:p>
+    <w:p>
+      <w:pPr>
+        <w:bidi/>
+        <w:rPr>
+          <w:lang w:bidi="ar-JO"/>
+        </w:rPr>
+      </w:pPr>
+      <w:r>
+        <w:rPr>
+          <w:rtl/>
+        </w:rPr>
+        <w:t>عند قيام المستخدم بعمليات خطيرة جداً (مثل: تعديل صلاحيات النظام، تغيير كلمة المرور، حذف دور رئيسي)، لا يكفي الـ</w:t>
+      </w:r>
+      <w:r>
+        <w:rPr>
+          <w:lang w:bidi="ar-JO"/>
+        </w:rPr>
+        <w:t xml:space="preserve"> JWT Token </w:t>
+      </w:r>
+      <w:r>
+        <w:rPr>
+          <w:rtl/>
+        </w:rPr>
+        <w:t>العادي الذي قد يكون سُرق أو تُرك جهازه مفتوحاً</w:t>
+      </w:r>
+      <w:r>
+        <w:rPr>
+          <w:lang w:bidi="ar-JO"/>
+        </w:rPr>
+        <w:t>.</w:t>
+      </w:r>
+    </w:p>
+    <w:p>
+      <w:pPr>
+        <w:numPr>
+          <w:ilvl w:val="0"/>
+          <w:numId w:val="25"/>
+        </w:numPr>
+        <w:bidi/>
+        <w:rPr>
+          <w:lang w:bidi="ar-JO"/>
+        </w:rPr>
+      </w:pPr>
+      <w:r>
+        <w:rPr>
+          <w:b/>
+          <w:bCs/>
+          <w:rtl/>
+        </w:rPr>
+        <w:t>الفكرة</w:t>
+      </w:r>
+      <w:r>
+        <w:rPr>
+          <w:b/>
+          <w:bCs/>
+          <w:lang w:bidi="ar-JO"/>
+        </w:rPr>
+        <w:t>:</w:t>
+      </w:r>
+      <w:r>
+        <w:rPr>
+          <w:lang w:bidi="ar-JO"/>
+        </w:rPr>
+        <w:t xml:space="preserve"> </w:t>
+      </w:r>
+      <w:r>
+        <w:rPr>
+          <w:rtl/>
+        </w:rPr>
+        <w:t>إجبار المستخدم على إدخال رمز تحقق إضافي</w:t>
+      </w:r>
+      <w:r>
+        <w:rPr>
+          <w:lang w:bidi="ar-JO"/>
+        </w:rPr>
+        <w:t xml:space="preserve"> (</w:t>
+      </w:r>
+      <w:r>
+        <w:rPr>
+          <w:rtl/>
+        </w:rPr>
+        <w:t>مثل تفعيل رمز</w:t>
+      </w:r>
+      <w:r>
+        <w:rPr>
+          <w:lang w:bidi="ar-JO"/>
+        </w:rPr>
+        <w:t xml:space="preserve"> MFA </w:t>
+      </w:r>
+      <w:r>
+        <w:rPr>
+          <w:rtl/>
+        </w:rPr>
+        <w:t>سريع أو إدخال كلمة المرور مرة أخرى</w:t>
+      </w:r>
+      <w:r>
+        <w:rPr>
+          <w:lang w:bidi="ar-JO"/>
+        </w:rPr>
+        <w:t xml:space="preserve">) </w:t>
+      </w:r>
+      <w:r>
+        <w:rPr>
+          <w:rtl/>
+        </w:rPr>
+        <w:t>قبل تنفيذ العمليات الحرجة المتعلقة بالصلاحيات والأدوار</w:t>
+      </w:r>
+      <w:r>
+        <w:rPr>
+          <w:lang w:bidi="ar-JO"/>
+        </w:rPr>
+        <w:t>.</w:t>
+      </w:r>
+    </w:p>
+    <w:p>
+      <w:pPr>
+        <w:bidi/>
+        <w:rPr>
+          <w:rtl/>
+          <w:lang w:bidi="ar-JO"/>
+        </w:rPr>
+      </w:pPr>
+    </w:p>
+    <w:p>
+      <w:pPr>
+        <w:bidi/>
+        <w:rPr>
+          <w:b/>
+          <w:bCs/>
+          <w:lang w:bidi="ar-SY"/>
+        </w:rPr>
+      </w:pPr>
+      <w:r>
+        <w:rPr>
+          <w:b/>
+          <w:bCs/>
+          <w:rtl/>
+        </w:rPr>
+        <w:t>مفهوم صلاحيات الموارد الخاصة</w:t>
+      </w:r>
+      <w:r>
+        <w:rPr>
+          <w:b/>
+          <w:bCs/>
+          <w:lang w:bidi="ar-SY"/>
+        </w:rPr>
+        <w:t xml:space="preserve"> (Resource-Based Authorization)</w:t>
+      </w:r>
+    </w:p>
+    <w:p>
+      <w:pPr>
+        <w:bidi/>
+        <w:rPr>
+          <w:lang w:bidi="ar-SY"/>
+        </w:rPr>
+      </w:pPr>
+      <w:r>
+        <w:rPr>
+          <w:rtl/>
+        </w:rPr>
+        <w:t xml:space="preserve">إلى الآن، كنا نتعامل مع نوع من الأمان يُسمى </w:t>
+      </w:r>
+      <w:r>
+        <w:rPr>
+          <w:b/>
+          <w:bCs/>
+          <w:lang w:bidi="ar-SY"/>
+        </w:rPr>
+        <w:t>Role-Based</w:t>
+      </w:r>
+      <w:r>
+        <w:rPr>
+          <w:lang w:bidi="ar-SY"/>
+        </w:rPr>
+        <w:t xml:space="preserve"> </w:t>
+      </w:r>
+      <w:r>
+        <w:rPr>
+          <w:rtl/>
+        </w:rPr>
+        <w:t xml:space="preserve">أو </w:t>
+      </w:r>
+      <w:r>
+        <w:rPr>
+          <w:b/>
+          <w:bCs/>
+          <w:lang w:bidi="ar-SY"/>
+        </w:rPr>
+        <w:t>Claim-Based Authorization</w:t>
+      </w:r>
+      <w:r>
+        <w:rPr>
+          <w:lang w:bidi="ar-SY"/>
+        </w:rPr>
+        <w:t xml:space="preserve"> (</w:t>
+      </w:r>
+      <w:r>
+        <w:rPr>
+          <w:rtl/>
+        </w:rPr>
+        <w:t xml:space="preserve">مثل: هل هذا المستخدم يملك صلاحية </w:t>
+      </w:r>
+      <w:proofErr w:type="spellStart"/>
+      <w:r>
+        <w:rPr>
+          <w:lang w:bidi="ar-SY"/>
+        </w:rPr>
+        <w:t>Permissions.Roles.Manage</w:t>
+      </w:r>
+      <w:proofErr w:type="spellEnd"/>
+      <w:r>
+        <w:rPr>
+          <w:lang w:bidi="ar-SY"/>
+        </w:rPr>
+        <w:t xml:space="preserve"> </w:t>
+      </w:r>
+      <w:r>
+        <w:rPr>
+          <w:rtl/>
+        </w:rPr>
+        <w:t>بشكل عام؟ إذاً مسموح له بالدخول</w:t>
+      </w:r>
+      <w:r>
+        <w:rPr>
+          <w:lang w:bidi="ar-SY"/>
+        </w:rPr>
+        <w:t>).</w:t>
+      </w:r>
+    </w:p>
+    <w:p>
+      <w:pPr>
+        <w:bidi/>
+        <w:rPr>
+          <w:lang w:bidi="ar-SY"/>
+        </w:rPr>
+      </w:pPr>
+      <w:r>
+        <w:rPr>
+          <w:rtl/>
+        </w:rPr>
+        <w:t>لكن ماذا لو كان السؤال</w:t>
+      </w:r>
+      <w:r>
+        <w:rPr>
+          <w:lang w:bidi="ar-SY"/>
+        </w:rPr>
+        <w:t xml:space="preserve">: </w:t>
+      </w:r>
+      <w:r>
+        <w:rPr>
+          <w:b/>
+          <w:bCs/>
+          <w:rtl/>
+        </w:rPr>
+        <w:t xml:space="preserve">هل هذا المستخدم مسموح له بتعديل </w:t>
+      </w:r>
+      <w:r>
+        <w:rPr>
+          <w:b/>
+          <w:bCs/>
+          <w:i/>
+          <w:iCs/>
+          <w:rtl/>
+        </w:rPr>
+        <w:t>هذا الدور بالذات</w:t>
+      </w:r>
+      <w:r>
+        <w:rPr>
+          <w:b/>
+          <w:bCs/>
+          <w:rtl/>
+        </w:rPr>
+        <w:t xml:space="preserve"> أو </w:t>
+      </w:r>
+      <w:r>
+        <w:rPr>
+          <w:b/>
+          <w:bCs/>
+          <w:i/>
+          <w:iCs/>
+          <w:rtl/>
+        </w:rPr>
+        <w:t>هذا الملف الشخصي بالذات</w:t>
+      </w:r>
+      <w:r>
+        <w:rPr>
+          <w:b/>
+          <w:bCs/>
+          <w:rtl/>
+        </w:rPr>
+        <w:t>؟</w:t>
+      </w:r>
+      <w:r>
+        <w:rPr>
+          <w:rtl/>
+        </w:rPr>
+        <w:t xml:space="preserve"> هنا يأتي دور </w:t>
+      </w:r>
+      <w:r>
+        <w:rPr>
+          <w:b/>
+          <w:bCs/>
+          <w:lang w:bidi="ar-SY"/>
+        </w:rPr>
+        <w:t>Resource-Based Authorization</w:t>
+      </w:r>
+      <w:r>
+        <w:rPr>
+          <w:lang w:bidi="ar-SY"/>
+        </w:rPr>
+        <w:t>:</w:t>
+      </w:r>
+    </w:p>
+    <w:p>
+      <w:pPr>
+        <w:numPr>
+          <w:ilvl w:val="0"/>
+          <w:numId w:val="26"/>
+        </w:numPr>
+        <w:bidi/>
+        <w:rPr>
+          <w:lang w:bidi="ar-SY"/>
+        </w:rPr>
+      </w:pPr>
+      <w:r>
+        <w:rPr>
+          <w:b/>
+          <w:bCs/>
+          <w:rtl/>
+        </w:rPr>
+        <w:t>الفرق الجوهري</w:t>
+      </w:r>
+      <w:r>
+        <w:rPr>
+          <w:b/>
+          <w:bCs/>
+          <w:lang w:bidi="ar-SY"/>
+        </w:rPr>
+        <w:t>:</w:t>
+      </w:r>
+      <w:r>
+        <w:rPr>
+          <w:lang w:bidi="ar-SY"/>
+        </w:rPr>
+        <w:t xml:space="preserve"> </w:t>
+      </w:r>
+      <w:r>
+        <w:rPr>
+          <w:rtl/>
+        </w:rPr>
+        <w:t>لا يكفي أن تكون مشرفاً عاماً</w:t>
+      </w:r>
+      <w:r>
+        <w:rPr>
+          <w:lang w:bidi="ar-SY"/>
+        </w:rPr>
+        <w:t xml:space="preserve"> (Admin)</w:t>
+      </w:r>
+      <w:r>
+        <w:rPr>
+          <w:rtl/>
+        </w:rPr>
+        <w:t xml:space="preserve">، بل يجب أن نتحقق من </w:t>
+      </w:r>
+      <w:r>
+        <w:rPr>
+          <w:b/>
+          <w:bCs/>
+          <w:rtl/>
+        </w:rPr>
+        <w:t>العلاقة</w:t>
+      </w:r>
+      <w:r>
+        <w:rPr>
+          <w:rtl/>
+        </w:rPr>
+        <w:t xml:space="preserve"> بين المستخدم والمورد المطلوب (مثلاً: هل هذا المقال مملوك له؟ هل هذا الدور تابع للشركة التي يديرها؟)</w:t>
+      </w:r>
+      <w:r>
+        <w:rPr>
+          <w:lang w:bidi="ar-SY"/>
+        </w:rPr>
+        <w:t>.</w:t>
+      </w:r>
+    </w:p>
+    <w:p>
+      <w:pPr>
+        <w:numPr>
+          <w:ilvl w:val="0"/>
+          <w:numId w:val="26"/>
+        </w:numPr>
+        <w:bidi/>
+        <w:rPr>
+          <w:lang w:bidi="ar-SY"/>
+        </w:rPr>
+      </w:pPr>
+      <w:r>
+        <w:rPr>
+          <w:b/>
+          <w:bCs/>
+          <w:rtl/>
+        </w:rPr>
+        <w:t>لماذا نستخدمه في</w:t>
+      </w:r>
+      <w:r>
+        <w:rPr>
+          <w:b/>
+          <w:bCs/>
+          <w:lang w:bidi="ar-SY"/>
+        </w:rPr>
+        <w:t xml:space="preserve"> Enterprise Systems</w:t>
+      </w:r>
+      <w:r>
+        <w:rPr>
+          <w:b/>
+          <w:bCs/>
+          <w:rtl/>
+        </w:rPr>
+        <w:t>؟</w:t>
+      </w:r>
+      <w:r>
+        <w:rPr>
+          <w:rtl/>
+        </w:rPr>
+        <w:t xml:space="preserve"> لمنع أخطاء التسريب أو التعديل العشوائي (مثلاً مستخدم لديه صلاحية حذف مستخدمين، هل يمكنه حذف حساب المدير الأعلى؟ بالطبع لا!)</w:t>
+      </w:r>
+      <w:r>
+        <w:rPr>
+          <w:lang w:bidi="ar-SY"/>
+        </w:rPr>
+        <w:t>.</w:t>
+      </w:r>
+    </w:p>
+    <w:p>
+      <w:pPr>
+        <w:bidi/>
+        <w:rPr>
+          <w:lang w:bidi="ar-SY"/>
+        </w:rPr>
+      </w:pPr>
+      <w:r>
+        <w:rPr>
+          <w:rtl/>
+        </w:rPr>
+        <w:t>في إطار عمل</w:t>
+      </w:r>
+      <w:r>
+        <w:rPr>
+          <w:lang w:bidi="ar-SY"/>
+        </w:rPr>
+        <w:t xml:space="preserve"> .NET</w:t>
+      </w:r>
+      <w:r>
+        <w:rPr>
+          <w:rtl/>
+        </w:rPr>
+        <w:t xml:space="preserve">، يتم تطبيق هذا المفهوم باستخدام واجهة </w:t>
+      </w:r>
+      <w:proofErr w:type="spellStart"/>
+      <w:r>
+        <w:rPr>
+          <w:b/>
+          <w:bCs/>
+          <w:lang w:bidi="ar-SY"/>
+        </w:rPr>
+        <w:t>IAuthorizationService</w:t>
+      </w:r>
+      <w:proofErr w:type="spellEnd"/>
+      <w:r>
+        <w:rPr>
+          <w:lang w:bidi="ar-SY"/>
+        </w:rPr>
+        <w:t xml:space="preserve"> </w:t>
+      </w:r>
+      <w:r>
+        <w:rPr>
+          <w:rtl/>
+        </w:rPr>
+        <w:t xml:space="preserve">مع </w:t>
+      </w:r>
+      <w:proofErr w:type="spellStart"/>
+      <w:r>
+        <w:rPr>
+          <w:b/>
+          <w:bCs/>
+          <w:lang w:bidi="ar-SY"/>
+        </w:rPr>
+        <w:t>AuthorizationHandler</w:t>
+      </w:r>
+      <w:proofErr w:type="spellEnd"/>
+      <w:r>
+        <w:rPr>
+          <w:b/>
+          <w:bCs/>
+          <w:lang w:bidi="ar-SY"/>
+        </w:rPr>
+        <w:t>&lt;</w:t>
+      </w:r>
+      <w:proofErr w:type="spellStart"/>
+      <w:r>
+        <w:rPr>
+          <w:b/>
+          <w:bCs/>
+          <w:lang w:bidi="ar-SY"/>
+        </w:rPr>
+        <w:t>TRequirement</w:t>
+      </w:r>
+      <w:proofErr w:type="spellEnd"/>
+      <w:r>
+        <w:rPr>
+          <w:b/>
+          <w:bCs/>
+          <w:lang w:bidi="ar-SY"/>
+        </w:rPr>
+        <w:t xml:space="preserve">, </w:t>
+      </w:r>
+      <w:proofErr w:type="spellStart"/>
+      <w:r>
+        <w:rPr>
+          <w:b/>
+          <w:bCs/>
+          <w:lang w:bidi="ar-SY"/>
+        </w:rPr>
+        <w:t>TResource</w:t>
+      </w:r>
+      <w:proofErr w:type="spellEnd"/>
+      <w:r>
+        <w:rPr>
+          <w:b/>
+          <w:bCs/>
+          <w:lang w:bidi="ar-SY"/>
+        </w:rPr>
+        <w:t>&gt;</w:t>
+      </w:r>
+      <w:r>
+        <w:rPr>
+          <w:lang w:bidi="ar-SY"/>
+        </w:rPr>
+        <w:t>.</w:t>
+      </w:r>
+    </w:p>
+    <w:p>
+      <w:pPr>
+        <w:bidi/>
+        <w:rPr>
+          <w:b/>
+          <w:bCs/>
+          <w:lang w:bidi="ar-SY"/>
+        </w:rPr>
+      </w:pPr>
+      <w:r>
+        <w:rPr>
+          <w:b/>
+          <w:bCs/>
+          <w:rtl/>
+        </w:rPr>
+        <w:t>التطبيق العملي في مشروعنا</w:t>
+      </w:r>
+    </w:p>
+    <w:p>
+      <w:pPr>
+        <w:bidi/>
+        <w:rPr>
+          <w:lang w:bidi="ar-SY"/>
+        </w:rPr>
+      </w:pPr>
+      <w:r>
+        <w:rPr>
+          <w:rtl/>
+        </w:rPr>
+        <w:t>لنفترض أن لدينا سيناريو حقيقي</w:t>
+      </w:r>
+      <w:r>
+        <w:rPr>
+          <w:lang w:bidi="ar-SY"/>
+        </w:rPr>
+        <w:t xml:space="preserve">: </w:t>
+      </w:r>
+      <w:r>
+        <w:rPr>
+          <w:b/>
+          <w:bCs/>
+          <w:rtl/>
+        </w:rPr>
+        <w:t>لا يمكن للمستخدم تعديل أو حذف دور معين إلا إذا لم يكن دوراً سيادياً نظامياً</w:t>
+      </w:r>
+      <w:r>
+        <w:rPr>
+          <w:b/>
+          <w:bCs/>
+          <w:lang w:bidi="ar-SY"/>
+        </w:rPr>
+        <w:t xml:space="preserve"> (System Role </w:t>
+      </w:r>
+      <w:r>
+        <w:rPr>
+          <w:b/>
+          <w:bCs/>
+          <w:rtl/>
+        </w:rPr>
+        <w:t>مثل</w:t>
+      </w:r>
+      <w:r>
+        <w:rPr>
+          <w:b/>
+          <w:bCs/>
+          <w:lang w:bidi="ar-SY"/>
+        </w:rPr>
+        <w:t xml:space="preserve"> Admin </w:t>
+      </w:r>
+      <w:r>
+        <w:rPr>
+          <w:b/>
+          <w:bCs/>
+          <w:rtl/>
+        </w:rPr>
+        <w:t>أو</w:t>
+      </w:r>
+      <w:r>
+        <w:rPr>
+          <w:b/>
+          <w:bCs/>
+          <w:lang w:bidi="ar-SY"/>
+        </w:rPr>
+        <w:t xml:space="preserve"> </w:t>
+      </w:r>
+      <w:proofErr w:type="spellStart"/>
+      <w:r>
+        <w:rPr>
+          <w:b/>
+          <w:bCs/>
+          <w:lang w:bidi="ar-SY"/>
+        </w:rPr>
+        <w:t>SuperAdmin</w:t>
+      </w:r>
+      <w:proofErr w:type="spellEnd"/>
+      <w:r>
+        <w:rPr>
+          <w:b/>
+          <w:bCs/>
+          <w:lang w:bidi="ar-SY"/>
+        </w:rPr>
+        <w:t>)</w:t>
+      </w:r>
+      <w:r>
+        <w:rPr>
+          <w:b/>
+          <w:bCs/>
+          <w:rtl/>
+        </w:rPr>
+        <w:t>، أو أن يكون المستخدم هو مالك هذا الدور</w:t>
+      </w:r>
+      <w:r>
+        <w:rPr>
+          <w:lang w:bidi="ar-SY"/>
+        </w:rPr>
+        <w:t>.</w:t>
+      </w:r>
+    </w:p>
+    <w:p>
+      <w:pPr>
+        <w:bidi/>
+        <w:rPr>
+          <w:lang w:bidi="ar-SY"/>
+        </w:rPr>
+      </w:pPr>
+      <w:r>
+        <w:rPr>
+          <w:rtl/>
+        </w:rPr>
+        <w:t>إليك لماذا يُعد نقل فحص ملكية المورد</w:t>
+      </w:r>
+      <w:r>
+        <w:rPr>
+          <w:lang w:bidi="ar-SY"/>
+        </w:rPr>
+        <w:t xml:space="preserve"> (Resource-Based Authorization) </w:t>
+      </w:r>
+      <w:r>
+        <w:rPr>
+          <w:rtl/>
+        </w:rPr>
+        <w:t xml:space="preserve">إلى داخل الـ </w:t>
+      </w:r>
+      <w:r>
+        <w:rPr>
+          <w:b/>
+          <w:bCs/>
+          <w:lang w:bidi="ar-SY"/>
+        </w:rPr>
+        <w:t>Command Handler</w:t>
+      </w:r>
+      <w:r>
+        <w:rPr>
+          <w:lang w:bidi="ar-SY"/>
+        </w:rPr>
+        <w:t xml:space="preserve"> </w:t>
+      </w:r>
+      <w:r>
+        <w:rPr>
+          <w:rtl/>
+        </w:rPr>
+        <w:t>قراراً معمارياً ذكياً جداً مقارنة بوضعه في الـ</w:t>
+      </w:r>
+      <w:r>
+        <w:rPr>
+          <w:lang w:bidi="ar-SY"/>
+        </w:rPr>
+        <w:t xml:space="preserve"> Controller:</w:t>
+      </w:r>
+    </w:p>
+    <w:p>
+      <w:pPr>
+        <w:numPr>
+          <w:ilvl w:val="0"/>
+          <w:numId w:val="27"/>
+        </w:numPr>
+        <w:bidi/>
+        <w:rPr>
+          <w:lang w:bidi="ar-SY"/>
+        </w:rPr>
+      </w:pPr>
+      <w:r>
+        <w:rPr>
+          <w:b/>
+          <w:bCs/>
+          <w:rtl/>
+        </w:rPr>
+        <w:t>حماية منطق العمل</w:t>
+      </w:r>
+      <w:r>
+        <w:rPr>
+          <w:b/>
+          <w:bCs/>
+          <w:lang w:bidi="ar-SY"/>
+        </w:rPr>
+        <w:t xml:space="preserve"> (Business Logic Encapsulation):</w:t>
+      </w:r>
+      <w:r>
+        <w:rPr>
+          <w:lang w:bidi="ar-SY"/>
+        </w:rPr>
+        <w:t xml:space="preserve"> </w:t>
+      </w:r>
+      <w:r>
+        <w:rPr>
+          <w:rtl/>
+        </w:rPr>
+        <w:t>الـ</w:t>
+      </w:r>
+      <w:r>
+        <w:rPr>
+          <w:lang w:bidi="ar-SY"/>
+        </w:rPr>
+        <w:t xml:space="preserve"> Controller </w:t>
+      </w:r>
+      <w:r>
+        <w:rPr>
+          <w:rtl/>
+        </w:rPr>
+        <w:t>في</w:t>
+      </w:r>
+      <w:r>
+        <w:rPr>
+          <w:lang w:bidi="ar-SY"/>
+        </w:rPr>
+        <w:t xml:space="preserve"> Clean Architecture </w:t>
+      </w:r>
+      <w:r>
+        <w:rPr>
+          <w:rtl/>
+        </w:rPr>
+        <w:t>يجب أن يكون هزيلاً جداً</w:t>
+      </w:r>
+      <w:r>
+        <w:rPr>
+          <w:lang w:bidi="ar-SY"/>
+        </w:rPr>
+        <w:t xml:space="preserve"> (Thin Controller) </w:t>
+      </w:r>
+      <w:r>
+        <w:rPr>
+          <w:rtl/>
+        </w:rPr>
+        <w:t>ووظيفته الوحيدة استقبال الطلب وتمريره لـ</w:t>
+      </w:r>
+      <w:r>
+        <w:rPr>
+          <w:lang w:bidi="ar-SY"/>
+        </w:rPr>
+        <w:t xml:space="preserve"> </w:t>
+      </w:r>
+      <w:proofErr w:type="spellStart"/>
+      <w:r>
+        <w:rPr>
+          <w:lang w:bidi="ar-SY"/>
+        </w:rPr>
+        <w:t>MediatR</w:t>
+      </w:r>
+      <w:proofErr w:type="spellEnd"/>
+      <w:r>
+        <w:rPr>
+          <w:lang w:bidi="ar-SY"/>
+        </w:rPr>
+        <w:t xml:space="preserve">. </w:t>
+      </w:r>
+      <w:r>
+        <w:rPr>
+          <w:rtl/>
+        </w:rPr>
+        <w:t>أما حماية المورد وقواعده فهي جزء أصيل من "قواعد العمل</w:t>
+      </w:r>
+      <w:r>
+        <w:rPr>
+          <w:lang w:bidi="ar-SY"/>
+        </w:rPr>
+        <w:t xml:space="preserve">" (Business Rules) </w:t>
+      </w:r>
+      <w:r>
+        <w:rPr>
+          <w:rtl/>
+        </w:rPr>
+        <w:t>التي يجب أن تُعالج داخل الـ</w:t>
+      </w:r>
+      <w:r>
+        <w:rPr>
+          <w:lang w:bidi="ar-SY"/>
+        </w:rPr>
+        <w:t xml:space="preserve"> Handler </w:t>
+      </w:r>
+      <w:r>
+        <w:rPr>
+          <w:rtl/>
+        </w:rPr>
+        <w:t>بغض النظر عن مصدر الطلب (سواء جاء من</w:t>
+      </w:r>
+      <w:r>
+        <w:rPr>
+          <w:lang w:bidi="ar-SY"/>
+        </w:rPr>
+        <w:t xml:space="preserve"> Controller</w:t>
+      </w:r>
+      <w:r>
+        <w:rPr>
+          <w:rtl/>
+        </w:rPr>
+        <w:t>، أو من</w:t>
+      </w:r>
+      <w:r>
+        <w:rPr>
+          <w:lang w:bidi="ar-SY"/>
+        </w:rPr>
+        <w:t xml:space="preserve"> Background Job</w:t>
+      </w:r>
+      <w:r>
+        <w:rPr>
+          <w:rtl/>
+        </w:rPr>
+        <w:t>، أو من</w:t>
+      </w:r>
+      <w:r>
+        <w:rPr>
+          <w:lang w:bidi="ar-SY"/>
+        </w:rPr>
+        <w:t xml:space="preserve"> Test).</w:t>
+      </w:r>
+    </w:p>
+    <w:p>
+      <w:pPr>
+        <w:numPr>
+          <w:ilvl w:val="0"/>
+          <w:numId w:val="27"/>
+        </w:numPr>
+        <w:bidi/>
+        <w:rPr>
+          <w:lang w:bidi="ar-SY"/>
+        </w:rPr>
+      </w:pPr>
+      <w:r>
+        <w:rPr>
+          <w:b/>
+          <w:bCs/>
+          <w:rtl/>
+        </w:rPr>
+        <w:t>الوصول المباشر للبيانات</w:t>
+      </w:r>
+      <w:r>
+        <w:rPr>
+          <w:b/>
+          <w:bCs/>
+          <w:lang w:bidi="ar-SY"/>
+        </w:rPr>
+        <w:t>:</w:t>
+      </w:r>
+      <w:r>
+        <w:rPr>
+          <w:lang w:bidi="ar-SY"/>
+        </w:rPr>
+        <w:t xml:space="preserve"> </w:t>
+      </w:r>
+      <w:r>
+        <w:rPr>
+          <w:rtl/>
+        </w:rPr>
+        <w:t>داخل الـ</w:t>
+      </w:r>
+      <w:r>
+        <w:rPr>
+          <w:lang w:bidi="ar-SY"/>
+        </w:rPr>
+        <w:t xml:space="preserve"> Handler</w:t>
+      </w:r>
+      <w:r>
+        <w:rPr>
+          <w:rtl/>
+        </w:rPr>
+        <w:t>، نحن قمنا بالفعل بجلب الكيان</w:t>
+      </w:r>
+      <w:r>
+        <w:rPr>
+          <w:lang w:bidi="ar-SY"/>
+        </w:rPr>
+        <w:t xml:space="preserve"> (Role) </w:t>
+      </w:r>
+      <w:r>
+        <w:rPr>
+          <w:rtl/>
+        </w:rPr>
+        <w:t>من قاعدة البيانات، مما يتيح لنا تمرير خصائصه الفعلية مباشرة إلى خدمة التحقق</w:t>
+      </w:r>
+      <w:r>
+        <w:rPr>
+          <w:lang w:bidi="ar-SY"/>
+        </w:rPr>
+        <w:t xml:space="preserve"> (</w:t>
+      </w:r>
+      <w:proofErr w:type="spellStart"/>
+      <w:r>
+        <w:rPr>
+          <w:lang w:bidi="ar-SY"/>
+        </w:rPr>
+        <w:t>IAuthorizationService</w:t>
+      </w:r>
+      <w:proofErr w:type="spellEnd"/>
+      <w:r>
+        <w:rPr>
+          <w:lang w:bidi="ar-SY"/>
+        </w:rPr>
+        <w:t xml:space="preserve">) </w:t>
+      </w:r>
+      <w:r>
+        <w:rPr>
+          <w:rtl/>
+        </w:rPr>
+        <w:t>لفحص المالك وتاريخ الإنشاء بدقة</w:t>
+      </w:r>
+      <w:r>
+        <w:rPr>
+          <w:lang w:bidi="ar-SY"/>
+        </w:rPr>
+        <w:t>.</w:t>
+      </w:r>
+    </w:p>
+    <w:p>
+      <w:pPr>
+        <w:numPr>
+          <w:ilvl w:val="0"/>
+          <w:numId w:val="27"/>
+        </w:numPr>
+        <w:bidi/>
+        <w:rPr>
+          <w:lang w:bidi="ar-SY"/>
+        </w:rPr>
+      </w:pPr>
+      <w:r>
+        <w:rPr>
+          <w:b/>
+          <w:bCs/>
+          <w:rtl/>
+        </w:rPr>
+        <w:lastRenderedPageBreak/>
+        <w:t>فصل المسؤوليات</w:t>
+      </w:r>
+      <w:r>
+        <w:rPr>
+          <w:b/>
+          <w:bCs/>
+          <w:lang w:bidi="ar-SY"/>
+        </w:rPr>
+        <w:t xml:space="preserve"> (Separation of Concerns):</w:t>
+      </w:r>
+      <w:r>
+        <w:rPr>
+          <w:lang w:bidi="ar-SY"/>
+        </w:rPr>
+        <w:t xml:space="preserve"> </w:t>
+      </w:r>
+      <w:r>
+        <w:rPr>
+          <w:rtl/>
+        </w:rPr>
+        <w:t>أصبح الـ</w:t>
+      </w:r>
+      <w:r>
+        <w:rPr>
+          <w:lang w:bidi="ar-SY"/>
+        </w:rPr>
+        <w:t xml:space="preserve"> Controller </w:t>
+      </w:r>
+      <w:r>
+        <w:rPr>
+          <w:rtl/>
+        </w:rPr>
+        <w:t>لا يعلم شيئاً عن تفاصيل التحقق من الملكية، والـ</w:t>
+      </w:r>
+      <w:r>
+        <w:rPr>
+          <w:lang w:bidi="ar-SY"/>
+        </w:rPr>
+        <w:t xml:space="preserve"> Handler </w:t>
+      </w:r>
+      <w:r>
+        <w:rPr>
+          <w:rtl/>
+        </w:rPr>
+        <w:t>هو المسؤول وحده عن ضمان أن المستخدم لا يستطيع تعديل إلا ما يمتلك صلاحية عليه</w:t>
+      </w:r>
+      <w:r>
+        <w:rPr>
+          <w:lang w:bidi="ar-SY"/>
+        </w:rPr>
+        <w:t>.</w:t>
+      </w:r>
+    </w:p>
+    <w:p>
+      <w:pPr>
+        <w:bidi/>
+        <w:rPr>
+          <w:b/>
+          <w:bCs/>
+          <w:lang w:bidi="ar-SY"/>
+        </w:rPr>
+      </w:pPr>
+      <w:r>
+        <w:rPr>
+          <w:b/>
+          <w:bCs/>
+          <w:lang w:bidi="ar-SY"/>
+        </w:rPr>
+        <w:t xml:space="preserve">1. </w:t>
+      </w:r>
+      <w:r>
+        <w:rPr>
+          <w:b/>
+          <w:bCs/>
+          <w:rtl/>
+        </w:rPr>
+        <w:t>الـ</w:t>
+      </w:r>
+      <w:r>
+        <w:rPr>
+          <w:b/>
+          <w:bCs/>
+          <w:lang w:bidi="ar-SY"/>
+        </w:rPr>
+        <w:t xml:space="preserve"> Controller-Level Authorization (</w:t>
+      </w:r>
+      <w:r>
+        <w:rPr>
+          <w:b/>
+          <w:bCs/>
+          <w:rtl/>
+        </w:rPr>
+        <w:t xml:space="preserve">مثل </w:t>
+      </w:r>
+      <w:r>
+        <w:rPr>
+          <w:b/>
+          <w:bCs/>
+          <w:lang w:bidi="ar-SY"/>
+        </w:rPr>
+        <w:t>[</w:t>
+      </w:r>
+      <w:proofErr w:type="gramStart"/>
+      <w:r>
+        <w:rPr>
+          <w:b/>
+          <w:bCs/>
+          <w:lang w:bidi="ar-SY"/>
+        </w:rPr>
+        <w:t>Authorize(</w:t>
+      </w:r>
+      <w:proofErr w:type="gramEnd"/>
+      <w:r>
+        <w:rPr>
+          <w:b/>
+          <w:bCs/>
+          <w:lang w:bidi="ar-SY"/>
+        </w:rPr>
+        <w:t>Policy = "...")])</w:t>
+      </w:r>
+    </w:p>
+    <w:p>
+      <w:pPr>
+        <w:numPr>
+          <w:ilvl w:val="0"/>
+          <w:numId w:val="28"/>
+        </w:numPr>
+        <w:bidi/>
+        <w:rPr>
+          <w:lang w:bidi="ar-SY"/>
+        </w:rPr>
+      </w:pPr>
+      <w:r>
+        <w:rPr>
+          <w:b/>
+          <w:bCs/>
+          <w:rtl/>
+        </w:rPr>
+        <w:t>دورها</w:t>
+      </w:r>
+      <w:r>
+        <w:rPr>
+          <w:b/>
+          <w:bCs/>
+          <w:lang w:bidi="ar-SY"/>
+        </w:rPr>
+        <w:t>:</w:t>
+      </w:r>
+      <w:r>
+        <w:rPr>
+          <w:lang w:bidi="ar-SY"/>
+        </w:rPr>
+        <w:t xml:space="preserve"> </w:t>
+      </w:r>
+      <w:r>
+        <w:rPr>
+          <w:rtl/>
+        </w:rPr>
+        <w:t xml:space="preserve">حماية </w:t>
+      </w:r>
+      <w:r>
+        <w:rPr>
+          <w:b/>
+          <w:bCs/>
+          <w:rtl/>
+        </w:rPr>
+        <w:t>بوابة الدخول</w:t>
+      </w:r>
+      <w:r>
+        <w:rPr>
+          <w:rtl/>
+        </w:rPr>
+        <w:t xml:space="preserve"> للـ</w:t>
+      </w:r>
+      <w:r>
+        <w:rPr>
+          <w:lang w:bidi="ar-SY"/>
+        </w:rPr>
+        <w:t xml:space="preserve"> Endpoint (</w:t>
+      </w:r>
+      <w:r>
+        <w:rPr>
+          <w:rtl/>
+        </w:rPr>
+        <w:t>المتحكم</w:t>
+      </w:r>
+      <w:r>
+        <w:rPr>
+          <w:lang w:bidi="ar-SY"/>
+        </w:rPr>
+        <w:t>).</w:t>
+      </w:r>
+    </w:p>
+    <w:p>
+      <w:pPr>
+        <w:numPr>
+          <w:ilvl w:val="0"/>
+          <w:numId w:val="28"/>
+        </w:numPr>
+        <w:bidi/>
+        <w:rPr>
+          <w:lang w:bidi="ar-SY"/>
+        </w:rPr>
+      </w:pPr>
+      <w:r>
+        <w:rPr>
+          <w:b/>
+          <w:bCs/>
+          <w:rtl/>
+        </w:rPr>
+        <w:t>وظيفتها</w:t>
+      </w:r>
+      <w:r>
+        <w:rPr>
+          <w:b/>
+          <w:bCs/>
+          <w:lang w:bidi="ar-SY"/>
+        </w:rPr>
+        <w:t>:</w:t>
+      </w:r>
+      <w:r>
+        <w:rPr>
+          <w:lang w:bidi="ar-SY"/>
+        </w:rPr>
+        <w:t xml:space="preserve"> </w:t>
+      </w:r>
+      <w:r>
+        <w:rPr>
+          <w:rtl/>
+        </w:rPr>
+        <w:t xml:space="preserve">إذا لم يكن المستخدم يمتلك صلاحية عامة للدخول على هذه الشاشة أو تنفيذ هذا الأمر من الأساس (مثلاً ليس لديه صلاحية إدارة الأدوار </w:t>
+      </w:r>
+      <w:proofErr w:type="spellStart"/>
+      <w:r>
+        <w:rPr>
+          <w:lang w:bidi="ar-SY"/>
+        </w:rPr>
+        <w:t>Permissions.Roles.Manage</w:t>
+      </w:r>
+      <w:proofErr w:type="spellEnd"/>
+      <w:r>
+        <w:rPr>
+          <w:lang w:bidi="ar-SY"/>
+        </w:rPr>
+        <w:t>)</w:t>
+      </w:r>
+      <w:r>
+        <w:rPr>
+          <w:rtl/>
+        </w:rPr>
+        <w:t>، فسوف يقوم نظام الـ</w:t>
+      </w:r>
+      <w:r>
+        <w:rPr>
+          <w:lang w:bidi="ar-SY"/>
+        </w:rPr>
+        <w:t xml:space="preserve"> API </w:t>
+      </w:r>
+      <w:r>
+        <w:rPr>
+          <w:rtl/>
+        </w:rPr>
+        <w:t xml:space="preserve">برفض الطلب فوراً عند عتبة الباب ويعطيه </w:t>
+      </w:r>
+      <w:r>
+        <w:rPr>
+          <w:b/>
+          <w:bCs/>
+          <w:lang w:bidi="ar-SY"/>
+        </w:rPr>
+        <w:t>403 Forbidden</w:t>
+      </w:r>
+      <w:r>
+        <w:rPr>
+          <w:lang w:bidi="ar-SY"/>
+        </w:rPr>
+        <w:t xml:space="preserve"> </w:t>
+      </w:r>
+      <w:r>
+        <w:rPr>
+          <w:rtl/>
+        </w:rPr>
+        <w:t>دون أن يكلف نفسه عناء تشغيل الـ</w:t>
+      </w:r>
+      <w:r>
+        <w:rPr>
+          <w:lang w:bidi="ar-SY"/>
+        </w:rPr>
+        <w:t xml:space="preserve"> </w:t>
+      </w:r>
+      <w:proofErr w:type="spellStart"/>
+      <w:r>
+        <w:rPr>
+          <w:lang w:bidi="ar-SY"/>
+        </w:rPr>
+        <w:t>MediatR</w:t>
+      </w:r>
+      <w:proofErr w:type="spellEnd"/>
+      <w:r>
+        <w:rPr>
+          <w:lang w:bidi="ar-SY"/>
+        </w:rPr>
+        <w:t xml:space="preserve"> </w:t>
+      </w:r>
+      <w:r>
+        <w:rPr>
+          <w:rtl/>
+        </w:rPr>
+        <w:t>والذهاب لقاعدة البيانات</w:t>
+      </w:r>
+      <w:r>
+        <w:rPr>
+          <w:lang w:bidi="ar-SY"/>
+        </w:rPr>
+        <w:t>.</w:t>
+      </w:r>
+    </w:p>
+    <w:p>
+      <w:pPr>
+        <w:numPr>
+          <w:ilvl w:val="0"/>
+          <w:numId w:val="28"/>
+        </w:numPr>
+        <w:bidi/>
+        <w:rPr>
+          <w:lang w:bidi="ar-SY"/>
+        </w:rPr>
+      </w:pPr>
+      <w:r>
+        <w:rPr>
+          <w:b/>
+          <w:bCs/>
+          <w:rtl/>
+        </w:rPr>
+        <w:t>الهدف</w:t>
+      </w:r>
+      <w:r>
+        <w:rPr>
+          <w:b/>
+          <w:bCs/>
+          <w:lang w:bidi="ar-SY"/>
+        </w:rPr>
+        <w:t>:</w:t>
+      </w:r>
+      <w:r>
+        <w:rPr>
+          <w:lang w:bidi="ar-SY"/>
+        </w:rPr>
+        <w:t xml:space="preserve"> </w:t>
+      </w:r>
+      <w:r>
+        <w:rPr>
+          <w:rtl/>
+        </w:rPr>
+        <w:t>حماية سريعة، أمنية، واستهلاك أقل لموارد السيرفر</w:t>
+      </w:r>
+      <w:r>
+        <w:rPr>
+          <w:lang w:bidi="ar-SY"/>
+        </w:rPr>
+        <w:t>.</w:t>
+      </w:r>
+    </w:p>
+    <w:p>
+      <w:pPr>
+        <w:bidi/>
+        <w:rPr>
+          <w:b/>
+          <w:bCs/>
+          <w:lang w:bidi="ar-SY"/>
+        </w:rPr>
+      </w:pPr>
+      <w:r>
+        <w:rPr>
+          <w:b/>
+          <w:bCs/>
+          <w:lang w:bidi="ar-SY"/>
+        </w:rPr>
+        <w:t xml:space="preserve">2. </w:t>
+      </w:r>
+      <w:r>
+        <w:rPr>
+          <w:b/>
+          <w:bCs/>
+          <w:rtl/>
+        </w:rPr>
+        <w:t>الـ</w:t>
+      </w:r>
+      <w:r>
+        <w:rPr>
+          <w:b/>
+          <w:bCs/>
+          <w:lang w:bidi="ar-SY"/>
+        </w:rPr>
+        <w:t xml:space="preserve"> Resource-Based Authorization (</w:t>
+      </w:r>
+      <w:r>
+        <w:rPr>
+          <w:b/>
+          <w:bCs/>
+          <w:rtl/>
+        </w:rPr>
+        <w:t>الذي نقلناه للـ</w:t>
+      </w:r>
+      <w:r>
+        <w:rPr>
+          <w:b/>
+          <w:bCs/>
+          <w:lang w:bidi="ar-SY"/>
+        </w:rPr>
+        <w:t xml:space="preserve"> Command Handler)</w:t>
+      </w:r>
+    </w:p>
+    <w:p>
+      <w:pPr>
+        <w:numPr>
+          <w:ilvl w:val="0"/>
+          <w:numId w:val="29"/>
+        </w:numPr>
+        <w:bidi/>
+        <w:rPr>
+          <w:lang w:bidi="ar-SY"/>
+        </w:rPr>
+      </w:pPr>
+      <w:r>
+        <w:rPr>
+          <w:b/>
+          <w:bCs/>
+          <w:rtl/>
+        </w:rPr>
+        <w:t>دورها</w:t>
+      </w:r>
+      <w:r>
+        <w:rPr>
+          <w:b/>
+          <w:bCs/>
+          <w:lang w:bidi="ar-SY"/>
+        </w:rPr>
+        <w:t>:</w:t>
+      </w:r>
+      <w:r>
+        <w:rPr>
+          <w:lang w:bidi="ar-SY"/>
+        </w:rPr>
+        <w:t xml:space="preserve"> </w:t>
+      </w:r>
+      <w:r>
+        <w:rPr>
+          <w:rtl/>
+        </w:rPr>
+        <w:t xml:space="preserve">حماية </w:t>
+      </w:r>
+      <w:r>
+        <w:rPr>
+          <w:b/>
+          <w:bCs/>
+          <w:rtl/>
+        </w:rPr>
+        <w:t>البيانات والسيادة الداخلية للمورد</w:t>
+      </w:r>
+      <w:r>
+        <w:rPr>
+          <w:lang w:bidi="ar-SY"/>
+        </w:rPr>
+        <w:t>.</w:t>
+      </w:r>
+    </w:p>
+    <w:p>
+      <w:pPr>
+        <w:numPr>
+          <w:ilvl w:val="0"/>
+          <w:numId w:val="29"/>
+        </w:numPr>
+        <w:bidi/>
+        <w:rPr>
+          <w:lang w:bidi="ar-SY"/>
+        </w:rPr>
+      </w:pPr>
+      <w:r>
+        <w:rPr>
+          <w:b/>
+          <w:bCs/>
+          <w:rtl/>
+        </w:rPr>
+        <w:t>وظيفتها</w:t>
+      </w:r>
+      <w:r>
+        <w:rPr>
+          <w:b/>
+          <w:bCs/>
+          <w:lang w:bidi="ar-SY"/>
+        </w:rPr>
+        <w:t>:</w:t>
+      </w:r>
+      <w:r>
+        <w:rPr>
+          <w:lang w:bidi="ar-SY"/>
+        </w:rPr>
+        <w:t xml:space="preserve"> </w:t>
+      </w:r>
+      <w:r>
+        <w:rPr>
+          <w:rtl/>
+        </w:rPr>
+        <w:t>لنفترض أن المستخدم يمتلك صلاحية عامة</w:t>
+      </w:r>
+      <w:r>
+        <w:rPr>
+          <w:lang w:bidi="ar-SY"/>
+        </w:rPr>
+        <w:t xml:space="preserve"> (</w:t>
+      </w:r>
+      <w:proofErr w:type="spellStart"/>
+      <w:r>
+        <w:rPr>
+          <w:lang w:bidi="ar-SY"/>
+        </w:rPr>
+        <w:t>Permissions.Roles.Manage</w:t>
+      </w:r>
+      <w:proofErr w:type="spellEnd"/>
+      <w:r>
+        <w:rPr>
+          <w:lang w:bidi="ar-SY"/>
+        </w:rPr>
+        <w:t>)</w:t>
+      </w:r>
+      <w:r>
+        <w:rPr>
+          <w:rtl/>
+        </w:rPr>
+        <w:t>، ودخل فعلياً عبر البوابة، وحاول تعديل دور معين. هنا يأتي دور الـ</w:t>
+      </w:r>
+      <w:r>
+        <w:rPr>
+          <w:lang w:bidi="ar-SY"/>
+        </w:rPr>
+        <w:t xml:space="preserve"> Handler </w:t>
+      </w:r>
+      <w:r>
+        <w:rPr>
+          <w:rtl/>
+        </w:rPr>
+        <w:t>ليفحص</w:t>
+      </w:r>
+      <w:r>
+        <w:rPr>
+          <w:lang w:bidi="ar-SY"/>
+        </w:rPr>
+        <w:t xml:space="preserve">: </w:t>
+      </w:r>
+      <w:r>
+        <w:rPr>
+          <w:i/>
+          <w:iCs/>
+          <w:rtl/>
+        </w:rPr>
+        <w:t>هل هذا الدور عبارة عن</w:t>
+      </w:r>
+      <w:r>
+        <w:rPr>
+          <w:i/>
+          <w:iCs/>
+          <w:lang w:bidi="ar-SY"/>
+        </w:rPr>
+        <w:t xml:space="preserve"> System Role </w:t>
+      </w:r>
+      <w:r>
+        <w:rPr>
+          <w:i/>
+          <w:iCs/>
+          <w:rtl/>
+        </w:rPr>
+        <w:t>أساسي لا يمكن المساس به؟ أم هل هذا المورد يتبع لجهة أخرى؟</w:t>
+      </w:r>
+    </w:p>
+    <w:p>
+      <w:pPr>
+        <w:numPr>
+          <w:ilvl w:val="0"/>
+          <w:numId w:val="29"/>
+        </w:numPr>
+        <w:bidi/>
+        <w:rPr>
+          <w:lang w:bidi="ar-SY"/>
+        </w:rPr>
+      </w:pPr>
+      <w:r>
+        <w:rPr>
+          <w:b/>
+          <w:bCs/>
+          <w:rtl/>
+        </w:rPr>
+        <w:t>الهدف</w:t>
+      </w:r>
+      <w:r>
+        <w:rPr>
+          <w:b/>
+          <w:bCs/>
+          <w:lang w:bidi="ar-SY"/>
+        </w:rPr>
+        <w:t>:</w:t>
+      </w:r>
+      <w:r>
+        <w:rPr>
+          <w:lang w:bidi="ar-SY"/>
+        </w:rPr>
+        <w:t xml:space="preserve"> </w:t>
+      </w:r>
+      <w:r>
+        <w:rPr>
+          <w:rtl/>
+        </w:rPr>
+        <w:t>حماية دقيقة مرتبطة بتفاصيل الكيان وبياناته الموجودة في قاعدة البيانات</w:t>
+      </w:r>
+      <w:r>
+        <w:rPr>
+          <w:lang w:bidi="ar-SY"/>
+        </w:rPr>
+        <w:t>.</w:t>
+      </w:r>
+    </w:p>
+    <w:p>
+      <w:pPr>
+        <w:bidi/>
+        <w:rPr>
+          <w:b/>
+          <w:bCs/>
+          <w:lang w:bidi="ar-SY"/>
+        </w:rPr>
+      </w:pPr>
+      <w:r>
+        <w:rPr>
+          <w:b/>
+          <w:bCs/>
+          <w:rtl/>
+        </w:rPr>
+        <w:t>الخلاصة المعمارية</w:t>
+      </w:r>
+      <w:r>
+        <w:rPr>
+          <w:b/>
+          <w:bCs/>
+          <w:lang w:bidi="ar-SY"/>
+        </w:rPr>
+        <w:t xml:space="preserve"> (Defense in Depth):</w:t>
+      </w:r>
+    </w:p>
+    <w:p>
+      <w:pPr>
+        <w:bidi/>
+        <w:rPr>
+          <w:lang w:bidi="ar-SY"/>
+        </w:rPr>
+      </w:pPr>
+      <w:r>
+        <w:rPr>
+          <w:rtl/>
+        </w:rPr>
+        <w:t xml:space="preserve">نظام الأمان الاحترافي يعتمد على مبدأ </w:t>
+      </w:r>
+      <w:r>
+        <w:rPr>
+          <w:b/>
+          <w:bCs/>
+          <w:rtl/>
+        </w:rPr>
+        <w:t>الطبقات الدفاعية المتعددة</w:t>
+      </w:r>
+      <w:r>
+        <w:rPr>
+          <w:b/>
+          <w:bCs/>
+          <w:lang w:bidi="ar-SY"/>
+        </w:rPr>
+        <w:t xml:space="preserve"> (Defense in Depth)</w:t>
+      </w:r>
+      <w:r>
+        <w:rPr>
+          <w:lang w:bidi="ar-SY"/>
+        </w:rPr>
+        <w:t>:</w:t>
+      </w:r>
+    </w:p>
+    <w:p>
+      <w:pPr>
+        <w:numPr>
+          <w:ilvl w:val="0"/>
+          <w:numId w:val="30"/>
+        </w:numPr>
+        <w:bidi/>
+        <w:rPr>
+          <w:lang w:bidi="ar-SY"/>
+        </w:rPr>
+      </w:pPr>
+      <w:r>
+        <w:rPr>
+          <w:b/>
+          <w:bCs/>
+          <w:rtl/>
+        </w:rPr>
+        <w:t>الطبقة الأولى</w:t>
+      </w:r>
+      <w:r>
+        <w:rPr>
+          <w:b/>
+          <w:bCs/>
+          <w:lang w:bidi="ar-SY"/>
+        </w:rPr>
+        <w:t xml:space="preserve"> (Controller):</w:t>
+      </w:r>
+      <w:r>
+        <w:rPr>
+          <w:lang w:bidi="ar-SY"/>
+        </w:rPr>
+        <w:t xml:space="preserve"> </w:t>
+      </w:r>
+      <w:r>
+        <w:rPr>
+          <w:rtl/>
+        </w:rPr>
+        <w:t>هل هو مسموح له من الناحية المهنية/الوظيفية بتنفيذ هذه العملية بشكل عام؟</w:t>
+      </w:r>
+      <w:r>
+        <w:rPr>
+          <w:lang w:bidi="ar-SY"/>
+        </w:rPr>
+        <w:t xml:space="preserve"> ([Authorize(Policy = ...)])</w:t>
+      </w:r>
+    </w:p>
+    <w:p>
+      <w:pPr>
+        <w:numPr>
+          <w:ilvl w:val="0"/>
+          <w:numId w:val="30"/>
+        </w:numPr>
+        <w:bidi/>
+        <w:rPr>
+          <w:lang w:bidi="ar-SY"/>
+        </w:rPr>
+      </w:pPr>
+      <w:r>
+        <w:rPr>
+          <w:b/>
+          <w:bCs/>
+          <w:rtl/>
+        </w:rPr>
+        <w:t>الطبقة الثانية</w:t>
+      </w:r>
+      <w:r>
+        <w:rPr>
+          <w:b/>
+          <w:bCs/>
+          <w:lang w:bidi="ar-SY"/>
+        </w:rPr>
+        <w:t xml:space="preserve"> (Handler):</w:t>
+      </w:r>
+      <w:r>
+        <w:rPr>
+          <w:lang w:bidi="ar-SY"/>
+        </w:rPr>
+        <w:t xml:space="preserve"> </w:t>
+      </w:r>
+      <w:r>
+        <w:rPr>
+          <w:rtl/>
+        </w:rPr>
+        <w:t>هل المورد المستهدف بالذات مسموح لهذا المستخدم بتعديله أو العبث به؟</w:t>
+      </w:r>
+      <w:r>
+        <w:rPr>
+          <w:lang w:bidi="ar-SY"/>
+        </w:rPr>
+        <w:t xml:space="preserve"> (Resource-Based Authorization)</w:t>
+      </w:r>
+    </w:p>
+    <w:p>
+      <w:pPr>
+        <w:bidi/>
+        <w:rPr>
+          <w:rFonts w:hint="cs"/>
+          <w:rtl/>
+          <w:lang w:bidi="ar-SY"/>
+        </w:rPr>
+      </w:pPr>
     </w:p>
     <w:sectPr>
       <w:pgSz w:w="12240" w:h="15840"/>
@@ -5778,6 +8726,304 @@
 <file path=word/numbering.xml><?xml version="1.0" encoding="utf-8"?>
 <w:numbering xmlns:wpc="http://schemas.microsoft.com/office/word/2010/wordprocessingCanvas" xmlns:cx="http://schemas.microsoft.com/office/drawing/2014/chartex" xmlns:cx1="http://schemas.microsoft.com/office/drawing/2015/9/8/chartex" xmlns:cx2="http://schemas.microsoft.com/office/drawing/2015/10/21/chartex" xmlns:cx3="http://schemas.microsoft.com/office/drawing/2016/5/9/chartex" xmlns:cx4="http://schemas.microsoft.com/office/drawing/2016/5/10/chartex" xmlns:cx5="http://schemas.microsoft.com/office/drawing/2016/5/11/chartex" xmlns:cx6="http://schemas.microsoft.com/office/drawing/2016/5/12/chartex" xmlns:cx7="http://schemas.microsoft.com/office/drawing/2016/5/13/chartex" xmlns:cx8="http://schemas.microsoft.com/office/drawing/2016/5/14/chartex" xmlns:mc="http://schemas.openxmlformats.org/markup-compatibility/2006" xmlns:aink="http://schemas.microsoft.com/office/drawing/2016/ink" xmlns:am3d="http://schemas.microsoft.com/office/drawing/2017/model3d" xmlns:o="urn:schemas-microsoft-com:office:office" xmlns:oel="http://schemas.microsoft.com/office/2019/extlst" xmlns:r="http://schemas.openxmlformats.org/officeDocument/2006/relationships" xmlns:m="http://schemas.openxmlformats.org/officeDocument/2006/math" xmlns:v="urn:schemas-microsoft-com:vml" xmlns:wp14="http://schemas.microsoft.com/office/word/2010/wordprocessingDrawing" xmlns:wp="http://schemas.openxmlformats.org/drawingml/2006/wordprocessingDrawing" xmlns:w10="urn:schemas-microsoft-com:office:word" xmlns:w="http://schemas.openxmlformats.org/wordprocessingml/2006/main" xmlns:w14="http://schemas.microsoft.com/office/word/2010/wordml" xmlns:w15="http://schemas.microsoft.com/office/word/2012/wordml" xmlns:w16cex="http://schemas.microsoft.com/office/word/2018/wordml/cex" xmlns:w16cid="http://schemas.microsoft.com/office/word/2016/wordml/cid" xmlns:w16="http://schemas.microsoft.com/office/word/2018/wordml" xmlns:w16du="http://schemas.microsoft.com/office/word/2023/wordml/word16du" xmlns:w16sdtdh="http://schemas.microsoft.com/office/word/2020/wordml/sdtdatahash" xmlns:w16sdtfl="http://schemas.microsoft.com/office/word/2024/wordml/sdtformatlock" xmlns:w16se="http://schemas.microsoft.com/office/word/2015/wordml/symex" xmlns:wpg="http://schemas.microsoft.com/office/word/2010/wordprocessingGroup" xmlns:wpi="http://schemas.microsoft.com/office/word/2010/wordprocessingInk" xmlns:wne="http://schemas.microsoft.com/office/word/2006/wordml" xmlns:wps="http://schemas.microsoft.com/office/word/2010/wordprocessingShape" mc:Ignorable="w14 w15 w16se w16cid w16 w16cex w16sdtdh w16sdtfl w16du wp14">
   <w:abstractNum w:abstractNumId="0" w15:restartNumberingAfterBreak="0">
+    <w:nsid w:val="03CC6192"/>
+    <w:multiLevelType w:val="multilevel"/>
+    <w:tmpl w:val="B366EFC8"/>
+    <w:lvl w:ilvl="0">
+      <w:start w:val="1"/>
+      <w:numFmt w:val="bullet"/>
+      <w:lvlText w:val=""/>
+      <w:lvlJc w:val="left"/>
+      <w:pPr>
+        <w:tabs>
+          <w:tab w:val="num" w:pos="720"/>
+        </w:tabs>
+        <w:ind w:left="720" w:hanging="360"/>
+      </w:pPr>
+      <w:rPr>
+        <w:rFonts w:ascii="Symbol" w:hAnsi="Symbol" w:hint="default"/>
+        <w:sz w:val="20"/>
+      </w:rPr>
+    </w:lvl>
+    <w:lvl w:ilvl="1" w:tentative="1">
+      <w:start w:val="1"/>
+      <w:numFmt w:val="bullet"/>
+      <w:lvlText w:val="o"/>
+      <w:lvlJc w:val="left"/>
+      <w:pPr>
+        <w:tabs>
+          <w:tab w:val="num" w:pos="1440"/>
+        </w:tabs>
+        <w:ind w:left="1440" w:hanging="360"/>
+      </w:pPr>
+      <w:rPr>
+        <w:rFonts w:ascii="Courier New" w:hAnsi="Courier New" w:hint="default"/>
+        <w:sz w:val="20"/>
+      </w:rPr>
+    </w:lvl>
+    <w:lvl w:ilvl="2" w:tentative="1">
+      <w:start w:val="1"/>
+      <w:numFmt w:val="bullet"/>
+      <w:lvlText w:val=""/>
+      <w:lvlJc w:val="left"/>
+      <w:pPr>
+        <w:tabs>
+          <w:tab w:val="num" w:pos="2160"/>
+        </w:tabs>
+        <w:ind w:left="2160" w:hanging="360"/>
+      </w:pPr>
+      <w:rPr>
+        <w:rFonts w:ascii="Wingdings" w:hAnsi="Wingdings" w:hint="default"/>
+        <w:sz w:val="20"/>
+      </w:rPr>
+    </w:lvl>
+    <w:lvl w:ilvl="3" w:tentative="1">
+      <w:start w:val="1"/>
+      <w:numFmt w:val="bullet"/>
+      <w:lvlText w:val=""/>
+      <w:lvlJc w:val="left"/>
+      <w:pPr>
+        <w:tabs>
+          <w:tab w:val="num" w:pos="2880"/>
+        </w:tabs>
+        <w:ind w:left="2880" w:hanging="360"/>
+      </w:pPr>
+      <w:rPr>
+        <w:rFonts w:ascii="Wingdings" w:hAnsi="Wingdings" w:hint="default"/>
+        <w:sz w:val="20"/>
+      </w:rPr>
+    </w:lvl>
+    <w:lvl w:ilvl="4" w:tentative="1">
+      <w:start w:val="1"/>
+      <w:numFmt w:val="bullet"/>
+      <w:lvlText w:val=""/>
+      <w:lvlJc w:val="left"/>
+      <w:pPr>
+        <w:tabs>
+          <w:tab w:val="num" w:pos="3600"/>
+        </w:tabs>
+        <w:ind w:left="3600" w:hanging="360"/>
+      </w:pPr>
+      <w:rPr>
+        <w:rFonts w:ascii="Wingdings" w:hAnsi="Wingdings" w:hint="default"/>
+        <w:sz w:val="20"/>
+      </w:rPr>
+    </w:lvl>
+    <w:lvl w:ilvl="5" w:tentative="1">
+      <w:start w:val="1"/>
+      <w:numFmt w:val="bullet"/>
+      <w:lvlText w:val=""/>
+      <w:lvlJc w:val="left"/>
+      <w:pPr>
+        <w:tabs>
+          <w:tab w:val="num" w:pos="4320"/>
+        </w:tabs>
+        <w:ind w:left="4320" w:hanging="360"/>
+      </w:pPr>
+      <w:rPr>
+        <w:rFonts w:ascii="Wingdings" w:hAnsi="Wingdings" w:hint="default"/>
+        <w:sz w:val="20"/>
+      </w:rPr>
+    </w:lvl>
+    <w:lvl w:ilvl="6" w:tentative="1">
+      <w:start w:val="1"/>
+      <w:numFmt w:val="bullet"/>
+      <w:lvlText w:val=""/>
+      <w:lvlJc w:val="left"/>
+      <w:pPr>
+        <w:tabs>
+          <w:tab w:val="num" w:pos="5040"/>
+        </w:tabs>
+        <w:ind w:left="5040" w:hanging="360"/>
+      </w:pPr>
+      <w:rPr>
+        <w:rFonts w:ascii="Wingdings" w:hAnsi="Wingdings" w:hint="default"/>
+        <w:sz w:val="20"/>
+      </w:rPr>
+    </w:lvl>
+    <w:lvl w:ilvl="7" w:tentative="1">
+      <w:start w:val="1"/>
+      <w:numFmt w:val="bullet"/>
+      <w:lvlText w:val=""/>
+      <w:lvlJc w:val="left"/>
+      <w:pPr>
+        <w:tabs>
+          <w:tab w:val="num" w:pos="5760"/>
+        </w:tabs>
+        <w:ind w:left="5760" w:hanging="360"/>
+      </w:pPr>
+      <w:rPr>
+        <w:rFonts w:ascii="Wingdings" w:hAnsi="Wingdings" w:hint="default"/>
+        <w:sz w:val="20"/>
+      </w:rPr>
+    </w:lvl>
+    <w:lvl w:ilvl="8" w:tentative="1">
+      <w:start w:val="1"/>
+      <w:numFmt w:val="bullet"/>
+      <w:lvlText w:val=""/>
+      <w:lvlJc w:val="left"/>
+      <w:pPr>
+        <w:tabs>
+          <w:tab w:val="num" w:pos="6480"/>
+        </w:tabs>
+        <w:ind w:left="6480" w:hanging="360"/>
+      </w:pPr>
+      <w:rPr>
+        <w:rFonts w:ascii="Wingdings" w:hAnsi="Wingdings" w:hint="default"/>
+        <w:sz w:val="20"/>
+      </w:rPr>
+    </w:lvl>
+  </w:abstractNum>
+  <w:abstractNum w:abstractNumId="1" w15:restartNumberingAfterBreak="0">
+    <w:nsid w:val="066F73CD"/>
+    <w:multiLevelType w:val="multilevel"/>
+    <w:tmpl w:val="C442CE22"/>
+    <w:lvl w:ilvl="0">
+      <w:start w:val="1"/>
+      <w:numFmt w:val="bullet"/>
+      <w:lvlText w:val=""/>
+      <w:lvlJc w:val="left"/>
+      <w:pPr>
+        <w:tabs>
+          <w:tab w:val="num" w:pos="720"/>
+        </w:tabs>
+        <w:ind w:left="720" w:hanging="360"/>
+      </w:pPr>
+      <w:rPr>
+        <w:rFonts w:ascii="Symbol" w:hAnsi="Symbol" w:hint="default"/>
+        <w:sz w:val="20"/>
+      </w:rPr>
+    </w:lvl>
+    <w:lvl w:ilvl="1" w:tentative="1">
+      <w:start w:val="1"/>
+      <w:numFmt w:val="bullet"/>
+      <w:lvlText w:val="o"/>
+      <w:lvlJc w:val="left"/>
+      <w:pPr>
+        <w:tabs>
+          <w:tab w:val="num" w:pos="1440"/>
+        </w:tabs>
+        <w:ind w:left="1440" w:hanging="360"/>
+      </w:pPr>
+      <w:rPr>
+        <w:rFonts w:ascii="Courier New" w:hAnsi="Courier New" w:hint="default"/>
+        <w:sz w:val="20"/>
+      </w:rPr>
+    </w:lvl>
+    <w:lvl w:ilvl="2" w:tentative="1">
+      <w:start w:val="1"/>
+      <w:numFmt w:val="bullet"/>
+      <w:lvlText w:val=""/>
+      <w:lvlJc w:val="left"/>
+      <w:pPr>
+        <w:tabs>
+          <w:tab w:val="num" w:pos="2160"/>
+        </w:tabs>
+        <w:ind w:left="2160" w:hanging="360"/>
+      </w:pPr>
+      <w:rPr>
+        <w:rFonts w:ascii="Wingdings" w:hAnsi="Wingdings" w:hint="default"/>
+        <w:sz w:val="20"/>
+      </w:rPr>
+    </w:lvl>
+    <w:lvl w:ilvl="3" w:tentative="1">
+      <w:start w:val="1"/>
+      <w:numFmt w:val="bullet"/>
+      <w:lvlText w:val=""/>
+      <w:lvlJc w:val="left"/>
+      <w:pPr>
+        <w:tabs>
+          <w:tab w:val="num" w:pos="2880"/>
+        </w:tabs>
+        <w:ind w:left="2880" w:hanging="360"/>
+      </w:pPr>
+      <w:rPr>
+        <w:rFonts w:ascii="Wingdings" w:hAnsi="Wingdings" w:hint="default"/>
+        <w:sz w:val="20"/>
+      </w:rPr>
+    </w:lvl>
+    <w:lvl w:ilvl="4" w:tentative="1">
+      <w:start w:val="1"/>
+      <w:numFmt w:val="bullet"/>
+      <w:lvlText w:val=""/>
+      <w:lvlJc w:val="left"/>
+      <w:pPr>
+        <w:tabs>
+          <w:tab w:val="num" w:pos="3600"/>
+        </w:tabs>
+        <w:ind w:left="3600" w:hanging="360"/>
+      </w:pPr>
+      <w:rPr>
+        <w:rFonts w:ascii="Wingdings" w:hAnsi="Wingdings" w:hint="default"/>
+        <w:sz w:val="20"/>
+      </w:rPr>
+    </w:lvl>
+    <w:lvl w:ilvl="5" w:tentative="1">
+      <w:start w:val="1"/>
+      <w:numFmt w:val="bullet"/>
+      <w:lvlText w:val=""/>
+      <w:lvlJc w:val="left"/>
+      <w:pPr>
+        <w:tabs>
+          <w:tab w:val="num" w:pos="4320"/>
+        </w:tabs>
+        <w:ind w:left="4320" w:hanging="360"/>
+      </w:pPr>
+      <w:rPr>
+        <w:rFonts w:ascii="Wingdings" w:hAnsi="Wingdings" w:hint="default"/>
+        <w:sz w:val="20"/>
+      </w:rPr>
+    </w:lvl>
+    <w:lvl w:ilvl="6" w:tentative="1">
+      <w:start w:val="1"/>
+      <w:numFmt w:val="bullet"/>
+      <w:lvlText w:val=""/>
+      <w:lvlJc w:val="left"/>
+      <w:pPr>
+        <w:tabs>
+          <w:tab w:val="num" w:pos="5040"/>
+        </w:tabs>
+        <w:ind w:left="5040" w:hanging="360"/>
+      </w:pPr>
+      <w:rPr>
+        <w:rFonts w:ascii="Wingdings" w:hAnsi="Wingdings" w:hint="default"/>
+        <w:sz w:val="20"/>
+      </w:rPr>
+    </w:lvl>
+    <w:lvl w:ilvl="7" w:tentative="1">
+      <w:start w:val="1"/>
+      <w:numFmt w:val="bullet"/>
+      <w:lvlText w:val=""/>
+      <w:lvlJc w:val="left"/>
+      <w:pPr>
+        <w:tabs>
+          <w:tab w:val="num" w:pos="5760"/>
+        </w:tabs>
+        <w:ind w:left="5760" w:hanging="360"/>
+      </w:pPr>
+      <w:rPr>
+        <w:rFonts w:ascii="Wingdings" w:hAnsi="Wingdings" w:hint="default"/>
+        <w:sz w:val="20"/>
+      </w:rPr>
+    </w:lvl>
+    <w:lvl w:ilvl="8" w:tentative="1">
+      <w:start w:val="1"/>
+      <w:numFmt w:val="bullet"/>
+      <w:lvlText w:val=""/>
+      <w:lvlJc w:val="left"/>
+      <w:pPr>
+        <w:tabs>
+          <w:tab w:val="num" w:pos="6480"/>
+        </w:tabs>
+        <w:ind w:left="6480" w:hanging="360"/>
+      </w:pPr>
+      <w:rPr>
+        <w:rFonts w:ascii="Wingdings" w:hAnsi="Wingdings" w:hint="default"/>
+        <w:sz w:val="20"/>
+      </w:rPr>
+    </w:lvl>
+  </w:abstractNum>
+  <w:abstractNum w:abstractNumId="2" w15:restartNumberingAfterBreak="0">
     <w:nsid w:val="0EFB59EA"/>
     <w:multiLevelType w:val="multilevel"/>
     <w:tmpl w:val="7DF46770"/>
@@ -5926,7 +9172,7 @@
       </w:rPr>
     </w:lvl>
   </w:abstractNum>
-  <w:abstractNum w:abstractNumId="1" w15:restartNumberingAfterBreak="0">
+  <w:abstractNum w:abstractNumId="3" w15:restartNumberingAfterBreak="0">
     <w:nsid w:val="0F49170F"/>
     <w:multiLevelType w:val="multilevel"/>
     <w:tmpl w:val="AB1CCCC6"/>
@@ -6075,7 +9321,120 @@
       </w:rPr>
     </w:lvl>
   </w:abstractNum>
-  <w:abstractNum w:abstractNumId="2" w15:restartNumberingAfterBreak="0">
+  <w:abstractNum w:abstractNumId="4" w15:restartNumberingAfterBreak="0">
+    <w:nsid w:val="1AFA0ECC"/>
+    <w:multiLevelType w:val="multilevel"/>
+    <w:tmpl w:val="A608106C"/>
+    <w:lvl w:ilvl="0">
+      <w:start w:val="1"/>
+      <w:numFmt w:val="decimal"/>
+      <w:lvlText w:val="%1."/>
+      <w:lvlJc w:val="left"/>
+      <w:pPr>
+        <w:tabs>
+          <w:tab w:val="num" w:pos="720"/>
+        </w:tabs>
+        <w:ind w:left="720" w:hanging="360"/>
+      </w:pPr>
+    </w:lvl>
+    <w:lvl w:ilvl="1" w:tentative="1">
+      <w:start w:val="1"/>
+      <w:numFmt w:val="decimal"/>
+      <w:lvlText w:val="%2."/>
+      <w:lvlJc w:val="left"/>
+      <w:pPr>
+        <w:tabs>
+          <w:tab w:val="num" w:pos="1440"/>
+        </w:tabs>
+        <w:ind w:left="1440" w:hanging="360"/>
+      </w:pPr>
+    </w:lvl>
+    <w:lvl w:ilvl="2" w:tentative="1">
+      <w:start w:val="1"/>
+      <w:numFmt w:val="decimal"/>
+      <w:lvlText w:val="%3."/>
+      <w:lvlJc w:val="left"/>
+      <w:pPr>
+        <w:tabs>
+          <w:tab w:val="num" w:pos="2160"/>
+        </w:tabs>
+        <w:ind w:left="2160" w:hanging="360"/>
+      </w:pPr>
+    </w:lvl>
+    <w:lvl w:ilvl="3" w:tentative="1">
+      <w:start w:val="1"/>
+      <w:numFmt w:val="decimal"/>
+      <w:lvlText w:val="%4."/>
+      <w:lvlJc w:val="left"/>
+      <w:pPr>
+        <w:tabs>
+          <w:tab w:val="num" w:pos="2880"/>
+        </w:tabs>
+        <w:ind w:left="2880" w:hanging="360"/>
+      </w:pPr>
+    </w:lvl>
+    <w:lvl w:ilvl="4" w:tentative="1">
+      <w:start w:val="1"/>
+      <w:numFmt w:val="decimal"/>
+      <w:lvlText w:val="%5."/>
+      <w:lvlJc w:val="left"/>
+      <w:pPr>
+        <w:tabs>
+          <w:tab w:val="num" w:pos="3600"/>
+        </w:tabs>
+        <w:ind w:left="3600" w:hanging="360"/>
+      </w:pPr>
+    </w:lvl>
+    <w:lvl w:ilvl="5" w:tentative="1">
+      <w:start w:val="1"/>
+      <w:numFmt w:val="decimal"/>
+      <w:lvlText w:val="%6."/>
+      <w:lvlJc w:val="left"/>
+      <w:pPr>
+        <w:tabs>
+          <w:tab w:val="num" w:pos="4320"/>
+        </w:tabs>
+        <w:ind w:left="4320" w:hanging="360"/>
+      </w:pPr>
+    </w:lvl>
+    <w:lvl w:ilvl="6" w:tentative="1">
+      <w:start w:val="1"/>
+      <w:numFmt w:val="decimal"/>
+      <w:lvlText w:val="%7."/>
+      <w:lvlJc w:val="left"/>
+      <w:pPr>
+        <w:tabs>
+          <w:tab w:val="num" w:pos="5040"/>
+        </w:tabs>
+        <w:ind w:left="5040" w:hanging="360"/>
+      </w:pPr>
+    </w:lvl>
+    <w:lvl w:ilvl="7" w:tentative="1">
+      <w:start w:val="1"/>
+      <w:numFmt w:val="decimal"/>
+      <w:lvlText w:val="%8."/>
+      <w:lvlJc w:val="left"/>
+      <w:pPr>
+        <w:tabs>
+          <w:tab w:val="num" w:pos="5760"/>
+        </w:tabs>
+        <w:ind w:left="5760" w:hanging="360"/>
+      </w:pPr>
+    </w:lvl>
+    <w:lvl w:ilvl="8" w:tentative="1">
+      <w:start w:val="1"/>
+      <w:numFmt w:val="decimal"/>
+      <w:lvlText w:val="%9."/>
+      <w:lvlJc w:val="left"/>
+      <w:pPr>
+        <w:tabs>
+          <w:tab w:val="num" w:pos="6480"/>
+        </w:tabs>
+        <w:ind w:left="6480" w:hanging="360"/>
+      </w:pPr>
+    </w:lvl>
+  </w:abstractNum>
+  <w:abstractNum w:abstractNumId="5" w15:restartNumberingAfterBreak="0">
     <w:nsid w:val="1D8701E0"/>
     <w:multiLevelType w:val="multilevel"/>
     <w:tmpl w:val="35AEC8FC"/>
@@ -6224,7 +9583,7 @@
       </w:rPr>
     </w:lvl>
   </w:abstractNum>
-  <w:abstractNum w:abstractNumId="3" w15:restartNumberingAfterBreak="0">
+  <w:abstractNum w:abstractNumId="6" w15:restartNumberingAfterBreak="0">
     <w:nsid w:val="21C35D5A"/>
     <w:multiLevelType w:val="multilevel"/>
     <w:tmpl w:val="07BAA8F0"/>
@@ -6373,7 +9732,120 @@
       </w:rPr>
     </w:lvl>
   </w:abstractNum>
-  <w:abstractNum w:abstractNumId="4" w15:restartNumberingAfterBreak="0">
+  <w:abstractNum w:abstractNumId="7" w15:restartNumberingAfterBreak="0">
+    <w:nsid w:val="260A12C2"/>
+    <w:multiLevelType w:val="multilevel"/>
+    <w:tmpl w:val="86083F50"/>
+    <w:lvl w:ilvl="0">
+      <w:start w:val="1"/>
+      <w:numFmt w:val="decimal"/>
+      <w:lvlText w:val="%1."/>
+      <w:lvlJc w:val="left"/>
+      <w:pPr>
+        <w:tabs>
+          <w:tab w:val="num" w:pos="720"/>
+        </w:tabs>
+        <w:ind w:left="720" w:hanging="360"/>
+      </w:pPr>
+    </w:lvl>
+    <w:lvl w:ilvl="1" w:tentative="1">
+      <w:start w:val="1"/>
+      <w:numFmt w:val="decimal"/>
+      <w:lvlText w:val="%2."/>
+      <w:lvlJc w:val="left"/>
+      <w:pPr>
+        <w:tabs>
+          <w:tab w:val="num" w:pos="1440"/>
+        </w:tabs>
+        <w:ind w:left="1440" w:hanging="360"/>
+      </w:pPr>
+    </w:lvl>
+    <w:lvl w:ilvl="2" w:tentative="1">
+      <w:start w:val="1"/>
+      <w:numFmt w:val="decimal"/>
+      <w:lvlText w:val="%3."/>
+      <w:lvlJc w:val="left"/>
+      <w:pPr>
+        <w:tabs>
+          <w:tab w:val="num" w:pos="2160"/>
+        </w:tabs>
+        <w:ind w:left="2160" w:hanging="360"/>
+      </w:pPr>
+    </w:lvl>
+    <w:lvl w:ilvl="3" w:tentative="1">
+      <w:start w:val="1"/>
+      <w:numFmt w:val="decimal"/>
+      <w:lvlText w:val="%4."/>
+      <w:lvlJc w:val="left"/>
+      <w:pPr>
+        <w:tabs>
+          <w:tab w:val="num" w:pos="2880"/>
+        </w:tabs>
+        <w:ind w:left="2880" w:hanging="360"/>
+      </w:pPr>
+    </w:lvl>
+    <w:lvl w:ilvl="4" w:tentative="1">
+      <w:start w:val="1"/>
+      <w:numFmt w:val="decimal"/>
+      <w:lvlText w:val="%5."/>
+      <w:lvlJc w:val="left"/>
+      <w:pPr>
+        <w:tabs>
+          <w:tab w:val="num" w:pos="3600"/>
+        </w:tabs>
+        <w:ind w:left="3600" w:hanging="360"/>
+      </w:pPr>
+    </w:lvl>
+    <w:lvl w:ilvl="5" w:tentative="1">
+      <w:start w:val="1"/>
+      <w:numFmt w:val="decimal"/>
+      <w:lvlText w:val="%6."/>
+      <w:lvlJc w:val="left"/>
+      <w:pPr>
+        <w:tabs>
+          <w:tab w:val="num" w:pos="4320"/>
+        </w:tabs>
+        <w:ind w:left="4320" w:hanging="360"/>
+      </w:pPr>
+    </w:lvl>
+    <w:lvl w:ilvl="6" w:tentative="1">
+      <w:start w:val="1"/>
+      <w:numFmt w:val="decimal"/>
+      <w:lvlText w:val="%7."/>
+      <w:lvlJc w:val="left"/>
+      <w:pPr>
+        <w:tabs>
+          <w:tab w:val="num" w:pos="5040"/>
+        </w:tabs>
+        <w:ind w:left="5040" w:hanging="360"/>
+      </w:pPr>
+    </w:lvl>
+    <w:lvl w:ilvl="7" w:tentative="1">
+      <w:start w:val="1"/>
+      <w:numFmt w:val="decimal"/>
+      <w:lvlText w:val="%8."/>
+      <w:lvlJc w:val="left"/>
+      <w:pPr>
+        <w:tabs>
+          <w:tab w:val="num" w:pos="5760"/>
+        </w:tabs>
+        <w:ind w:left="5760" w:hanging="360"/>
+      </w:pPr>
+    </w:lvl>
+    <w:lvl w:ilvl="8" w:tentative="1">
+      <w:start w:val="1"/>
+      <w:numFmt w:val="decimal"/>
+      <w:lvlText w:val="%9."/>
+      <w:lvlJc w:val="left"/>
+      <w:pPr>
+        <w:tabs>
+          <w:tab w:val="num" w:pos="6480"/>
+        </w:tabs>
+        <w:ind w:left="6480" w:hanging="360"/>
+      </w:pPr>
+    </w:lvl>
+  </w:abstractNum>
+  <w:abstractNum w:abstractNumId="8" w15:restartNumberingAfterBreak="0">
     <w:nsid w:val="27AD46F5"/>
     <w:multiLevelType w:val="multilevel"/>
     <w:tmpl w:val="D80A85DE"/>
@@ -6522,7 +9994,7 @@
       </w:rPr>
     </w:lvl>
   </w:abstractNum>
-  <w:abstractNum w:abstractNumId="5" w15:restartNumberingAfterBreak="0">
+  <w:abstractNum w:abstractNumId="9" w15:restartNumberingAfterBreak="0">
     <w:nsid w:val="358A23D4"/>
     <w:multiLevelType w:val="multilevel"/>
     <w:tmpl w:val="51823D9C"/>
@@ -6671,7 +10143,7 @@
       </w:rPr>
     </w:lvl>
   </w:abstractNum>
-  <w:abstractNum w:abstractNumId="6" w15:restartNumberingAfterBreak="0">
+  <w:abstractNum w:abstractNumId="10" w15:restartNumberingAfterBreak="0">
     <w:nsid w:val="39FA7B09"/>
     <w:multiLevelType w:val="multilevel"/>
     <w:tmpl w:val="D12E7F16"/>
@@ -6820,7 +10292,7 @@
       </w:rPr>
     </w:lvl>
   </w:abstractNum>
-  <w:abstractNum w:abstractNumId="7" w15:restartNumberingAfterBreak="0">
+  <w:abstractNum w:abstractNumId="11" w15:restartNumberingAfterBreak="0">
     <w:nsid w:val="4BB81B48"/>
     <w:multiLevelType w:val="multilevel"/>
     <w:tmpl w:val="BF6AE21E"/>
@@ -6969,7 +10441,7 @@
       </w:rPr>
     </w:lvl>
   </w:abstractNum>
-  <w:abstractNum w:abstractNumId="8" w15:restartNumberingAfterBreak="0">
+  <w:abstractNum w:abstractNumId="12" w15:restartNumberingAfterBreak="0">
     <w:nsid w:val="4C0E783E"/>
     <w:multiLevelType w:val="multilevel"/>
     <w:tmpl w:val="84F04EE0"/>
@@ -7082,7 +10554,305 @@
       </w:pPr>
     </w:lvl>
   </w:abstractNum>
-  <w:abstractNum w:abstractNumId="9" w15:restartNumberingAfterBreak="0">
+  <w:abstractNum w:abstractNumId="13" w15:restartNumberingAfterBreak="0">
+    <w:nsid w:val="4C912681"/>
+    <w:multiLevelType w:val="multilevel"/>
+    <w:tmpl w:val="BF720832"/>
+    <w:lvl w:ilvl="0">
+      <w:start w:val="1"/>
+      <w:numFmt w:val="bullet"/>
+      <w:lvlText w:val=""/>
+      <w:lvlJc w:val="left"/>
+      <w:pPr>
+        <w:tabs>
+          <w:tab w:val="num" w:pos="720"/>
+        </w:tabs>
+        <w:ind w:left="720" w:hanging="360"/>
+      </w:pPr>
+      <w:rPr>
+        <w:rFonts w:ascii="Symbol" w:hAnsi="Symbol" w:hint="default"/>
+        <w:sz w:val="20"/>
+      </w:rPr>
+    </w:lvl>
+    <w:lvl w:ilvl="1" w:tentative="1">
+      <w:start w:val="1"/>
+      <w:numFmt w:val="bullet"/>
+      <w:lvlText w:val="o"/>
+      <w:lvlJc w:val="left"/>
+      <w:pPr>
+        <w:tabs>
+          <w:tab w:val="num" w:pos="1440"/>
+        </w:tabs>
+        <w:ind w:left="1440" w:hanging="360"/>
+      </w:pPr>
+      <w:rPr>
+        <w:rFonts w:ascii="Courier New" w:hAnsi="Courier New" w:hint="default"/>
+        <w:sz w:val="20"/>
+      </w:rPr>
+    </w:lvl>
+    <w:lvl w:ilvl="2" w:tentative="1">
+      <w:start w:val="1"/>
+      <w:numFmt w:val="bullet"/>
+      <w:lvlText w:val=""/>
+      <w:lvlJc w:val="left"/>
+      <w:pPr>
+        <w:tabs>
+          <w:tab w:val="num" w:pos="2160"/>
+        </w:tabs>
+        <w:ind w:left="2160" w:hanging="360"/>
+      </w:pPr>
+      <w:rPr>
+        <w:rFonts w:ascii="Wingdings" w:hAnsi="Wingdings" w:hint="default"/>
+        <w:sz w:val="20"/>
+      </w:rPr>
+    </w:lvl>
+    <w:lvl w:ilvl="3" w:tentative="1">
+      <w:start w:val="1"/>
+      <w:numFmt w:val="bullet"/>
+      <w:lvlText w:val=""/>
+      <w:lvlJc w:val="left"/>
+      <w:pPr>
+        <w:tabs>
+          <w:tab w:val="num" w:pos="2880"/>
+        </w:tabs>
+        <w:ind w:left="2880" w:hanging="360"/>
+      </w:pPr>
+      <w:rPr>
+        <w:rFonts w:ascii="Wingdings" w:hAnsi="Wingdings" w:hint="default"/>
+        <w:sz w:val="20"/>
+      </w:rPr>
+    </w:lvl>
+    <w:lvl w:ilvl="4" w:tentative="1">
+      <w:start w:val="1"/>
+      <w:numFmt w:val="bullet"/>
+      <w:lvlText w:val=""/>
+      <w:lvlJc w:val="left"/>
+      <w:pPr>
+        <w:tabs>
+          <w:tab w:val="num" w:pos="3600"/>
+        </w:tabs>
+        <w:ind w:left="3600" w:hanging="360"/>
+      </w:pPr>
+      <w:rPr>
+        <w:rFonts w:ascii="Wingdings" w:hAnsi="Wingdings" w:hint="default"/>
+        <w:sz w:val="20"/>
+      </w:rPr>
+    </w:lvl>
+    <w:lvl w:ilvl="5" w:tentative="1">
+      <w:start w:val="1"/>
+      <w:numFmt w:val="bullet"/>
+      <w:lvlText w:val=""/>
+      <w:lvlJc w:val="left"/>
+      <w:pPr>
+        <w:tabs>
+          <w:tab w:val="num" w:pos="4320"/>
+        </w:tabs>
+        <w:ind w:left="4320" w:hanging="360"/>
+      </w:pPr>
+      <w:rPr>
+        <w:rFonts w:ascii="Wingdings" w:hAnsi="Wingdings" w:hint="default"/>
+        <w:sz w:val="20"/>
+      </w:rPr>
+    </w:lvl>
+    <w:lvl w:ilvl="6" w:tentative="1">
+      <w:start w:val="1"/>
+      <w:numFmt w:val="bullet"/>
+      <w:lvlText w:val=""/>
+      <w:lvlJc w:val="left"/>
+      <w:pPr>
+        <w:tabs>
+          <w:tab w:val="num" w:pos="5040"/>
+        </w:tabs>
+        <w:ind w:left="5040" w:hanging="360"/>
+      </w:pPr>
+      <w:rPr>
+        <w:rFonts w:ascii="Wingdings" w:hAnsi="Wingdings" w:hint="default"/>
+        <w:sz w:val="20"/>
+      </w:rPr>
+    </w:lvl>
+    <w:lvl w:ilvl="7" w:tentative="1">
+      <w:start w:val="1"/>
+      <w:numFmt w:val="bullet"/>
+      <w:lvlText w:val=""/>
+      <w:lvlJc w:val="left"/>
+      <w:pPr>
+        <w:tabs>
+          <w:tab w:val="num" w:pos="5760"/>
+        </w:tabs>
+        <w:ind w:left="5760" w:hanging="360"/>
+      </w:pPr>
+      <w:rPr>
+        <w:rFonts w:ascii="Wingdings" w:hAnsi="Wingdings" w:hint="default"/>
+        <w:sz w:val="20"/>
+      </w:rPr>
+    </w:lvl>
+    <w:lvl w:ilvl="8" w:tentative="1">
+      <w:start w:val="1"/>
+      <w:numFmt w:val="bullet"/>
+      <w:lvlText w:val=""/>
+      <w:lvlJc w:val="left"/>
+      <w:pPr>
+        <w:tabs>
+          <w:tab w:val="num" w:pos="6480"/>
+        </w:tabs>
+        <w:ind w:left="6480" w:hanging="360"/>
+      </w:pPr>
+      <w:rPr>
+        <w:rFonts w:ascii="Wingdings" w:hAnsi="Wingdings" w:hint="default"/>
+        <w:sz w:val="20"/>
+      </w:rPr>
+    </w:lvl>
+  </w:abstractNum>
+  <w:abstractNum w:abstractNumId="14" w15:restartNumberingAfterBreak="0">
+    <w:nsid w:val="500E5E78"/>
+    <w:multiLevelType w:val="multilevel"/>
+    <w:tmpl w:val="F8289F0E"/>
+    <w:lvl w:ilvl="0">
+      <w:start w:val="1"/>
+      <w:numFmt w:val="bullet"/>
+      <w:lvlText w:val=""/>
+      <w:lvlJc w:val="left"/>
+      <w:pPr>
+        <w:tabs>
+          <w:tab w:val="num" w:pos="720"/>
+        </w:tabs>
+        <w:ind w:left="720" w:hanging="360"/>
+      </w:pPr>
+      <w:rPr>
+        <w:rFonts w:ascii="Symbol" w:hAnsi="Symbol" w:hint="default"/>
+        <w:sz w:val="20"/>
+      </w:rPr>
+    </w:lvl>
+    <w:lvl w:ilvl="1" w:tentative="1">
+      <w:start w:val="1"/>
+      <w:numFmt w:val="bullet"/>
+      <w:lvlText w:val="o"/>
+      <w:lvlJc w:val="left"/>
+      <w:pPr>
+        <w:tabs>
+          <w:tab w:val="num" w:pos="1440"/>
+        </w:tabs>
+        <w:ind w:left="1440" w:hanging="360"/>
+      </w:pPr>
+      <w:rPr>
+        <w:rFonts w:ascii="Courier New" w:hAnsi="Courier New" w:hint="default"/>
+        <w:sz w:val="20"/>
+      </w:rPr>
+    </w:lvl>
+    <w:lvl w:ilvl="2" w:tentative="1">
+      <w:start w:val="1"/>
+      <w:numFmt w:val="bullet"/>
+      <w:lvlText w:val=""/>
+      <w:lvlJc w:val="left"/>
+      <w:pPr>
+        <w:tabs>
+          <w:tab w:val="num" w:pos="2160"/>
+        </w:tabs>
+        <w:ind w:left="2160" w:hanging="360"/>
+      </w:pPr>
+      <w:rPr>
+        <w:rFonts w:ascii="Wingdings" w:hAnsi="Wingdings" w:hint="default"/>
+        <w:sz w:val="20"/>
+      </w:rPr>
+    </w:lvl>
+    <w:lvl w:ilvl="3" w:tentative="1">
+      <w:start w:val="1"/>
+      <w:numFmt w:val="bullet"/>
+      <w:lvlText w:val=""/>
+      <w:lvlJc w:val="left"/>
+      <w:pPr>
+        <w:tabs>
+          <w:tab w:val="num" w:pos="2880"/>
+        </w:tabs>
+        <w:ind w:left="2880" w:hanging="360"/>
+      </w:pPr>
+      <w:rPr>
+        <w:rFonts w:ascii="Wingdings" w:hAnsi="Wingdings" w:hint="default"/>
+        <w:sz w:val="20"/>
+      </w:rPr>
+    </w:lvl>
+    <w:lvl w:ilvl="4" w:tentative="1">
+      <w:start w:val="1"/>
+      <w:numFmt w:val="bullet"/>
+      <w:lvlText w:val=""/>
+      <w:lvlJc w:val="left"/>
+      <w:pPr>
+        <w:tabs>
+          <w:tab w:val="num" w:pos="3600"/>
+        </w:tabs>
+        <w:ind w:left="3600" w:hanging="360"/>
+      </w:pPr>
+      <w:rPr>
+        <w:rFonts w:ascii="Wingdings" w:hAnsi="Wingdings" w:hint="default"/>
+        <w:sz w:val="20"/>
+      </w:rPr>
+    </w:lvl>
+    <w:lvl w:ilvl="5" w:tentative="1">
+      <w:start w:val="1"/>
+      <w:numFmt w:val="bullet"/>
+      <w:lvlText w:val=""/>
+      <w:lvlJc w:val="left"/>
+      <w:pPr>
+        <w:tabs>
+          <w:tab w:val="num" w:pos="4320"/>
+        </w:tabs>
+        <w:ind w:left="4320" w:hanging="360"/>
+      </w:pPr>
+      <w:rPr>
+        <w:rFonts w:ascii="Wingdings" w:hAnsi="Wingdings" w:hint="default"/>
+        <w:sz w:val="20"/>
+      </w:rPr>
+    </w:lvl>
+    <w:lvl w:ilvl="6" w:tentative="1">
+      <w:start w:val="1"/>
+      <w:numFmt w:val="bullet"/>
+      <w:lvlText w:val=""/>
+      <w:lvlJc w:val="left"/>
+      <w:pPr>
+        <w:tabs>
+          <w:tab w:val="num" w:pos="5040"/>
+        </w:tabs>
+        <w:ind w:left="5040" w:hanging="360"/>
+      </w:pPr>
+      <w:rPr>
+        <w:rFonts w:ascii="Wingdings" w:hAnsi="Wingdings" w:hint="default"/>
+        <w:sz w:val="20"/>
+      </w:rPr>
+    </w:lvl>
+    <w:lvl w:ilvl="7" w:tentative="1">
+      <w:start w:val="1"/>
+      <w:numFmt w:val="bullet"/>
+      <w:lvlText w:val=""/>
+      <w:lvlJc w:val="left"/>
+      <w:pPr>
+        <w:tabs>
+          <w:tab w:val="num" w:pos="5760"/>
+        </w:tabs>
+        <w:ind w:left="5760" w:hanging="360"/>
+      </w:pPr>
+      <w:rPr>
+        <w:rFonts w:ascii="Wingdings" w:hAnsi="Wingdings" w:hint="default"/>
+        <w:sz w:val="20"/>
+      </w:rPr>
+    </w:lvl>
+    <w:lvl w:ilvl="8" w:tentative="1">
+      <w:start w:val="1"/>
+      <w:numFmt w:val="bullet"/>
+      <w:lvlText w:val=""/>
+      <w:lvlJc w:val="left"/>
+      <w:pPr>
+        <w:tabs>
+          <w:tab w:val="num" w:pos="6480"/>
+        </w:tabs>
+        <w:ind w:left="6480" w:hanging="360"/>
+      </w:pPr>
+      <w:rPr>
+        <w:rFonts w:ascii="Wingdings" w:hAnsi="Wingdings" w:hint="default"/>
+        <w:sz w:val="20"/>
+      </w:rPr>
+    </w:lvl>
+  </w:abstractNum>
+  <w:abstractNum w:abstractNumId="15" w15:restartNumberingAfterBreak="0">
     <w:nsid w:val="51F620B0"/>
     <w:multiLevelType w:val="multilevel"/>
     <w:tmpl w:val="8EF4CCB0"/>
@@ -7231,7 +11001,7 @@
       </w:rPr>
     </w:lvl>
   </w:abstractNum>
-  <w:abstractNum w:abstractNumId="10" w15:restartNumberingAfterBreak="0">
+  <w:abstractNum w:abstractNumId="16" w15:restartNumberingAfterBreak="0">
     <w:nsid w:val="530A650C"/>
     <w:multiLevelType w:val="multilevel"/>
     <w:tmpl w:val="7F1824F2"/>
@@ -7380,7 +11150,269 @@
       </w:rPr>
     </w:lvl>
   </w:abstractNum>
-  <w:abstractNum w:abstractNumId="11" w15:restartNumberingAfterBreak="0">
+  <w:abstractNum w:abstractNumId="17" w15:restartNumberingAfterBreak="0">
+    <w:nsid w:val="559917F3"/>
+    <w:multiLevelType w:val="multilevel"/>
+    <w:tmpl w:val="F9500EB8"/>
+    <w:lvl w:ilvl="0">
+      <w:start w:val="1"/>
+      <w:numFmt w:val="decimal"/>
+      <w:lvlText w:val="%1."/>
+      <w:lvlJc w:val="left"/>
+      <w:pPr>
+        <w:tabs>
+          <w:tab w:val="num" w:pos="720"/>
+        </w:tabs>
+        <w:ind w:left="720" w:hanging="360"/>
+      </w:pPr>
+    </w:lvl>
+    <w:lvl w:ilvl="1" w:tentative="1">
+      <w:start w:val="1"/>
+      <w:numFmt w:val="decimal"/>
+      <w:lvlText w:val="%2."/>
+      <w:lvlJc w:val="left"/>
+      <w:pPr>
+        <w:tabs>
+          <w:tab w:val="num" w:pos="1440"/>
+        </w:tabs>
+        <w:ind w:left="1440" w:hanging="360"/>
+      </w:pPr>
+    </w:lvl>
+    <w:lvl w:ilvl="2" w:tentative="1">
+      <w:start w:val="1"/>
+      <w:numFmt w:val="decimal"/>
+      <w:lvlText w:val="%3."/>
+      <w:lvlJc w:val="left"/>
+      <w:pPr>
+        <w:tabs>
+          <w:tab w:val="num" w:pos="2160"/>
+        </w:tabs>
+        <w:ind w:left="2160" w:hanging="360"/>
+      </w:pPr>
+    </w:lvl>
+    <w:lvl w:ilvl="3" w:tentative="1">
+      <w:start w:val="1"/>
+      <w:numFmt w:val="decimal"/>
+      <w:lvlText w:val="%4."/>
+      <w:lvlJc w:val="left"/>
+      <w:pPr>
+        <w:tabs>
+          <w:tab w:val="num" w:pos="2880"/>
+        </w:tabs>
+        <w:ind w:left="2880" w:hanging="360"/>
+      </w:pPr>
+    </w:lvl>
+    <w:lvl w:ilvl="4" w:tentative="1">
+      <w:start w:val="1"/>
+      <w:numFmt w:val="decimal"/>
+      <w:lvlText w:val="%5."/>
+      <w:lvlJc w:val="left"/>
+      <w:pPr>
+        <w:tabs>
+          <w:tab w:val="num" w:pos="3600"/>
+        </w:tabs>
+        <w:ind w:left="3600" w:hanging="360"/>
+      </w:pPr>
+    </w:lvl>
+    <w:lvl w:ilvl="5" w:tentative="1">
+      <w:start w:val="1"/>
+      <w:numFmt w:val="decimal"/>
+      <w:lvlText w:val="%6."/>
+      <w:lvlJc w:val="left"/>
+      <w:pPr>
+        <w:tabs>
+          <w:tab w:val="num" w:pos="4320"/>
+        </w:tabs>
+        <w:ind w:left="4320" w:hanging="360"/>
+      </w:pPr>
+    </w:lvl>
+    <w:lvl w:ilvl="6" w:tentative="1">
+      <w:start w:val="1"/>
+      <w:numFmt w:val="decimal"/>
+      <w:lvlText w:val="%7."/>
+      <w:lvlJc w:val="left"/>
+      <w:pPr>
+        <w:tabs>
+          <w:tab w:val="num" w:pos="5040"/>
+        </w:tabs>
+        <w:ind w:left="5040" w:hanging="360"/>
+      </w:pPr>
+    </w:lvl>
+    <w:lvl w:ilvl="7" w:tentative="1">
+      <w:start w:val="1"/>
+      <w:numFmt w:val="decimal"/>
+      <w:lvlText w:val="%8."/>
+      <w:lvlJc w:val="left"/>
+      <w:pPr>
+        <w:tabs>
+          <w:tab w:val="num" w:pos="5760"/>
+        </w:tabs>
+        <w:ind w:left="5760" w:hanging="360"/>
+      </w:pPr>
+    </w:lvl>
+    <w:lvl w:ilvl="8" w:tentative="1">
+      <w:start w:val="1"/>
+      <w:numFmt w:val="decimal"/>
+      <w:lvlText w:val="%9."/>
+      <w:lvlJc w:val="left"/>
+      <w:pPr>
+        <w:tabs>
+          <w:tab w:val="num" w:pos="6480"/>
+        </w:tabs>
+        <w:ind w:left="6480" w:hanging="360"/>
+      </w:pPr>
+    </w:lvl>
+  </w:abstractNum>
+  <w:abstractNum w:abstractNumId="18" w15:restartNumberingAfterBreak="0">
+    <w:nsid w:val="56E0151B"/>
+    <w:multiLevelType w:val="multilevel"/>
+    <w:tmpl w:val="CFBE2AD4"/>
+    <w:lvl w:ilvl="0">
+      <w:start w:val="1"/>
+      <w:numFmt w:val="bullet"/>
+      <w:lvlText w:val=""/>
+      <w:lvlJc w:val="left"/>
+      <w:pPr>
+        <w:tabs>
+          <w:tab w:val="num" w:pos="720"/>
+        </w:tabs>
+        <w:ind w:left="720" w:hanging="360"/>
+      </w:pPr>
+      <w:rPr>
+        <w:rFonts w:ascii="Symbol" w:hAnsi="Symbol" w:hint="default"/>
+        <w:sz w:val="20"/>
+      </w:rPr>
+    </w:lvl>
+    <w:lvl w:ilvl="1" w:tentative="1">
+      <w:start w:val="1"/>
+      <w:numFmt w:val="bullet"/>
+      <w:lvlText w:val="o"/>
+      <w:lvlJc w:val="left"/>
+      <w:pPr>
+        <w:tabs>
+          <w:tab w:val="num" w:pos="1440"/>
+        </w:tabs>
+        <w:ind w:left="1440" w:hanging="360"/>
+      </w:pPr>
+      <w:rPr>
+        <w:rFonts w:ascii="Courier New" w:hAnsi="Courier New" w:hint="default"/>
+        <w:sz w:val="20"/>
+      </w:rPr>
+    </w:lvl>
+    <w:lvl w:ilvl="2" w:tentative="1">
+      <w:start w:val="1"/>
+      <w:numFmt w:val="bullet"/>
+      <w:lvlText w:val=""/>
+      <w:lvlJc w:val="left"/>
+      <w:pPr>
+        <w:tabs>
+          <w:tab w:val="num" w:pos="2160"/>
+        </w:tabs>
+        <w:ind w:left="2160" w:hanging="360"/>
+      </w:pPr>
+      <w:rPr>
+        <w:rFonts w:ascii="Wingdings" w:hAnsi="Wingdings" w:hint="default"/>
+        <w:sz w:val="20"/>
+      </w:rPr>
+    </w:lvl>
+    <w:lvl w:ilvl="3" w:tentative="1">
+      <w:start w:val="1"/>
+      <w:numFmt w:val="bullet"/>
+      <w:lvlText w:val=""/>
+      <w:lvlJc w:val="left"/>
+      <w:pPr>
+        <w:tabs>
+          <w:tab w:val="num" w:pos="2880"/>
+        </w:tabs>
+        <w:ind w:left="2880" w:hanging="360"/>
+      </w:pPr>
+      <w:rPr>
+        <w:rFonts w:ascii="Wingdings" w:hAnsi="Wingdings" w:hint="default"/>
+        <w:sz w:val="20"/>
+      </w:rPr>
+    </w:lvl>
+    <w:lvl w:ilvl="4" w:tentative="1">
+      <w:start w:val="1"/>
+      <w:numFmt w:val="bullet"/>
+      <w:lvlText w:val=""/>
+      <w:lvlJc w:val="left"/>
+      <w:pPr>
+        <w:tabs>
+          <w:tab w:val="num" w:pos="3600"/>
+        </w:tabs>
+        <w:ind w:left="3600" w:hanging="360"/>
+      </w:pPr>
+      <w:rPr>
+        <w:rFonts w:ascii="Wingdings" w:hAnsi="Wingdings" w:hint="default"/>
+        <w:sz w:val="20"/>
+      </w:rPr>
+    </w:lvl>
+    <w:lvl w:ilvl="5" w:tentative="1">
+      <w:start w:val="1"/>
+      <w:numFmt w:val="bullet"/>
+      <w:lvlText w:val=""/>
+      <w:lvlJc w:val="left"/>
+      <w:pPr>
+        <w:tabs>
+          <w:tab w:val="num" w:pos="4320"/>
+        </w:tabs>
+        <w:ind w:left="4320" w:hanging="360"/>
+      </w:pPr>
+      <w:rPr>
+        <w:rFonts w:ascii="Wingdings" w:hAnsi="Wingdings" w:hint="default"/>
+        <w:sz w:val="20"/>
+      </w:rPr>
+    </w:lvl>
+    <w:lvl w:ilvl="6" w:tentative="1">
+      <w:start w:val="1"/>
+      <w:numFmt w:val="bullet"/>
+      <w:lvlText w:val=""/>
+      <w:lvlJc w:val="left"/>
+      <w:pPr>
+        <w:tabs>
+          <w:tab w:val="num" w:pos="5040"/>
+        </w:tabs>
+        <w:ind w:left="5040" w:hanging="360"/>
+      </w:pPr>
+      <w:rPr>
+        <w:rFonts w:ascii="Wingdings" w:hAnsi="Wingdings" w:hint="default"/>
+        <w:sz w:val="20"/>
+      </w:rPr>
+    </w:lvl>
+    <w:lvl w:ilvl="7" w:tentative="1">
+      <w:start w:val="1"/>
+      <w:numFmt w:val="bullet"/>
+      <w:lvlText w:val=""/>
+      <w:lvlJc w:val="left"/>
+      <w:pPr>
+        <w:tabs>
+          <w:tab w:val="num" w:pos="5760"/>
+        </w:tabs>
+        <w:ind w:left="5760" w:hanging="360"/>
+      </w:pPr>
+      <w:rPr>
+        <w:rFonts w:ascii="Wingdings" w:hAnsi="Wingdings" w:hint="default"/>
+        <w:sz w:val="20"/>
+      </w:rPr>
+    </w:lvl>
+    <w:lvl w:ilvl="8" w:tentative="1">
+      <w:start w:val="1"/>
+      <w:numFmt w:val="bullet"/>
+      <w:lvlText w:val=""/>
+      <w:lvlJc w:val="left"/>
+      <w:pPr>
+        <w:tabs>
+          <w:tab w:val="num" w:pos="6480"/>
+        </w:tabs>
+        <w:ind w:left="6480" w:hanging="360"/>
+      </w:pPr>
+      <w:rPr>
+        <w:rFonts w:ascii="Wingdings" w:hAnsi="Wingdings" w:hint="default"/>
+        <w:sz w:val="20"/>
+      </w:rPr>
+    </w:lvl>
+  </w:abstractNum>
+  <w:abstractNum w:abstractNumId="19" w15:restartNumberingAfterBreak="0">
     <w:nsid w:val="58C662F1"/>
     <w:multiLevelType w:val="multilevel"/>
     <w:tmpl w:val="2B664ABE"/>
@@ -7529,7 +11561,156 @@
       </w:rPr>
     </w:lvl>
   </w:abstractNum>
-  <w:abstractNum w:abstractNumId="12" w15:restartNumberingAfterBreak="0">
+  <w:abstractNum w:abstractNumId="20" w15:restartNumberingAfterBreak="0">
+    <w:nsid w:val="5CB30BE6"/>
+    <w:multiLevelType w:val="multilevel"/>
+    <w:tmpl w:val="3AE0EB98"/>
+    <w:lvl w:ilvl="0">
+      <w:start w:val="1"/>
+      <w:numFmt w:val="bullet"/>
+      <w:lvlText w:val=""/>
+      <w:lvlJc w:val="left"/>
+      <w:pPr>
+        <w:tabs>
+          <w:tab w:val="num" w:pos="720"/>
+        </w:tabs>
+        <w:ind w:left="720" w:hanging="360"/>
+      </w:pPr>
+      <w:rPr>
+        <w:rFonts w:ascii="Symbol" w:hAnsi="Symbol" w:hint="default"/>
+        <w:sz w:val="20"/>
+      </w:rPr>
+    </w:lvl>
+    <w:lvl w:ilvl="1" w:tentative="1">
+      <w:start w:val="1"/>
+      <w:numFmt w:val="bullet"/>
+      <w:lvlText w:val="o"/>
+      <w:lvlJc w:val="left"/>
+      <w:pPr>
+        <w:tabs>
+          <w:tab w:val="num" w:pos="1440"/>
+        </w:tabs>
+        <w:ind w:left="1440" w:hanging="360"/>
+      </w:pPr>
+      <w:rPr>
+        <w:rFonts w:ascii="Courier New" w:hAnsi="Courier New" w:hint="default"/>
+        <w:sz w:val="20"/>
+      </w:rPr>
+    </w:lvl>
+    <w:lvl w:ilvl="2" w:tentative="1">
+      <w:start w:val="1"/>
+      <w:numFmt w:val="bullet"/>
+      <w:lvlText w:val=""/>
+      <w:lvlJc w:val="left"/>
+      <w:pPr>
+        <w:tabs>
+          <w:tab w:val="num" w:pos="2160"/>
+        </w:tabs>
+        <w:ind w:left="2160" w:hanging="360"/>
+      </w:pPr>
+      <w:rPr>
+        <w:rFonts w:ascii="Wingdings" w:hAnsi="Wingdings" w:hint="default"/>
+        <w:sz w:val="20"/>
+      </w:rPr>
+    </w:lvl>
+    <w:lvl w:ilvl="3" w:tentative="1">
+      <w:start w:val="1"/>
+      <w:numFmt w:val="bullet"/>
+      <w:lvlText w:val=""/>
+      <w:lvlJc w:val="left"/>
+      <w:pPr>
+        <w:tabs>
+          <w:tab w:val="num" w:pos="2880"/>
+        </w:tabs>
+        <w:ind w:left="2880" w:hanging="360"/>
+      </w:pPr>
+      <w:rPr>
+        <w:rFonts w:ascii="Wingdings" w:hAnsi="Wingdings" w:hint="default"/>
+        <w:sz w:val="20"/>
+      </w:rPr>
+    </w:lvl>
+    <w:lvl w:ilvl="4" w:tentative="1">
+      <w:start w:val="1"/>
+      <w:numFmt w:val="bullet"/>
+      <w:lvlText w:val=""/>
+      <w:lvlJc w:val="left"/>
+      <w:pPr>
+        <w:tabs>
+          <w:tab w:val="num" w:pos="3600"/>
+        </w:tabs>
+        <w:ind w:left="3600" w:hanging="360"/>
+      </w:pPr>
+      <w:rPr>
+        <w:rFonts w:ascii="Wingdings" w:hAnsi="Wingdings" w:hint="default"/>
+        <w:sz w:val="20"/>
+      </w:rPr>
+    </w:lvl>
+    <w:lvl w:ilvl="5" w:tentative="1">
+      <w:start w:val="1"/>
+      <w:numFmt w:val="bullet"/>
+      <w:lvlText w:val=""/>
+      <w:lvlJc w:val="left"/>
+      <w:pPr>
+        <w:tabs>
+          <w:tab w:val="num" w:pos="4320"/>
+        </w:tabs>
+        <w:ind w:left="4320" w:hanging="360"/>
+      </w:pPr>
+      <w:rPr>
+        <w:rFonts w:ascii="Wingdings" w:hAnsi="Wingdings" w:hint="default"/>
+        <w:sz w:val="20"/>
+      </w:rPr>
+    </w:lvl>
+    <w:lvl w:ilvl="6" w:tentative="1">
+      <w:start w:val="1"/>
+      <w:numFmt w:val="bullet"/>
+      <w:lvlText w:val=""/>
+      <w:lvlJc w:val="left"/>
+      <w:pPr>
+        <w:tabs>
+          <w:tab w:val="num" w:pos="5040"/>
+        </w:tabs>
+        <w:ind w:left="5040" w:hanging="360"/>
+      </w:pPr>
+      <w:rPr>
+        <w:rFonts w:ascii="Wingdings" w:hAnsi="Wingdings" w:hint="default"/>
+        <w:sz w:val="20"/>
+      </w:rPr>
+    </w:lvl>
+    <w:lvl w:ilvl="7" w:tentative="1">
+      <w:start w:val="1"/>
+      <w:numFmt w:val="bullet"/>
+      <w:lvlText w:val=""/>
+      <w:lvlJc w:val="left"/>
+      <w:pPr>
+        <w:tabs>
+          <w:tab w:val="num" w:pos="5760"/>
+        </w:tabs>
+        <w:ind w:left="5760" w:hanging="360"/>
+      </w:pPr>
+      <w:rPr>
+        <w:rFonts w:ascii="Wingdings" w:hAnsi="Wingdings" w:hint="default"/>
+        <w:sz w:val="20"/>
+      </w:rPr>
+    </w:lvl>
+    <w:lvl w:ilvl="8" w:tentative="1">
+      <w:start w:val="1"/>
+      <w:numFmt w:val="bullet"/>
+      <w:lvlText w:val=""/>
+      <w:lvlJc w:val="left"/>
+      <w:pPr>
+        <w:tabs>
+          <w:tab w:val="num" w:pos="6480"/>
+        </w:tabs>
+        <w:ind w:left="6480" w:hanging="360"/>
+      </w:pPr>
+      <w:rPr>
+        <w:rFonts w:ascii="Wingdings" w:hAnsi="Wingdings" w:hint="default"/>
+        <w:sz w:val="20"/>
+      </w:rPr>
+    </w:lvl>
+  </w:abstractNum>
+  <w:abstractNum w:abstractNumId="21" w15:restartNumberingAfterBreak="0">
     <w:nsid w:val="68321365"/>
     <w:multiLevelType w:val="multilevel"/>
     <w:tmpl w:val="9F529322"/>
@@ -7642,7 +11823,7 @@
       </w:pPr>
     </w:lvl>
   </w:abstractNum>
-  <w:abstractNum w:abstractNumId="13" w15:restartNumberingAfterBreak="0">
+  <w:abstractNum w:abstractNumId="22" w15:restartNumberingAfterBreak="0">
     <w:nsid w:val="685C505B"/>
     <w:multiLevelType w:val="multilevel"/>
     <w:tmpl w:val="E3D86C1E"/>
@@ -7791,7 +11972,7 @@
       </w:rPr>
     </w:lvl>
   </w:abstractNum>
-  <w:abstractNum w:abstractNumId="14" w15:restartNumberingAfterBreak="0">
+  <w:abstractNum w:abstractNumId="23" w15:restartNumberingAfterBreak="0">
     <w:nsid w:val="6892686B"/>
     <w:multiLevelType w:val="multilevel"/>
     <w:tmpl w:val="388CC6CA"/>
@@ -7940,7 +12121,7 @@
       </w:rPr>
     </w:lvl>
   </w:abstractNum>
-  <w:abstractNum w:abstractNumId="15" w15:restartNumberingAfterBreak="0">
+  <w:abstractNum w:abstractNumId="24" w15:restartNumberingAfterBreak="0">
     <w:nsid w:val="68E027B3"/>
     <w:multiLevelType w:val="multilevel"/>
     <w:tmpl w:val="4AB47300"/>
@@ -8089,7 +12270,7 @@
       </w:rPr>
     </w:lvl>
   </w:abstractNum>
-  <w:abstractNum w:abstractNumId="16" w15:restartNumberingAfterBreak="0">
+  <w:abstractNum w:abstractNumId="25" w15:restartNumberingAfterBreak="0">
     <w:nsid w:val="69C62073"/>
     <w:multiLevelType w:val="multilevel"/>
     <w:tmpl w:val="407E78E2"/>
@@ -8206,7 +12387,156 @@
       </w:pPr>
     </w:lvl>
   </w:abstractNum>
-  <w:abstractNum w:abstractNumId="17" w15:restartNumberingAfterBreak="0">
+  <w:abstractNum w:abstractNumId="26" w15:restartNumberingAfterBreak="0">
+    <w:nsid w:val="6AC600AE"/>
+    <w:multiLevelType w:val="multilevel"/>
+    <w:tmpl w:val="6320453E"/>
+    <w:lvl w:ilvl="0">
+      <w:start w:val="1"/>
+      <w:numFmt w:val="bullet"/>
+      <w:lvlText w:val=""/>
+      <w:lvlJc w:val="left"/>
+      <w:pPr>
+        <w:tabs>
+          <w:tab w:val="num" w:pos="720"/>
+        </w:tabs>
+        <w:ind w:left="720" w:hanging="360"/>
+      </w:pPr>
+      <w:rPr>
+        <w:rFonts w:ascii="Symbol" w:hAnsi="Symbol" w:hint="default"/>
+        <w:sz w:val="20"/>
+      </w:rPr>
+    </w:lvl>
+    <w:lvl w:ilvl="1" w:tentative="1">
+      <w:start w:val="1"/>
+      <w:numFmt w:val="bullet"/>
+      <w:lvlText w:val="o"/>
+      <w:lvlJc w:val="left"/>
+      <w:pPr>
+        <w:tabs>
+          <w:tab w:val="num" w:pos="1440"/>
+        </w:tabs>
+        <w:ind w:left="1440" w:hanging="360"/>
+      </w:pPr>
+      <w:rPr>
+        <w:rFonts w:ascii="Courier New" w:hAnsi="Courier New" w:hint="default"/>
+        <w:sz w:val="20"/>
+      </w:rPr>
+    </w:lvl>
+    <w:lvl w:ilvl="2" w:tentative="1">
+      <w:start w:val="1"/>
+      <w:numFmt w:val="bullet"/>
+      <w:lvlText w:val=""/>
+      <w:lvlJc w:val="left"/>
+      <w:pPr>
+        <w:tabs>
+          <w:tab w:val="num" w:pos="2160"/>
+        </w:tabs>
+        <w:ind w:left="2160" w:hanging="360"/>
+      </w:pPr>
+      <w:rPr>
+        <w:rFonts w:ascii="Wingdings" w:hAnsi="Wingdings" w:hint="default"/>
+        <w:sz w:val="20"/>
+      </w:rPr>
+    </w:lvl>
+    <w:lvl w:ilvl="3" w:tentative="1">
+      <w:start w:val="1"/>
+      <w:numFmt w:val="bullet"/>
+      <w:lvlText w:val=""/>
+      <w:lvlJc w:val="left"/>
+      <w:pPr>
+        <w:tabs>
+          <w:tab w:val="num" w:pos="2880"/>
+        </w:tabs>
+        <w:ind w:left="2880" w:hanging="360"/>
+      </w:pPr>
+      <w:rPr>
+        <w:rFonts w:ascii="Wingdings" w:hAnsi="Wingdings" w:hint="default"/>
+        <w:sz w:val="20"/>
+      </w:rPr>
+    </w:lvl>
+    <w:lvl w:ilvl="4" w:tentative="1">
+      <w:start w:val="1"/>
+      <w:numFmt w:val="bullet"/>
+      <w:lvlText w:val=""/>
+      <w:lvlJc w:val="left"/>
+      <w:pPr>
+        <w:tabs>
+          <w:tab w:val="num" w:pos="3600"/>
+        </w:tabs>
+        <w:ind w:left="3600" w:hanging="360"/>
+      </w:pPr>
+      <w:rPr>
+        <w:rFonts w:ascii="Wingdings" w:hAnsi="Wingdings" w:hint="default"/>
+        <w:sz w:val="20"/>
+      </w:rPr>
+    </w:lvl>
+    <w:lvl w:ilvl="5" w:tentative="1">
+      <w:start w:val="1"/>
+      <w:numFmt w:val="bullet"/>
+      <w:lvlText w:val=""/>
+      <w:lvlJc w:val="left"/>
+      <w:pPr>
+        <w:tabs>
+          <w:tab w:val="num" w:pos="4320"/>
+        </w:tabs>
+        <w:ind w:left="4320" w:hanging="360"/>
+      </w:pPr>
+      <w:rPr>
+        <w:rFonts w:ascii="Wingdings" w:hAnsi="Wingdings" w:hint="default"/>
+        <w:sz w:val="20"/>
+      </w:rPr>
+    </w:lvl>
+    <w:lvl w:ilvl="6" w:tentative="1">
+      <w:start w:val="1"/>
+      <w:numFmt w:val="bullet"/>
+      <w:lvlText w:val=""/>
+      <w:lvlJc w:val="left"/>
+      <w:pPr>
+        <w:tabs>
+          <w:tab w:val="num" w:pos="5040"/>
+        </w:tabs>
+        <w:ind w:left="5040" w:hanging="360"/>
+      </w:pPr>
+      <w:rPr>
+        <w:rFonts w:ascii="Wingdings" w:hAnsi="Wingdings" w:hint="default"/>
+        <w:sz w:val="20"/>
+      </w:rPr>
+    </w:lvl>
+    <w:lvl w:ilvl="7" w:tentative="1">
+      <w:start w:val="1"/>
+      <w:numFmt w:val="bullet"/>
+      <w:lvlText w:val=""/>
+      <w:lvlJc w:val="left"/>
+      <w:pPr>
+        <w:tabs>
+          <w:tab w:val="num" w:pos="5760"/>
+        </w:tabs>
+        <w:ind w:left="5760" w:hanging="360"/>
+      </w:pPr>
+      <w:rPr>
+        <w:rFonts w:ascii="Wingdings" w:hAnsi="Wingdings" w:hint="default"/>
+        <w:sz w:val="20"/>
+      </w:rPr>
+    </w:lvl>
+    <w:lvl w:ilvl="8" w:tentative="1">
+      <w:start w:val="1"/>
+      <w:numFmt w:val="bullet"/>
+      <w:lvlText w:val=""/>
+      <w:lvlJc w:val="left"/>
+      <w:pPr>
+        <w:tabs>
+          <w:tab w:val="num" w:pos="6480"/>
+        </w:tabs>
+        <w:ind w:left="6480" w:hanging="360"/>
+      </w:pPr>
+      <w:rPr>
+        <w:rFonts w:ascii="Wingdings" w:hAnsi="Wingdings" w:hint="default"/>
+        <w:sz w:val="20"/>
+      </w:rPr>
+    </w:lvl>
+  </w:abstractNum>
+  <w:abstractNum w:abstractNumId="27" w15:restartNumberingAfterBreak="0">
     <w:nsid w:val="759D6656"/>
     <w:multiLevelType w:val="multilevel"/>
     <w:tmpl w:val="9582243A"/>
@@ -8355,7 +12685,7 @@
       </w:rPr>
     </w:lvl>
   </w:abstractNum>
-  <w:abstractNum w:abstractNumId="18" w15:restartNumberingAfterBreak="0">
+  <w:abstractNum w:abstractNumId="28" w15:restartNumberingAfterBreak="0">
     <w:nsid w:val="78982387"/>
     <w:multiLevelType w:val="multilevel"/>
     <w:tmpl w:val="6A7C7ABC"/>
@@ -8504,7 +12834,7 @@
       </w:rPr>
     </w:lvl>
   </w:abstractNum>
-  <w:abstractNum w:abstractNumId="19" w15:restartNumberingAfterBreak="0">
+  <w:abstractNum w:abstractNumId="29" w15:restartNumberingAfterBreak="0">
     <w:nsid w:val="7ED9274D"/>
     <w:multiLevelType w:val="multilevel"/>
     <w:tmpl w:val="EB0E2F3C"/>
@@ -8654,64 +12984,94 @@
     </w:lvl>
   </w:abstractNum>
   <w:num w:numId="1" w16cid:durableId="1024789016">
+    <w:abstractNumId w:val="12"/>
+  </w:num>
+  <w:num w:numId="2" w16cid:durableId="1192454878">
+    <w:abstractNumId w:val="29"/>
+  </w:num>
+  <w:num w:numId="3" w16cid:durableId="232282561">
+    <w:abstractNumId w:val="5"/>
+  </w:num>
+  <w:num w:numId="4" w16cid:durableId="1761440823">
+    <w:abstractNumId w:val="2"/>
+  </w:num>
+  <w:num w:numId="5" w16cid:durableId="90203052">
+    <w:abstractNumId w:val="9"/>
+  </w:num>
+  <w:num w:numId="6" w16cid:durableId="727921409">
+    <w:abstractNumId w:val="3"/>
+  </w:num>
+  <w:num w:numId="7" w16cid:durableId="769273128">
+    <w:abstractNumId w:val="22"/>
+  </w:num>
+  <w:num w:numId="8" w16cid:durableId="46342223">
+    <w:abstractNumId w:val="28"/>
+  </w:num>
+  <w:num w:numId="9" w16cid:durableId="190074567">
+    <w:abstractNumId w:val="10"/>
+  </w:num>
+  <w:num w:numId="10" w16cid:durableId="349071225">
+    <w:abstractNumId w:val="27"/>
+  </w:num>
+  <w:num w:numId="11" w16cid:durableId="678432870">
+    <w:abstractNumId w:val="24"/>
+  </w:num>
+  <w:num w:numId="12" w16cid:durableId="633409840">
+    <w:abstractNumId w:val="11"/>
+  </w:num>
+  <w:num w:numId="13" w16cid:durableId="1318339130">
+    <w:abstractNumId w:val="6"/>
+  </w:num>
+  <w:num w:numId="14" w16cid:durableId="2098940533">
+    <w:abstractNumId w:val="25"/>
+  </w:num>
+  <w:num w:numId="15" w16cid:durableId="289867546">
+    <w:abstractNumId w:val="21"/>
+  </w:num>
+  <w:num w:numId="16" w16cid:durableId="1571387365">
+    <w:abstractNumId w:val="16"/>
+  </w:num>
+  <w:num w:numId="17" w16cid:durableId="1419015613">
+    <w:abstractNumId w:val="19"/>
+  </w:num>
+  <w:num w:numId="18" w16cid:durableId="2145391148">
     <w:abstractNumId w:val="8"/>
   </w:num>
-  <w:num w:numId="2" w16cid:durableId="1192454878">
-    <w:abstractNumId w:val="19"/>
+  <w:num w:numId="19" w16cid:durableId="1593971561">
+    <w:abstractNumId w:val="23"/>
   </w:num>
-  <w:num w:numId="3" w16cid:durableId="232282561">
-    <w:abstractNumId w:val="2"/>
+  <w:num w:numId="20" w16cid:durableId="140081381">
+    <w:abstractNumId w:val="15"/>
   </w:num>
-  <w:num w:numId="4" w16cid:durableId="1761440823">
+  <w:num w:numId="21" w16cid:durableId="1604875126">
+    <w:abstractNumId w:val="20"/>
+  </w:num>
+  <w:num w:numId="22" w16cid:durableId="1201673724">
+    <w:abstractNumId w:val="18"/>
+  </w:num>
+  <w:num w:numId="23" w16cid:durableId="1198355072">
+    <w:abstractNumId w:val="1"/>
+  </w:num>
+  <w:num w:numId="24" w16cid:durableId="1495413895">
+    <w:abstractNumId w:val="26"/>
+  </w:num>
+  <w:num w:numId="25" w16cid:durableId="1781220459">
+    <w:abstractNumId w:val="13"/>
+  </w:num>
+  <w:num w:numId="26" w16cid:durableId="133179058">
+    <w:abstractNumId w:val="17"/>
+  </w:num>
+  <w:num w:numId="27" w16cid:durableId="703287785">
+    <w:abstractNumId w:val="7"/>
+  </w:num>
+  <w:num w:numId="28" w16cid:durableId="981882704">
     <w:abstractNumId w:val="0"/>
   </w:num>
-  <w:num w:numId="5" w16cid:durableId="90203052">
-    <w:abstractNumId w:val="5"/>
-  </w:num>
-  <w:num w:numId="6" w16cid:durableId="727921409">
-    <w:abstractNumId w:val="1"/>
-  </w:num>
-  <w:num w:numId="7" w16cid:durableId="769273128">
-    <w:abstractNumId w:val="13"/>
-  </w:num>
-  <w:num w:numId="8" w16cid:durableId="46342223">
-    <w:abstractNumId w:val="18"/>
-  </w:num>
-  <w:num w:numId="9" w16cid:durableId="190074567">
-    <w:abstractNumId w:val="6"/>
-  </w:num>
-  <w:num w:numId="10" w16cid:durableId="349071225">
-    <w:abstractNumId w:val="17"/>
-  </w:num>
-  <w:num w:numId="11" w16cid:durableId="678432870">
-    <w:abstractNumId w:val="15"/>
-  </w:num>
-  <w:num w:numId="12" w16cid:durableId="633409840">
-    <w:abstractNumId w:val="7"/>
-  </w:num>
-  <w:num w:numId="13" w16cid:durableId="1318339130">
-    <w:abstractNumId w:val="3"/>
-  </w:num>
-  <w:num w:numId="14" w16cid:durableId="2098940533">
-    <w:abstractNumId w:val="16"/>
-  </w:num>
-  <w:num w:numId="15" w16cid:durableId="289867546">
-    <w:abstractNumId w:val="12"/>
-  </w:num>
-  <w:num w:numId="16" w16cid:durableId="1571387365">
-    <w:abstractNumId w:val="10"/>
-  </w:num>
-  <w:num w:numId="17" w16cid:durableId="1419015613">
-    <w:abstractNumId w:val="11"/>
-  </w:num>
-  <w:num w:numId="18" w16cid:durableId="2145391148">
-    <w:abstractNumId w:val="4"/>
-  </w:num>
-  <w:num w:numId="19" w16cid:durableId="1593971561">
+  <w:num w:numId="29" w16cid:durableId="922034658">
     <w:abstractNumId w:val="14"/>
   </w:num>
-  <w:num w:numId="20" w16cid:durableId="140081381">
-    <w:abstractNumId w:val="9"/>
+  <w:num w:numId="30" w16cid:durableId="953515924">
+    <w:abstractNumId w:val="4"/>
   </w:num>
 </w:numbering>
 </file>
